--- a/docs/Раздел_1.4_Проектирование.docx
+++ b/docs/Раздел_1.4_Проектирование.docx
@@ -14,7 +14,7 @@
           <w:b/>
           <w:sz w:val="28"/>
         </w:rPr>
-        <w:t>1.4.1 Определение вариантов использования</w:t>
+        <w:t>1.4.1 Построение диаграмм вариантов использования</w:t>
       </w:r>
     </w:p>
     <w:p>
@@ -29,7 +29,7 @@
           <w:b w:val="0"/>
           <w:sz w:val="28"/>
         </w:rPr>
-        <w:t>Проектирование логики системы начинается с анализа требований к её функциональности. В ходе анализа выявляют внешних по отношению к системе действующих лиц и перечень аспектов её поведения при взаимодействии с ними. Такие аспекты поведения называют вариантами использования.</w:t>
+        <w:t>Диаграмма вариантов использования является инструментом системного анализа и проектирования. Вариант использования представляет собой характерную процедуру применения разрабатываемой системы конкретным действующим лицом. Действующим лицом проектируемой системы является пользователь.</w:t>
       </w:r>
     </w:p>
     <w:p>
@@ -44,179 +44,7 @@
           <w:b w:val="0"/>
           <w:sz w:val="28"/>
         </w:rPr>
-        <w:t>Основным действующим лицом проектируемой системы является инженер по тестированию. Кроме него во взаимодействии участвуют две внешние сущности: тестируемое приложение, над которым выполняются проверки, и хранилище результатов, в котором сохраняются итоги прогонов.</w:t>
-      </w:r>
-    </w:p>
-    <w:p>
-      <w:pPr>
-        <w:spacing w:lineRule="auto" w:line="360" w:before="0" w:after="0"/>
-        <w:ind w:firstLine="425"/>
-        <w:jc w:val="both"/>
-      </w:pPr>
-      <w:r>
-        <w:rPr>
-          <w:rFonts w:ascii="Times New Roman" w:hAnsi="Times New Roman" w:cs="Times New Roman" w:eastAsia="Times New Roman"/>
-          <w:b w:val="0"/>
-          <w:sz w:val="28"/>
-        </w:rPr>
-        <w:t>Для проектируемой системы выделены следующие варианты использования.</w:t>
-      </w:r>
-    </w:p>
-    <w:p>
-      <w:pPr>
-        <w:spacing w:lineRule="auto" w:line="360" w:before="0" w:after="0"/>
-        <w:ind w:firstLine="425"/>
-        <w:jc w:val="both"/>
-      </w:pPr>
-      <w:r>
-        <w:rPr>
-          <w:rFonts w:ascii="Times New Roman" w:hAnsi="Times New Roman" w:cs="Times New Roman" w:eastAsia="Times New Roman"/>
-          <w:b w:val="0"/>
-          <w:sz w:val="28"/>
-        </w:rPr>
-        <w:t>Основные варианты использования:</w:t>
-      </w:r>
-    </w:p>
-    <w:p>
-      <w:pPr>
-        <w:spacing w:lineRule="auto" w:line="360" w:before="0" w:after="0"/>
-        <w:ind w:firstLine="425"/>
-        <w:jc w:val="both"/>
-      </w:pPr>
-      <w:r>
-        <w:rPr>
-          <w:rFonts w:ascii="Times New Roman" w:hAnsi="Times New Roman" w:cs="Times New Roman" w:eastAsia="Times New Roman"/>
-          <w:sz w:val="28"/>
-        </w:rPr>
-        <w:t>– загрузить модель из файла;</w:t>
-      </w:r>
-    </w:p>
-    <w:p>
-      <w:pPr>
-        <w:spacing w:lineRule="auto" w:line="360" w:before="0" w:after="0"/>
-        <w:ind w:firstLine="425"/>
-        <w:jc w:val="both"/>
-      </w:pPr>
-      <w:r>
-        <w:rPr>
-          <w:rFonts w:ascii="Times New Roman" w:hAnsi="Times New Roman" w:cs="Times New Roman" w:eastAsia="Times New Roman"/>
-          <w:sz w:val="28"/>
-        </w:rPr>
-        <w:t>– сформировать набор тестов;</w:t>
-      </w:r>
-    </w:p>
-    <w:p>
-      <w:pPr>
-        <w:spacing w:lineRule="auto" w:line="360" w:before="0" w:after="0"/>
-        <w:ind w:firstLine="425"/>
-        <w:jc w:val="both"/>
-      </w:pPr>
-      <w:r>
-        <w:rPr>
-          <w:rFonts w:ascii="Times New Roman" w:hAnsi="Times New Roman" w:cs="Times New Roman" w:eastAsia="Times New Roman"/>
-          <w:sz w:val="28"/>
-        </w:rPr>
-        <w:t>– выполнить все тесты;</w:t>
-      </w:r>
-    </w:p>
-    <w:p>
-      <w:pPr>
-        <w:spacing w:lineRule="auto" w:line="360" w:before="0" w:after="0"/>
-        <w:ind w:firstLine="425"/>
-        <w:jc w:val="both"/>
-      </w:pPr>
-      <w:r>
-        <w:rPr>
-          <w:rFonts w:ascii="Times New Roman" w:hAnsi="Times New Roman" w:cs="Times New Roman" w:eastAsia="Times New Roman"/>
-          <w:sz w:val="28"/>
-        </w:rPr>
-        <w:t>– выполнить выбранные тесты;</w:t>
-      </w:r>
-    </w:p>
-    <w:p>
-      <w:pPr>
-        <w:spacing w:lineRule="auto" w:line="360" w:before="0" w:after="0"/>
-        <w:ind w:firstLine="425"/>
-        <w:jc w:val="both"/>
-      </w:pPr>
-      <w:r>
-        <w:rPr>
-          <w:rFonts w:ascii="Times New Roman" w:hAnsi="Times New Roman" w:cs="Times New Roman" w:eastAsia="Times New Roman"/>
-          <w:sz w:val="28"/>
-        </w:rPr>
-        <w:t>– просмотреть результаты прогона.</w:t>
-      </w:r>
-    </w:p>
-    <w:p>
-      <w:pPr>
-        <w:spacing w:lineRule="auto" w:line="360" w:before="0" w:after="0"/>
-        <w:ind w:firstLine="425"/>
-        <w:jc w:val="both"/>
-      </w:pPr>
-      <w:r>
-        <w:rPr>
-          <w:rFonts w:ascii="Times New Roman" w:hAnsi="Times New Roman" w:cs="Times New Roman" w:eastAsia="Times New Roman"/>
-          <w:b w:val="0"/>
-          <w:sz w:val="28"/>
-        </w:rPr>
-        <w:t>Вспомогательные варианты использования:</w:t>
-      </w:r>
-    </w:p>
-    <w:p>
-      <w:pPr>
-        <w:spacing w:lineRule="auto" w:line="360" w:before="0" w:after="0"/>
-        <w:ind w:firstLine="425"/>
-        <w:jc w:val="both"/>
-      </w:pPr>
-      <w:r>
-        <w:rPr>
-          <w:rFonts w:ascii="Times New Roman" w:hAnsi="Times New Roman" w:cs="Times New Roman" w:eastAsia="Times New Roman"/>
-          <w:sz w:val="28"/>
-        </w:rPr>
-        <w:t>– настроить параметры подключения к тестируемому приложению;</w:t>
-      </w:r>
-    </w:p>
-    <w:p>
-      <w:pPr>
-        <w:spacing w:lineRule="auto" w:line="360" w:before="0" w:after="0"/>
-        <w:ind w:firstLine="425"/>
-        <w:jc w:val="both"/>
-      </w:pPr>
-      <w:r>
-        <w:rPr>
-          <w:rFonts w:ascii="Times New Roman" w:hAnsi="Times New Roman" w:cs="Times New Roman" w:eastAsia="Times New Roman"/>
-          <w:sz w:val="28"/>
-        </w:rPr>
-        <w:t>– сохранить результаты в хранилище;</w:t>
-      </w:r>
-    </w:p>
-    <w:p>
-      <w:pPr>
-        <w:spacing w:lineRule="auto" w:line="360" w:before="0" w:after="0"/>
-        <w:ind w:firstLine="425"/>
-        <w:jc w:val="both"/>
-      </w:pPr>
-      <w:r>
-        <w:rPr>
-          <w:rFonts w:ascii="Times New Roman" w:hAnsi="Times New Roman" w:cs="Times New Roman" w:eastAsia="Times New Roman"/>
-          <w:sz w:val="28"/>
-        </w:rPr>
-        <w:t>– просмотреть историю прогонов.</w:t>
-      </w:r>
-    </w:p>
-    <w:p>
-      <w:pPr>
-        <w:spacing w:lineRule="auto" w:line="360" w:before="0" w:after="0"/>
-        <w:ind w:firstLine="425"/>
-        <w:jc w:val="both"/>
-      </w:pPr>
-      <w:r>
-        <w:rPr>
-          <w:rFonts w:ascii="Times New Roman" w:hAnsi="Times New Roman" w:cs="Times New Roman" w:eastAsia="Times New Roman"/>
-          <w:b w:val="0"/>
-          <w:sz w:val="28"/>
-        </w:rPr>
-        <w:t>Между вариантами использования установлены связи. Вариант «сформировать набор тестов» связан отношением include с вариантом «загрузить модель из файла», поскольку формирование тестов невозможно без предварительно загруженной модели. Вариант «выполнить все тесты» связан отношением include с вариантом «сохранить результаты». Вариант «выполнить выбранные тесты» связан отношением extend с вариантом «выполнить все тесты», так как отличается от него лишь дополнительным действием — предварительным отбором проверяемых сущностей. Диаграмма вариантов использования приведена на рисунке 1.4.1.</w:t>
+        <w:t>Пользователь выполняет четыре основных варианта использования: разобрать модель, сгенерировать тесты, запустить тесты и просмотреть историю прогонов. Между ними установлены связи: вариант «сгенерировать тесты» связан отношением «include» с вариантом «разобрать модель», так как генерация невозможна без построенной модели; вариант «запустить тесты» связан отношением «include» с вариантом «сохранить результаты прогона», поскольку сохранение выполняется всегда; вариант «открыть отчёт о прогоне» связан отношением «extend» с вариантом «запустить тесты», так как является необязательным продолжением. Диаграмма вариантов использования приведена на рисунке 1.</w:t>
       </w:r>
     </w:p>
     <w:p>
@@ -228,7 +56,7 @@
       <w:r>
         <w:drawing>
           <wp:inline xmlns:a="http://schemas.openxmlformats.org/drawingml/2006/main" xmlns:pic="http://schemas.openxmlformats.org/drawingml/2006/picture">
-            <wp:extent cx="5580000" cy="2714820"/>
+            <wp:extent cx="5580000" cy="2179789"/>
             <wp:docPr id="1" name="Picture 1"/>
             <wp:cNvGraphicFramePr>
               <a:graphicFrameLocks noChangeAspect="1"/>
@@ -249,7 +77,7 @@
                   <pic:spPr>
                     <a:xfrm>
                       <a:off x="0" y="0"/>
-                      <a:ext cx="5580000" cy="2714820"/>
+                      <a:ext cx="5580000" cy="2179789"/>
                     </a:xfrm>
                     <a:prstGeom prst="rect"/>
                   </pic:spPr>
@@ -271,7 +99,7 @@
           <w:rFonts w:ascii="Times New Roman" w:hAnsi="Times New Roman" w:cs="Times New Roman" w:eastAsia="Times New Roman"/>
           <w:sz w:val="28"/>
         </w:rPr>
-        <w:t>Рисунок 1.4.1 – Диаграмма вариантов использования проектируемой системы</w:t>
+        <w:t>Рисунок 1 – Диаграмма вариантов использования</w:t>
       </w:r>
     </w:p>
     <w:p>
@@ -286,12 +114,12 @@
           <w:b w:val="0"/>
           <w:sz w:val="28"/>
         </w:rPr>
-        <w:t>Краткое описание основного варианта использования «сформировать набор тестов» приведено в таблице 1.4.1.</w:t>
+        <w:t>Краткое описание варианта использования «Разобрать модель» представлено в таблице 1.</w:t>
       </w:r>
     </w:p>
     <w:p>
       <w:pPr>
-        <w:spacing w:lineRule="auto" w:line="360" w:before="120" w:after="40"/>
+        <w:spacing w:lineRule="auto" w:line="360" w:before="160" w:after="40"/>
         <w:ind w:firstLine="0"/>
         <w:jc w:val="left"/>
       </w:pPr>
@@ -300,7 +128,7 @@
           <w:rFonts w:ascii="Times New Roman" w:hAnsi="Times New Roman" w:cs="Times New Roman" w:eastAsia="Times New Roman"/>
           <w:sz w:val="28"/>
         </w:rPr>
-        <w:t>Таблица 1.4.1 – Краткое описание основного варианта использования</w:t>
+        <w:t>Таблица 1 – Краткое описание варианта использования «Разобрать модель»</w:t>
       </w:r>
     </w:p>
     <w:tbl>
@@ -393,7 +221,7 @@
                 <w:b w:val="0"/>
                 <w:sz w:val="24"/>
               </w:rPr>
-              <w:t>Сформировать набор тестов</w:t>
+              <w:t>Разобрать модель</w:t>
             </w:r>
           </w:p>
         </w:tc>
@@ -435,7 +263,7 @@
                 <w:b w:val="0"/>
                 <w:sz w:val="24"/>
               </w:rPr>
-              <w:t>Получить набор проверок по загруженной модели</w:t>
+              <w:t>Построить объектную модель по файлу выгрузки</w:t>
             </w:r>
           </w:p>
         </w:tc>
@@ -477,7 +305,7 @@
                 <w:b w:val="0"/>
                 <w:sz w:val="24"/>
               </w:rPr>
-              <w:t>Инженер по тестированию</w:t>
+              <w:t>Пользователь</w:t>
             </w:r>
           </w:p>
         </w:tc>
@@ -561,27 +389,12 @@
                 <w:b w:val="0"/>
                 <w:sz w:val="24"/>
               </w:rPr>
-              <w:t>Пользователь указывает модель и параметры подключения; система разбирает модель, определяет вид каждой сущности и формирует для неё набор проверок.</w:t>
+              <w:t>Пользователь указывает файл модели; система считывает его, разбирает и строит дерево сущностей.</w:t>
             </w:r>
           </w:p>
         </w:tc>
       </w:tr>
     </w:tbl>
-    <w:p>
-      <w:pPr>
-        <w:spacing w:lineRule="auto" w:line="360" w:before="240" w:after="120"/>
-        <w:ind w:firstLine="0"/>
-        <w:jc w:val="left"/>
-      </w:pPr>
-      <w:r>
-        <w:rPr>
-          <w:rFonts w:ascii="Times New Roman" w:hAnsi="Times New Roman" w:cs="Times New Roman" w:eastAsia="Times New Roman"/>
-          <w:b/>
-          <w:sz w:val="28"/>
-        </w:rPr>
-        <w:t>1.4.2 Построение концептуальной модели предметной области</w:t>
-      </w:r>
-    </w:p>
     <w:p>
       <w:pPr>
         <w:spacing w:lineRule="auto" w:line="360" w:before="0" w:after="0"/>
@@ -594,167 +407,12 @@
           <w:b w:val="0"/>
           <w:sz w:val="28"/>
         </w:rPr>
-        <w:t>Концептуальная модель оперирует понятиями предметной области, их признаками и отношениями между ними. Множество понятий-кандидатов формируют из существительных, характеризующих предметную область в описании вариантов использования. При разделении понятий и признаков пользуются правилом: если рассматриваемый объект не является числом или текстом, то это, скорее всего, понятие; в противном случае — признак.</w:t>
+        <w:t>Типичный ход событий для варианта использования «Разобрать модель» представлен в таблице 2.</w:t>
       </w:r>
     </w:p>
     <w:p>
       <w:pPr>
-        <w:spacing w:lineRule="auto" w:line="360" w:before="0" w:after="0"/>
-        <w:ind w:firstLine="425"/>
-        <w:jc w:val="both"/>
-      </w:pPr>
-      <w:r>
-        <w:rPr>
-          <w:rFonts w:ascii="Times New Roman" w:hAnsi="Times New Roman" w:cs="Times New Roman" w:eastAsia="Times New Roman"/>
-          <w:b w:val="0"/>
-          <w:sz w:val="28"/>
-        </w:rPr>
-        <w:t>Центральным понятием предметной области является модель — описание подсистемы, выгруженное из тестируемого приложения. Модель содержит сущности. Каждая сущность включает группы свойств, а каждая группа свойств — поля. С сущностью также связаны операции (создание, изменение, удаление, архивирование) и поиски. Сущности могут быть связаны между собой отношением «состоит из», образуя пары «родитель — потомок». Перечисленные понятия и связи между ними с указанием множественности приведены на рисунке 1.4.2.</w:t>
-      </w:r>
-    </w:p>
-    <w:p>
-      <w:pPr>
-        <w:spacing w:before="120" w:after="0"/>
-        <w:ind w:firstLine="0"/>
-        <w:jc w:val="center"/>
-      </w:pPr>
-      <w:r>
-        <w:drawing>
-          <wp:inline xmlns:a="http://schemas.openxmlformats.org/drawingml/2006/main" xmlns:pic="http://schemas.openxmlformats.org/drawingml/2006/picture">
-            <wp:extent cx="4680000" cy="3578023"/>
-            <wp:docPr id="2" name="Picture 2"/>
-            <wp:cNvGraphicFramePr>
-              <a:graphicFrameLocks noChangeAspect="1"/>
-            </wp:cNvGraphicFramePr>
-            <a:graphic>
-              <a:graphicData uri="http://schemas.openxmlformats.org/drawingml/2006/picture">
-                <pic:pic>
-                  <pic:nvPicPr>
-                    <pic:cNvPr id="0" name="cls.png"/>
-                    <pic:cNvPicPr/>
-                  </pic:nvPicPr>
-                  <pic:blipFill>
-                    <a:blip r:embed="rId10"/>
-                    <a:stretch>
-                      <a:fillRect/>
-                    </a:stretch>
-                  </pic:blipFill>
-                  <pic:spPr>
-                    <a:xfrm>
-                      <a:off x="0" y="0"/>
-                      <a:ext cx="4680000" cy="3578023"/>
-                    </a:xfrm>
-                    <a:prstGeom prst="rect"/>
-                  </pic:spPr>
-                </pic:pic>
-              </a:graphicData>
-            </a:graphic>
-          </wp:inline>
-        </w:drawing>
-      </w:r>
-    </w:p>
-    <w:p>
-      <w:pPr>
-        <w:spacing w:lineRule="auto" w:line="360" w:before="0" w:after="120"/>
-        <w:ind w:firstLine="425"/>
-        <w:jc w:val="both"/>
-      </w:pPr>
-      <w:r>
-        <w:rPr>
-          <w:rFonts w:ascii="Times New Roman" w:hAnsi="Times New Roman" w:cs="Times New Roman" w:eastAsia="Times New Roman"/>
-          <w:sz w:val="28"/>
-        </w:rPr>
-        <w:t>Рисунок 1.4.2 – Концептуальная модель предметной области</w:t>
-      </w:r>
-    </w:p>
-    <w:p>
-      <w:pPr>
-        <w:spacing w:lineRule="auto" w:line="360" w:before="0" w:after="0"/>
-        <w:ind w:firstLine="425"/>
-        <w:jc w:val="both"/>
-      </w:pPr>
-      <w:r>
-        <w:rPr>
-          <w:rFonts w:ascii="Times New Roman" w:hAnsi="Times New Roman" w:cs="Times New Roman" w:eastAsia="Times New Roman"/>
-          <w:b w:val="0"/>
-          <w:sz w:val="28"/>
-        </w:rPr>
-        <w:t>Помимо ассоциаций в модели присутствуют отношения обобщения. Понятие «сущность» является обобщающим для двух видов сущностей: главной, имеющей собственную точку входа, и дочерней, существующей только в составе другой сущности. Аналогично понятие «способ ведения данных» обобщает два способа работы с записями: через отдельную карточку и непосредственно в таблице. Отношения обобщения показаны на рисунке 1.4.3.</w:t>
-      </w:r>
-    </w:p>
-    <w:p>
-      <w:pPr>
-        <w:spacing w:before="120" w:after="0"/>
-        <w:ind w:firstLine="0"/>
-        <w:jc w:val="center"/>
-      </w:pPr>
-      <w:r>
-        <w:drawing>
-          <wp:inline xmlns:a="http://schemas.openxmlformats.org/drawingml/2006/main" xmlns:pic="http://schemas.openxmlformats.org/drawingml/2006/picture">
-            <wp:extent cx="4500000" cy="1103612"/>
-            <wp:docPr id="3" name="Picture 3"/>
-            <wp:cNvGraphicFramePr>
-              <a:graphicFrameLocks noChangeAspect="1"/>
-            </wp:cNvGraphicFramePr>
-            <a:graphic>
-              <a:graphicData uri="http://schemas.openxmlformats.org/drawingml/2006/picture">
-                <pic:pic>
-                  <pic:nvPicPr>
-                    <pic:cNvPr id="0" name="gen.png"/>
-                    <pic:cNvPicPr/>
-                  </pic:nvPicPr>
-                  <pic:blipFill>
-                    <a:blip r:embed="rId11"/>
-                    <a:stretch>
-                      <a:fillRect/>
-                    </a:stretch>
-                  </pic:blipFill>
-                  <pic:spPr>
-                    <a:xfrm>
-                      <a:off x="0" y="0"/>
-                      <a:ext cx="4500000" cy="1103612"/>
-                    </a:xfrm>
-                    <a:prstGeom prst="rect"/>
-                  </pic:spPr>
-                </pic:pic>
-              </a:graphicData>
-            </a:graphic>
-          </wp:inline>
-        </w:drawing>
-      </w:r>
-    </w:p>
-    <w:p>
-      <w:pPr>
-        <w:spacing w:lineRule="auto" w:line="360" w:before="0" w:after="120"/>
-        <w:ind w:firstLine="425"/>
-        <w:jc w:val="both"/>
-      </w:pPr>
-      <w:r>
-        <w:rPr>
-          <w:rFonts w:ascii="Times New Roman" w:hAnsi="Times New Roman" w:cs="Times New Roman" w:eastAsia="Times New Roman"/>
-          <w:sz w:val="28"/>
-        </w:rPr>
-        <w:t>Рисунок 1.4.3 – Отношения обобщения в концептуальной модели</w:t>
-      </w:r>
-    </w:p>
-    <w:p>
-      <w:pPr>
-        <w:spacing w:lineRule="auto" w:line="360" w:before="0" w:after="0"/>
-        <w:ind w:firstLine="425"/>
-        <w:jc w:val="both"/>
-      </w:pPr>
-      <w:r>
-        <w:rPr>
-          <w:rFonts w:ascii="Times New Roman" w:hAnsi="Times New Roman" w:cs="Times New Roman" w:eastAsia="Times New Roman"/>
-          <w:b w:val="0"/>
-          <w:sz w:val="28"/>
-        </w:rPr>
-        <w:t>Распределение выявленных понятий-кандидатов между понятиями и признаками приведено в таблице 1.4.2.</w:t>
-      </w:r>
-    </w:p>
-    <w:p>
-      <w:pPr>
-        <w:spacing w:lineRule="auto" w:line="360" w:before="120" w:after="40"/>
+        <w:spacing w:lineRule="auto" w:line="360" w:before="160" w:after="40"/>
         <w:ind w:firstLine="0"/>
         <w:jc w:val="left"/>
       </w:pPr>
@@ -763,7 +421,7 @@
           <w:rFonts w:ascii="Times New Roman" w:hAnsi="Times New Roman" w:cs="Times New Roman" w:eastAsia="Times New Roman"/>
           <w:sz w:val="28"/>
         </w:rPr>
-        <w:t>Таблица 1.4.2 – Перечень понятий-кандидатов предметной области</w:t>
+        <w:t>Таблица 2 – Типичный ход событий для варианта использования «Разобрать модель»</w:t>
       </w:r>
     </w:p>
     <w:tbl>
@@ -794,7 +452,7 @@
                 <w:b/>
                 <w:sz w:val="24"/>
               </w:rPr>
-              <w:t>Понятие-кандидат</w:t>
+              <w:t>Действие исполнителя</w:t>
             </w:r>
           </w:p>
         </w:tc>
@@ -814,7 +472,1840 @@
                 <w:b/>
                 <w:sz w:val="24"/>
               </w:rPr>
-              <w:t>Вид</w:t>
+              <w:t>Отклик системы</w:t>
+            </w:r>
+          </w:p>
+        </w:tc>
+      </w:tr>
+      <w:tr>
+        <w:tc>
+          <w:tcPr>
+            <w:tcW w:type="dxa" w:w="4844"/>
+          </w:tcPr>
+          <w:p>
+            <w:pPr>
+              <w:spacing w:line="240" w:lineRule="auto" w:before="0" w:after="0"/>
+              <w:ind w:firstLine="0"/>
+              <w:jc w:val="left"/>
+            </w:pPr>
+            <w:r>
+              <w:rPr>
+                <w:rFonts w:ascii="Times New Roman" w:hAnsi="Times New Roman" w:cs="Times New Roman" w:eastAsia="Times New Roman"/>
+                <w:b w:val="0"/>
+                <w:sz w:val="24"/>
+              </w:rPr>
+              <w:t>1. Пользователь выбирает файл модели</w:t>
+            </w:r>
+          </w:p>
+        </w:tc>
+        <w:tc>
+          <w:tcPr>
+            <w:tcW w:type="dxa" w:w="4844"/>
+          </w:tcPr>
+          <w:p>
+            <w:pPr>
+              <w:spacing w:line="240" w:lineRule="auto" w:before="0" w:after="0"/>
+              <w:ind w:firstLine="0"/>
+              <w:jc w:val="left"/>
+            </w:pPr>
+            <w:r>
+              <w:rPr>
+                <w:rFonts w:ascii="Times New Roman" w:hAnsi="Times New Roman" w:cs="Times New Roman" w:eastAsia="Times New Roman"/>
+                <w:b w:val="0"/>
+                <w:sz w:val="24"/>
+              </w:rPr>
+              <w:t>2. Система проверяет доступность файла и считывает его</w:t>
+            </w:r>
+          </w:p>
+        </w:tc>
+      </w:tr>
+      <w:tr>
+        <w:tc>
+          <w:tcPr>
+            <w:tcW w:type="dxa" w:w="4844"/>
+          </w:tcPr>
+          <w:p>
+            <w:pPr>
+              <w:spacing w:line="240" w:lineRule="auto" w:before="0" w:after="0"/>
+              <w:ind w:firstLine="0"/>
+              <w:jc w:val="left"/>
+            </w:pPr>
+            <w:r>
+              <w:rPr>
+                <w:rFonts w:ascii="Times New Roman" w:hAnsi="Times New Roman" w:cs="Times New Roman" w:eastAsia="Times New Roman"/>
+                <w:b w:val="0"/>
+                <w:sz w:val="24"/>
+              </w:rPr>
+              <w:t>3. Пользователь запускает разбор</w:t>
+            </w:r>
+          </w:p>
+        </w:tc>
+        <w:tc>
+          <w:tcPr>
+            <w:tcW w:type="dxa" w:w="4844"/>
+          </w:tcPr>
+          <w:p>
+            <w:pPr>
+              <w:spacing w:line="240" w:lineRule="auto" w:before="0" w:after="0"/>
+              <w:ind w:firstLine="0"/>
+              <w:jc w:val="left"/>
+            </w:pPr>
+            <w:r>
+              <w:rPr>
+                <w:rFonts w:ascii="Times New Roman" w:hAnsi="Times New Roman" w:cs="Times New Roman" w:eastAsia="Times New Roman"/>
+                <w:b w:val="0"/>
+                <w:sz w:val="24"/>
+              </w:rPr>
+              <w:t>4. Система разбирает файл и строит объектную модель</w:t>
+            </w:r>
+          </w:p>
+        </w:tc>
+      </w:tr>
+      <w:tr>
+        <w:tc>
+          <w:tcPr>
+            <w:tcW w:type="dxa" w:w="4844"/>
+          </w:tcPr>
+          <w:p>
+            <w:pPr>
+              <w:spacing w:line="240" w:lineRule="auto" w:before="0" w:after="0"/>
+              <w:ind w:firstLine="0"/>
+              <w:jc w:val="left"/>
+            </w:pPr>
+            <w:r>
+              <w:rPr>
+                <w:rFonts w:ascii="Times New Roman" w:hAnsi="Times New Roman" w:cs="Times New Roman" w:eastAsia="Times New Roman"/>
+                <w:b w:val="0"/>
+                <w:sz w:val="24"/>
+              </w:rPr>
+              <w:t>5. Пользователь просматривает дерево сущностей</w:t>
+            </w:r>
+          </w:p>
+        </w:tc>
+        <w:tc>
+          <w:tcPr>
+            <w:tcW w:type="dxa" w:w="4844"/>
+          </w:tcPr>
+          <w:p>
+            <w:pPr>
+              <w:spacing w:line="240" w:lineRule="auto" w:before="0" w:after="0"/>
+              <w:ind w:firstLine="0"/>
+              <w:jc w:val="left"/>
+            </w:pPr>
+            <w:r>
+              <w:rPr>
+                <w:rFonts w:ascii="Times New Roman" w:hAnsi="Times New Roman" w:cs="Times New Roman" w:eastAsia="Times New Roman"/>
+                <w:b w:val="0"/>
+                <w:sz w:val="24"/>
+              </w:rPr>
+              <w:t>6. Система отображает дерево сущностей</w:t>
+            </w:r>
+          </w:p>
+        </w:tc>
+      </w:tr>
+    </w:tbl>
+    <w:p>
+      <w:pPr>
+        <w:spacing w:lineRule="auto" w:line="360" w:before="0" w:after="0"/>
+        <w:ind w:firstLine="425"/>
+        <w:jc w:val="both"/>
+      </w:pPr>
+      <w:r>
+        <w:rPr>
+          <w:rFonts w:ascii="Times New Roman" w:hAnsi="Times New Roman" w:cs="Times New Roman" w:eastAsia="Times New Roman"/>
+          <w:b w:val="0"/>
+          <w:sz w:val="28"/>
+        </w:rPr>
+        <w:t>Альтернатива. Если файл не указан или некорректен, система выводит сообщение об ошибке и прекращает операцию.</w:t>
+      </w:r>
+    </w:p>
+    <w:p>
+      <w:pPr>
+        <w:spacing w:lineRule="auto" w:line="360" w:before="0" w:after="0"/>
+        <w:ind w:firstLine="425"/>
+        <w:jc w:val="both"/>
+      </w:pPr>
+      <w:r>
+        <w:rPr>
+          <w:rFonts w:ascii="Times New Roman" w:hAnsi="Times New Roman" w:cs="Times New Roman" w:eastAsia="Times New Roman"/>
+          <w:b w:val="0"/>
+          <w:sz w:val="28"/>
+        </w:rPr>
+        <w:t>Краткое описание варианта использования «Сгенерировать тесты» представлено в таблице 3.</w:t>
+      </w:r>
+    </w:p>
+    <w:p>
+      <w:pPr>
+        <w:spacing w:lineRule="auto" w:line="360" w:before="160" w:after="40"/>
+        <w:ind w:firstLine="0"/>
+        <w:jc w:val="left"/>
+      </w:pPr>
+      <w:r>
+        <w:rPr>
+          <w:rFonts w:ascii="Times New Roman" w:hAnsi="Times New Roman" w:cs="Times New Roman" w:eastAsia="Times New Roman"/>
+          <w:sz w:val="28"/>
+        </w:rPr>
+        <w:t>Таблица 3 – Краткое описание варианта использования «Сгенерировать тесты»</w:t>
+      </w:r>
+    </w:p>
+    <w:tbl>
+      <w:tblPr>
+        <w:tblStyle w:val="TableGrid"/>
+        <w:tblW w:type="auto" w:w="0"/>
+        <w:jc w:val="left"/>
+        <w:tblLook w:firstColumn="1" w:firstRow="1" w:lastColumn="0" w:lastRow="0" w:noHBand="0" w:noVBand="1" w:val="04A0"/>
+      </w:tblPr>
+      <w:tblGrid>
+        <w:gridCol w:w="4844"/>
+        <w:gridCol w:w="4844"/>
+      </w:tblGrid>
+      <w:tr>
+        <w:tc>
+          <w:tcPr>
+            <w:tcW w:type="dxa" w:w="4844"/>
+          </w:tcPr>
+          <w:p>
+            <w:pPr>
+              <w:spacing w:line="240" w:lineRule="auto" w:before="0" w:after="0"/>
+              <w:ind w:firstLine="0"/>
+              <w:jc w:val="left"/>
+            </w:pPr>
+            <w:r>
+              <w:rPr>
+                <w:rFonts w:ascii="Times New Roman" w:hAnsi="Times New Roman" w:cs="Times New Roman" w:eastAsia="Times New Roman"/>
+                <w:b/>
+                <w:sz w:val="24"/>
+              </w:rPr>
+              <w:t>Поле описания</w:t>
+            </w:r>
+          </w:p>
+        </w:tc>
+        <w:tc>
+          <w:tcPr>
+            <w:tcW w:type="dxa" w:w="4844"/>
+          </w:tcPr>
+          <w:p>
+            <w:pPr>
+              <w:spacing w:line="240" w:lineRule="auto" w:before="0" w:after="0"/>
+              <w:ind w:firstLine="0"/>
+              <w:jc w:val="left"/>
+            </w:pPr>
+            <w:r>
+              <w:rPr>
+                <w:rFonts w:ascii="Times New Roman" w:hAnsi="Times New Roman" w:cs="Times New Roman" w:eastAsia="Times New Roman"/>
+                <w:b/>
+                <w:sz w:val="24"/>
+              </w:rPr>
+              <w:t>Содержание</w:t>
+            </w:r>
+          </w:p>
+        </w:tc>
+      </w:tr>
+      <w:tr>
+        <w:tc>
+          <w:tcPr>
+            <w:tcW w:type="dxa" w:w="4844"/>
+          </w:tcPr>
+          <w:p>
+            <w:pPr>
+              <w:spacing w:line="240" w:lineRule="auto" w:before="0" w:after="0"/>
+              <w:ind w:firstLine="0"/>
+              <w:jc w:val="left"/>
+            </w:pPr>
+            <w:r>
+              <w:rPr>
+                <w:rFonts w:ascii="Times New Roman" w:hAnsi="Times New Roman" w:cs="Times New Roman" w:eastAsia="Times New Roman"/>
+                <w:b w:val="0"/>
+                <w:sz w:val="24"/>
+              </w:rPr>
+              <w:t>Название</w:t>
+            </w:r>
+          </w:p>
+        </w:tc>
+        <w:tc>
+          <w:tcPr>
+            <w:tcW w:type="dxa" w:w="4844"/>
+          </w:tcPr>
+          <w:p>
+            <w:pPr>
+              <w:spacing w:line="240" w:lineRule="auto" w:before="0" w:after="0"/>
+              <w:ind w:firstLine="0"/>
+              <w:jc w:val="left"/>
+            </w:pPr>
+            <w:r>
+              <w:rPr>
+                <w:rFonts w:ascii="Times New Roman" w:hAnsi="Times New Roman" w:cs="Times New Roman" w:eastAsia="Times New Roman"/>
+                <w:b w:val="0"/>
+                <w:sz w:val="24"/>
+              </w:rPr>
+              <w:t>Сгенерировать тесты</w:t>
+            </w:r>
+          </w:p>
+        </w:tc>
+      </w:tr>
+      <w:tr>
+        <w:tc>
+          <w:tcPr>
+            <w:tcW w:type="dxa" w:w="4844"/>
+          </w:tcPr>
+          <w:p>
+            <w:pPr>
+              <w:spacing w:line="240" w:lineRule="auto" w:before="0" w:after="0"/>
+              <w:ind w:firstLine="0"/>
+              <w:jc w:val="left"/>
+            </w:pPr>
+            <w:r>
+              <w:rPr>
+                <w:rFonts w:ascii="Times New Roman" w:hAnsi="Times New Roman" w:cs="Times New Roman" w:eastAsia="Times New Roman"/>
+                <w:b w:val="0"/>
+                <w:sz w:val="24"/>
+              </w:rPr>
+              <w:t>Цель</w:t>
+            </w:r>
+          </w:p>
+        </w:tc>
+        <w:tc>
+          <w:tcPr>
+            <w:tcW w:type="dxa" w:w="4844"/>
+          </w:tcPr>
+          <w:p>
+            <w:pPr>
+              <w:spacing w:line="240" w:lineRule="auto" w:before="0" w:after="0"/>
+              <w:ind w:firstLine="0"/>
+              <w:jc w:val="left"/>
+            </w:pPr>
+            <w:r>
+              <w:rPr>
+                <w:rFonts w:ascii="Times New Roman" w:hAnsi="Times New Roman" w:cs="Times New Roman" w:eastAsia="Times New Roman"/>
+                <w:b w:val="0"/>
+                <w:sz w:val="24"/>
+              </w:rPr>
+              <w:t>Сформировать проект автотестов по построенной модели</w:t>
+            </w:r>
+          </w:p>
+        </w:tc>
+      </w:tr>
+      <w:tr>
+        <w:tc>
+          <w:tcPr>
+            <w:tcW w:type="dxa" w:w="4844"/>
+          </w:tcPr>
+          <w:p>
+            <w:pPr>
+              <w:spacing w:line="240" w:lineRule="auto" w:before="0" w:after="0"/>
+              <w:ind w:firstLine="0"/>
+              <w:jc w:val="left"/>
+            </w:pPr>
+            <w:r>
+              <w:rPr>
+                <w:rFonts w:ascii="Times New Roman" w:hAnsi="Times New Roman" w:cs="Times New Roman" w:eastAsia="Times New Roman"/>
+                <w:b w:val="0"/>
+                <w:sz w:val="24"/>
+              </w:rPr>
+              <w:t>Действующее лицо</w:t>
+            </w:r>
+          </w:p>
+        </w:tc>
+        <w:tc>
+          <w:tcPr>
+            <w:tcW w:type="dxa" w:w="4844"/>
+          </w:tcPr>
+          <w:p>
+            <w:pPr>
+              <w:spacing w:line="240" w:lineRule="auto" w:before="0" w:after="0"/>
+              <w:ind w:firstLine="0"/>
+              <w:jc w:val="left"/>
+            </w:pPr>
+            <w:r>
+              <w:rPr>
+                <w:rFonts w:ascii="Times New Roman" w:hAnsi="Times New Roman" w:cs="Times New Roman" w:eastAsia="Times New Roman"/>
+                <w:b w:val="0"/>
+                <w:sz w:val="24"/>
+              </w:rPr>
+              <w:t>Пользователь</w:t>
+            </w:r>
+          </w:p>
+        </w:tc>
+      </w:tr>
+      <w:tr>
+        <w:tc>
+          <w:tcPr>
+            <w:tcW w:type="dxa" w:w="4844"/>
+          </w:tcPr>
+          <w:p>
+            <w:pPr>
+              <w:spacing w:line="240" w:lineRule="auto" w:before="0" w:after="0"/>
+              <w:ind w:firstLine="0"/>
+              <w:jc w:val="left"/>
+            </w:pPr>
+            <w:r>
+              <w:rPr>
+                <w:rFonts w:ascii="Times New Roman" w:hAnsi="Times New Roman" w:cs="Times New Roman" w:eastAsia="Times New Roman"/>
+                <w:b w:val="0"/>
+                <w:sz w:val="24"/>
+              </w:rPr>
+              <w:t>Тип</w:t>
+            </w:r>
+          </w:p>
+        </w:tc>
+        <w:tc>
+          <w:tcPr>
+            <w:tcW w:type="dxa" w:w="4844"/>
+          </w:tcPr>
+          <w:p>
+            <w:pPr>
+              <w:spacing w:line="240" w:lineRule="auto" w:before="0" w:after="0"/>
+              <w:ind w:firstLine="0"/>
+              <w:jc w:val="left"/>
+            </w:pPr>
+            <w:r>
+              <w:rPr>
+                <w:rFonts w:ascii="Times New Roman" w:hAnsi="Times New Roman" w:cs="Times New Roman" w:eastAsia="Times New Roman"/>
+                <w:b w:val="0"/>
+                <w:sz w:val="24"/>
+              </w:rPr>
+              <w:t>Основной</w:t>
+            </w:r>
+          </w:p>
+        </w:tc>
+      </w:tr>
+      <w:tr>
+        <w:tc>
+          <w:tcPr>
+            <w:tcW w:type="dxa" w:w="4844"/>
+          </w:tcPr>
+          <w:p>
+            <w:pPr>
+              <w:spacing w:line="240" w:lineRule="auto" w:before="0" w:after="0"/>
+              <w:ind w:firstLine="0"/>
+              <w:jc w:val="left"/>
+            </w:pPr>
+            <w:r>
+              <w:rPr>
+                <w:rFonts w:ascii="Times New Roman" w:hAnsi="Times New Roman" w:cs="Times New Roman" w:eastAsia="Times New Roman"/>
+                <w:b w:val="0"/>
+                <w:sz w:val="24"/>
+              </w:rPr>
+              <w:t>Краткое описание</w:t>
+            </w:r>
+          </w:p>
+        </w:tc>
+        <w:tc>
+          <w:tcPr>
+            <w:tcW w:type="dxa" w:w="4844"/>
+          </w:tcPr>
+          <w:p>
+            <w:pPr>
+              <w:spacing w:line="240" w:lineRule="auto" w:before="0" w:after="0"/>
+              <w:ind w:firstLine="0"/>
+              <w:jc w:val="left"/>
+            </w:pPr>
+            <w:r>
+              <w:rPr>
+                <w:rFonts w:ascii="Times New Roman" w:hAnsi="Times New Roman" w:cs="Times New Roman" w:eastAsia="Times New Roman"/>
+                <w:b w:val="0"/>
+                <w:sz w:val="24"/>
+              </w:rPr>
+              <w:t>Пользователь задаёт параметры и каталог; система по модели формирует набор тестов и сохраняет проект.</w:t>
+            </w:r>
+          </w:p>
+        </w:tc>
+      </w:tr>
+    </w:tbl>
+    <w:p>
+      <w:pPr>
+        <w:spacing w:lineRule="auto" w:line="360" w:before="0" w:after="0"/>
+        <w:ind w:firstLine="425"/>
+        <w:jc w:val="both"/>
+      </w:pPr>
+      <w:r>
+        <w:rPr>
+          <w:rFonts w:ascii="Times New Roman" w:hAnsi="Times New Roman" w:cs="Times New Roman" w:eastAsia="Times New Roman"/>
+          <w:b w:val="0"/>
+          <w:sz w:val="28"/>
+        </w:rPr>
+        <w:t>Типичный ход событий для варианта использования «Сгенерировать тесты» представлен в таблице 4.</w:t>
+      </w:r>
+    </w:p>
+    <w:p>
+      <w:pPr>
+        <w:spacing w:lineRule="auto" w:line="360" w:before="160" w:after="40"/>
+        <w:ind w:firstLine="0"/>
+        <w:jc w:val="left"/>
+      </w:pPr>
+      <w:r>
+        <w:rPr>
+          <w:rFonts w:ascii="Times New Roman" w:hAnsi="Times New Roman" w:cs="Times New Roman" w:eastAsia="Times New Roman"/>
+          <w:sz w:val="28"/>
+        </w:rPr>
+        <w:t>Таблица 4 – Типичный ход событий для варианта использования «Сгенерировать тесты»</w:t>
+      </w:r>
+    </w:p>
+    <w:tbl>
+      <w:tblPr>
+        <w:tblStyle w:val="TableGrid"/>
+        <w:tblW w:type="auto" w:w="0"/>
+        <w:jc w:val="left"/>
+        <w:tblLook w:firstColumn="1" w:firstRow="1" w:lastColumn="0" w:lastRow="0" w:noHBand="0" w:noVBand="1" w:val="04A0"/>
+      </w:tblPr>
+      <w:tblGrid>
+        <w:gridCol w:w="4844"/>
+        <w:gridCol w:w="4844"/>
+      </w:tblGrid>
+      <w:tr>
+        <w:tc>
+          <w:tcPr>
+            <w:tcW w:type="dxa" w:w="4844"/>
+          </w:tcPr>
+          <w:p>
+            <w:pPr>
+              <w:spacing w:line="240" w:lineRule="auto" w:before="0" w:after="0"/>
+              <w:ind w:firstLine="0"/>
+              <w:jc w:val="left"/>
+            </w:pPr>
+            <w:r>
+              <w:rPr>
+                <w:rFonts w:ascii="Times New Roman" w:hAnsi="Times New Roman" w:cs="Times New Roman" w:eastAsia="Times New Roman"/>
+                <w:b/>
+                <w:sz w:val="24"/>
+              </w:rPr>
+              <w:t>Действие исполнителя</w:t>
+            </w:r>
+          </w:p>
+        </w:tc>
+        <w:tc>
+          <w:tcPr>
+            <w:tcW w:type="dxa" w:w="4844"/>
+          </w:tcPr>
+          <w:p>
+            <w:pPr>
+              <w:spacing w:line="240" w:lineRule="auto" w:before="0" w:after="0"/>
+              <w:ind w:firstLine="0"/>
+              <w:jc w:val="left"/>
+            </w:pPr>
+            <w:r>
+              <w:rPr>
+                <w:rFonts w:ascii="Times New Roman" w:hAnsi="Times New Roman" w:cs="Times New Roman" w:eastAsia="Times New Roman"/>
+                <w:b/>
+                <w:sz w:val="24"/>
+              </w:rPr>
+              <w:t>Отклик системы</w:t>
+            </w:r>
+          </w:p>
+        </w:tc>
+      </w:tr>
+      <w:tr>
+        <w:tc>
+          <w:tcPr>
+            <w:tcW w:type="dxa" w:w="4844"/>
+          </w:tcPr>
+          <w:p>
+            <w:pPr>
+              <w:spacing w:line="240" w:lineRule="auto" w:before="0" w:after="0"/>
+              <w:ind w:firstLine="0"/>
+              <w:jc w:val="left"/>
+            </w:pPr>
+            <w:r>
+              <w:rPr>
+                <w:rFonts w:ascii="Times New Roman" w:hAnsi="Times New Roman" w:cs="Times New Roman" w:eastAsia="Times New Roman"/>
+                <w:b w:val="0"/>
+                <w:sz w:val="24"/>
+              </w:rPr>
+              <w:t>1. Пользователь задаёт параметры генерации и каталог</w:t>
+            </w:r>
+          </w:p>
+        </w:tc>
+        <w:tc>
+          <w:tcPr>
+            <w:tcW w:type="dxa" w:w="4844"/>
+          </w:tcPr>
+          <w:p>
+            <w:pPr>
+              <w:spacing w:line="240" w:lineRule="auto" w:before="0" w:after="0"/>
+              <w:ind w:firstLine="0"/>
+              <w:jc w:val="left"/>
+            </w:pPr>
+            <w:r>
+              <w:rPr>
+                <w:rFonts w:ascii="Times New Roman" w:hAnsi="Times New Roman" w:cs="Times New Roman" w:eastAsia="Times New Roman"/>
+                <w:b w:val="0"/>
+                <w:sz w:val="24"/>
+              </w:rPr>
+              <w:t>2. Система проверяет наличие построенной модели</w:t>
+            </w:r>
+          </w:p>
+        </w:tc>
+      </w:tr>
+      <w:tr>
+        <w:tc>
+          <w:tcPr>
+            <w:tcW w:type="dxa" w:w="4844"/>
+          </w:tcPr>
+          <w:p>
+            <w:pPr>
+              <w:spacing w:line="240" w:lineRule="auto" w:before="0" w:after="0"/>
+              <w:ind w:firstLine="0"/>
+              <w:jc w:val="left"/>
+            </w:pPr>
+            <w:r>
+              <w:rPr>
+                <w:rFonts w:ascii="Times New Roman" w:hAnsi="Times New Roman" w:cs="Times New Roman" w:eastAsia="Times New Roman"/>
+                <w:b w:val="0"/>
+                <w:sz w:val="24"/>
+              </w:rPr>
+              <w:t>3. Пользователь запускает генерацию</w:t>
+            </w:r>
+          </w:p>
+        </w:tc>
+        <w:tc>
+          <w:tcPr>
+            <w:tcW w:type="dxa" w:w="4844"/>
+          </w:tcPr>
+          <w:p>
+            <w:pPr>
+              <w:spacing w:line="240" w:lineRule="auto" w:before="0" w:after="0"/>
+              <w:ind w:firstLine="0"/>
+              <w:jc w:val="left"/>
+            </w:pPr>
+            <w:r>
+              <w:rPr>
+                <w:rFonts w:ascii="Times New Roman" w:hAnsi="Times New Roman" w:cs="Times New Roman" w:eastAsia="Times New Roman"/>
+                <w:b w:val="0"/>
+                <w:sz w:val="24"/>
+              </w:rPr>
+              <w:t>4. Система формирует набор тестов по модели</w:t>
+            </w:r>
+          </w:p>
+        </w:tc>
+      </w:tr>
+      <w:tr>
+        <w:tc>
+          <w:tcPr>
+            <w:tcW w:type="dxa" w:w="4844"/>
+          </w:tcPr>
+          <w:p>
+            <w:pPr>
+              <w:spacing w:line="240" w:lineRule="auto" w:before="0" w:after="0"/>
+              <w:ind w:firstLine="0"/>
+              <w:jc w:val="left"/>
+            </w:pPr>
+            <w:r>
+              <w:rPr>
+                <w:rFonts w:ascii="Times New Roman" w:hAnsi="Times New Roman" w:cs="Times New Roman" w:eastAsia="Times New Roman"/>
+                <w:b w:val="0"/>
+                <w:sz w:val="24"/>
+              </w:rPr>
+              <w:t>5. Пользователь подтверждает сохранение</w:t>
+            </w:r>
+          </w:p>
+        </w:tc>
+        <w:tc>
+          <w:tcPr>
+            <w:tcW w:type="dxa" w:w="4844"/>
+          </w:tcPr>
+          <w:p>
+            <w:pPr>
+              <w:spacing w:line="240" w:lineRule="auto" w:before="0" w:after="0"/>
+              <w:ind w:firstLine="0"/>
+              <w:jc w:val="left"/>
+            </w:pPr>
+            <w:r>
+              <w:rPr>
+                <w:rFonts w:ascii="Times New Roman" w:hAnsi="Times New Roman" w:cs="Times New Roman" w:eastAsia="Times New Roman"/>
+                <w:b w:val="0"/>
+                <w:sz w:val="24"/>
+              </w:rPr>
+              <w:t>6. Система сохраняет проект тестов в указанный каталог</w:t>
+            </w:r>
+          </w:p>
+        </w:tc>
+      </w:tr>
+    </w:tbl>
+    <w:p>
+      <w:pPr>
+        <w:spacing w:lineRule="auto" w:line="360" w:before="0" w:after="0"/>
+        <w:ind w:firstLine="425"/>
+        <w:jc w:val="both"/>
+      </w:pPr>
+      <w:r>
+        <w:rPr>
+          <w:rFonts w:ascii="Times New Roman" w:hAnsi="Times New Roman" w:cs="Times New Roman" w:eastAsia="Times New Roman"/>
+          <w:b w:val="0"/>
+          <w:sz w:val="28"/>
+        </w:rPr>
+        <w:t>Альтернатива. Если модель не построена, система выводит сообщение о необходимости выполнить разбор и прекращает генерацию.</w:t>
+      </w:r>
+    </w:p>
+    <w:p>
+      <w:pPr>
+        <w:spacing w:lineRule="auto" w:line="360" w:before="0" w:after="0"/>
+        <w:ind w:firstLine="425"/>
+        <w:jc w:val="both"/>
+      </w:pPr>
+      <w:r>
+        <w:rPr>
+          <w:rFonts w:ascii="Times New Roman" w:hAnsi="Times New Roman" w:cs="Times New Roman" w:eastAsia="Times New Roman"/>
+          <w:b w:val="0"/>
+          <w:sz w:val="28"/>
+        </w:rPr>
+        <w:t>Краткое описание варианта использования «Запустить тесты» представлено в таблице 5.</w:t>
+      </w:r>
+    </w:p>
+    <w:p>
+      <w:pPr>
+        <w:spacing w:lineRule="auto" w:line="360" w:before="160" w:after="40"/>
+        <w:ind w:firstLine="0"/>
+        <w:jc w:val="left"/>
+      </w:pPr>
+      <w:r>
+        <w:rPr>
+          <w:rFonts w:ascii="Times New Roman" w:hAnsi="Times New Roman" w:cs="Times New Roman" w:eastAsia="Times New Roman"/>
+          <w:sz w:val="28"/>
+        </w:rPr>
+        <w:t>Таблица 5 – Краткое описание варианта использования «Запустить тесты»</w:t>
+      </w:r>
+    </w:p>
+    <w:tbl>
+      <w:tblPr>
+        <w:tblStyle w:val="TableGrid"/>
+        <w:tblW w:type="auto" w:w="0"/>
+        <w:jc w:val="left"/>
+        <w:tblLook w:firstColumn="1" w:firstRow="1" w:lastColumn="0" w:lastRow="0" w:noHBand="0" w:noVBand="1" w:val="04A0"/>
+      </w:tblPr>
+      <w:tblGrid>
+        <w:gridCol w:w="4844"/>
+        <w:gridCol w:w="4844"/>
+      </w:tblGrid>
+      <w:tr>
+        <w:tc>
+          <w:tcPr>
+            <w:tcW w:type="dxa" w:w="4844"/>
+          </w:tcPr>
+          <w:p>
+            <w:pPr>
+              <w:spacing w:line="240" w:lineRule="auto" w:before="0" w:after="0"/>
+              <w:ind w:firstLine="0"/>
+              <w:jc w:val="left"/>
+            </w:pPr>
+            <w:r>
+              <w:rPr>
+                <w:rFonts w:ascii="Times New Roman" w:hAnsi="Times New Roman" w:cs="Times New Roman" w:eastAsia="Times New Roman"/>
+                <w:b/>
+                <w:sz w:val="24"/>
+              </w:rPr>
+              <w:t>Поле описания</w:t>
+            </w:r>
+          </w:p>
+        </w:tc>
+        <w:tc>
+          <w:tcPr>
+            <w:tcW w:type="dxa" w:w="4844"/>
+          </w:tcPr>
+          <w:p>
+            <w:pPr>
+              <w:spacing w:line="240" w:lineRule="auto" w:before="0" w:after="0"/>
+              <w:ind w:firstLine="0"/>
+              <w:jc w:val="left"/>
+            </w:pPr>
+            <w:r>
+              <w:rPr>
+                <w:rFonts w:ascii="Times New Roman" w:hAnsi="Times New Roman" w:cs="Times New Roman" w:eastAsia="Times New Roman"/>
+                <w:b/>
+                <w:sz w:val="24"/>
+              </w:rPr>
+              <w:t>Содержание</w:t>
+            </w:r>
+          </w:p>
+        </w:tc>
+      </w:tr>
+      <w:tr>
+        <w:tc>
+          <w:tcPr>
+            <w:tcW w:type="dxa" w:w="4844"/>
+          </w:tcPr>
+          <w:p>
+            <w:pPr>
+              <w:spacing w:line="240" w:lineRule="auto" w:before="0" w:after="0"/>
+              <w:ind w:firstLine="0"/>
+              <w:jc w:val="left"/>
+            </w:pPr>
+            <w:r>
+              <w:rPr>
+                <w:rFonts w:ascii="Times New Roman" w:hAnsi="Times New Roman" w:cs="Times New Roman" w:eastAsia="Times New Roman"/>
+                <w:b w:val="0"/>
+                <w:sz w:val="24"/>
+              </w:rPr>
+              <w:t>Название</w:t>
+            </w:r>
+          </w:p>
+        </w:tc>
+        <w:tc>
+          <w:tcPr>
+            <w:tcW w:type="dxa" w:w="4844"/>
+          </w:tcPr>
+          <w:p>
+            <w:pPr>
+              <w:spacing w:line="240" w:lineRule="auto" w:before="0" w:after="0"/>
+              <w:ind w:firstLine="0"/>
+              <w:jc w:val="left"/>
+            </w:pPr>
+            <w:r>
+              <w:rPr>
+                <w:rFonts w:ascii="Times New Roman" w:hAnsi="Times New Roman" w:cs="Times New Roman" w:eastAsia="Times New Roman"/>
+                <w:b w:val="0"/>
+                <w:sz w:val="24"/>
+              </w:rPr>
+              <w:t>Запустить тесты</w:t>
+            </w:r>
+          </w:p>
+        </w:tc>
+      </w:tr>
+      <w:tr>
+        <w:tc>
+          <w:tcPr>
+            <w:tcW w:type="dxa" w:w="4844"/>
+          </w:tcPr>
+          <w:p>
+            <w:pPr>
+              <w:spacing w:line="240" w:lineRule="auto" w:before="0" w:after="0"/>
+              <w:ind w:firstLine="0"/>
+              <w:jc w:val="left"/>
+            </w:pPr>
+            <w:r>
+              <w:rPr>
+                <w:rFonts w:ascii="Times New Roman" w:hAnsi="Times New Roman" w:cs="Times New Roman" w:eastAsia="Times New Roman"/>
+                <w:b w:val="0"/>
+                <w:sz w:val="24"/>
+              </w:rPr>
+              <w:t>Цель</w:t>
+            </w:r>
+          </w:p>
+        </w:tc>
+        <w:tc>
+          <w:tcPr>
+            <w:tcW w:type="dxa" w:w="4844"/>
+          </w:tcPr>
+          <w:p>
+            <w:pPr>
+              <w:spacing w:line="240" w:lineRule="auto" w:before="0" w:after="0"/>
+              <w:ind w:firstLine="0"/>
+              <w:jc w:val="left"/>
+            </w:pPr>
+            <w:r>
+              <w:rPr>
+                <w:rFonts w:ascii="Times New Roman" w:hAnsi="Times New Roman" w:cs="Times New Roman" w:eastAsia="Times New Roman"/>
+                <w:b w:val="0"/>
+                <w:sz w:val="24"/>
+              </w:rPr>
+              <w:t>Выполнить сформированные тесты и получить результаты</w:t>
+            </w:r>
+          </w:p>
+        </w:tc>
+      </w:tr>
+      <w:tr>
+        <w:tc>
+          <w:tcPr>
+            <w:tcW w:type="dxa" w:w="4844"/>
+          </w:tcPr>
+          <w:p>
+            <w:pPr>
+              <w:spacing w:line="240" w:lineRule="auto" w:before="0" w:after="0"/>
+              <w:ind w:firstLine="0"/>
+              <w:jc w:val="left"/>
+            </w:pPr>
+            <w:r>
+              <w:rPr>
+                <w:rFonts w:ascii="Times New Roman" w:hAnsi="Times New Roman" w:cs="Times New Roman" w:eastAsia="Times New Roman"/>
+                <w:b w:val="0"/>
+                <w:sz w:val="24"/>
+              </w:rPr>
+              <w:t>Действующее лицо</w:t>
+            </w:r>
+          </w:p>
+        </w:tc>
+        <w:tc>
+          <w:tcPr>
+            <w:tcW w:type="dxa" w:w="4844"/>
+          </w:tcPr>
+          <w:p>
+            <w:pPr>
+              <w:spacing w:line="240" w:lineRule="auto" w:before="0" w:after="0"/>
+              <w:ind w:firstLine="0"/>
+              <w:jc w:val="left"/>
+            </w:pPr>
+            <w:r>
+              <w:rPr>
+                <w:rFonts w:ascii="Times New Roman" w:hAnsi="Times New Roman" w:cs="Times New Roman" w:eastAsia="Times New Roman"/>
+                <w:b w:val="0"/>
+                <w:sz w:val="24"/>
+              </w:rPr>
+              <w:t>Пользователь</w:t>
+            </w:r>
+          </w:p>
+        </w:tc>
+      </w:tr>
+      <w:tr>
+        <w:tc>
+          <w:tcPr>
+            <w:tcW w:type="dxa" w:w="4844"/>
+          </w:tcPr>
+          <w:p>
+            <w:pPr>
+              <w:spacing w:line="240" w:lineRule="auto" w:before="0" w:after="0"/>
+              <w:ind w:firstLine="0"/>
+              <w:jc w:val="left"/>
+            </w:pPr>
+            <w:r>
+              <w:rPr>
+                <w:rFonts w:ascii="Times New Roman" w:hAnsi="Times New Roman" w:cs="Times New Roman" w:eastAsia="Times New Roman"/>
+                <w:b w:val="0"/>
+                <w:sz w:val="24"/>
+              </w:rPr>
+              <w:t>Тип</w:t>
+            </w:r>
+          </w:p>
+        </w:tc>
+        <w:tc>
+          <w:tcPr>
+            <w:tcW w:type="dxa" w:w="4844"/>
+          </w:tcPr>
+          <w:p>
+            <w:pPr>
+              <w:spacing w:line="240" w:lineRule="auto" w:before="0" w:after="0"/>
+              <w:ind w:firstLine="0"/>
+              <w:jc w:val="left"/>
+            </w:pPr>
+            <w:r>
+              <w:rPr>
+                <w:rFonts w:ascii="Times New Roman" w:hAnsi="Times New Roman" w:cs="Times New Roman" w:eastAsia="Times New Roman"/>
+                <w:b w:val="0"/>
+                <w:sz w:val="24"/>
+              </w:rPr>
+              <w:t>Основной</w:t>
+            </w:r>
+          </w:p>
+        </w:tc>
+      </w:tr>
+      <w:tr>
+        <w:tc>
+          <w:tcPr>
+            <w:tcW w:type="dxa" w:w="4844"/>
+          </w:tcPr>
+          <w:p>
+            <w:pPr>
+              <w:spacing w:line="240" w:lineRule="auto" w:before="0" w:after="0"/>
+              <w:ind w:firstLine="0"/>
+              <w:jc w:val="left"/>
+            </w:pPr>
+            <w:r>
+              <w:rPr>
+                <w:rFonts w:ascii="Times New Roman" w:hAnsi="Times New Roman" w:cs="Times New Roman" w:eastAsia="Times New Roman"/>
+                <w:b w:val="0"/>
+                <w:sz w:val="24"/>
+              </w:rPr>
+              <w:t>Краткое описание</w:t>
+            </w:r>
+          </w:p>
+        </w:tc>
+        <w:tc>
+          <w:tcPr>
+            <w:tcW w:type="dxa" w:w="4844"/>
+          </w:tcPr>
+          <w:p>
+            <w:pPr>
+              <w:spacing w:line="240" w:lineRule="auto" w:before="0" w:after="0"/>
+              <w:ind w:firstLine="0"/>
+              <w:jc w:val="left"/>
+            </w:pPr>
+            <w:r>
+              <w:rPr>
+                <w:rFonts w:ascii="Times New Roman" w:hAnsi="Times New Roman" w:cs="Times New Roman" w:eastAsia="Times New Roman"/>
+                <w:b w:val="0"/>
+                <w:sz w:val="24"/>
+              </w:rPr>
+              <w:t>Пользователь задаёт адрес и учётные данные; система выполняет тесты, собирает и сохраняет результаты.</w:t>
+            </w:r>
+          </w:p>
+        </w:tc>
+      </w:tr>
+    </w:tbl>
+    <w:p>
+      <w:pPr>
+        <w:spacing w:lineRule="auto" w:line="360" w:before="0" w:after="0"/>
+        <w:ind w:firstLine="425"/>
+        <w:jc w:val="both"/>
+      </w:pPr>
+      <w:r>
+        <w:rPr>
+          <w:rFonts w:ascii="Times New Roman" w:hAnsi="Times New Roman" w:cs="Times New Roman" w:eastAsia="Times New Roman"/>
+          <w:b w:val="0"/>
+          <w:sz w:val="28"/>
+        </w:rPr>
+        <w:t>Типичный ход событий для варианта использования «Запустить тесты» представлен в таблице 6.</w:t>
+      </w:r>
+    </w:p>
+    <w:p>
+      <w:pPr>
+        <w:spacing w:lineRule="auto" w:line="360" w:before="160" w:after="40"/>
+        <w:ind w:firstLine="0"/>
+        <w:jc w:val="left"/>
+      </w:pPr>
+      <w:r>
+        <w:rPr>
+          <w:rFonts w:ascii="Times New Roman" w:hAnsi="Times New Roman" w:cs="Times New Roman" w:eastAsia="Times New Roman"/>
+          <w:sz w:val="28"/>
+        </w:rPr>
+        <w:t>Таблица 6 – Типичный ход событий для варианта использования «Запустить тесты»</w:t>
+      </w:r>
+    </w:p>
+    <w:tbl>
+      <w:tblPr>
+        <w:tblStyle w:val="TableGrid"/>
+        <w:tblW w:type="auto" w:w="0"/>
+        <w:jc w:val="left"/>
+        <w:tblLook w:firstColumn="1" w:firstRow="1" w:lastColumn="0" w:lastRow="0" w:noHBand="0" w:noVBand="1" w:val="04A0"/>
+      </w:tblPr>
+      <w:tblGrid>
+        <w:gridCol w:w="4844"/>
+        <w:gridCol w:w="4844"/>
+      </w:tblGrid>
+      <w:tr>
+        <w:tc>
+          <w:tcPr>
+            <w:tcW w:type="dxa" w:w="4844"/>
+          </w:tcPr>
+          <w:p>
+            <w:pPr>
+              <w:spacing w:line="240" w:lineRule="auto" w:before="0" w:after="0"/>
+              <w:ind w:firstLine="0"/>
+              <w:jc w:val="left"/>
+            </w:pPr>
+            <w:r>
+              <w:rPr>
+                <w:rFonts w:ascii="Times New Roman" w:hAnsi="Times New Roman" w:cs="Times New Roman" w:eastAsia="Times New Roman"/>
+                <w:b/>
+                <w:sz w:val="24"/>
+              </w:rPr>
+              <w:t>Действие исполнителя</w:t>
+            </w:r>
+          </w:p>
+        </w:tc>
+        <w:tc>
+          <w:tcPr>
+            <w:tcW w:type="dxa" w:w="4844"/>
+          </w:tcPr>
+          <w:p>
+            <w:pPr>
+              <w:spacing w:line="240" w:lineRule="auto" w:before="0" w:after="0"/>
+              <w:ind w:firstLine="0"/>
+              <w:jc w:val="left"/>
+            </w:pPr>
+            <w:r>
+              <w:rPr>
+                <w:rFonts w:ascii="Times New Roman" w:hAnsi="Times New Roman" w:cs="Times New Roman" w:eastAsia="Times New Roman"/>
+                <w:b/>
+                <w:sz w:val="24"/>
+              </w:rPr>
+              <w:t>Отклик системы</w:t>
+            </w:r>
+          </w:p>
+        </w:tc>
+      </w:tr>
+      <w:tr>
+        <w:tc>
+          <w:tcPr>
+            <w:tcW w:type="dxa" w:w="4844"/>
+          </w:tcPr>
+          <w:p>
+            <w:pPr>
+              <w:spacing w:line="240" w:lineRule="auto" w:before="0" w:after="0"/>
+              <w:ind w:firstLine="0"/>
+              <w:jc w:val="left"/>
+            </w:pPr>
+            <w:r>
+              <w:rPr>
+                <w:rFonts w:ascii="Times New Roman" w:hAnsi="Times New Roman" w:cs="Times New Roman" w:eastAsia="Times New Roman"/>
+                <w:b w:val="0"/>
+                <w:sz w:val="24"/>
+              </w:rPr>
+              <w:t>1. Пользователь задаёт адрес и учётные данные</w:t>
+            </w:r>
+          </w:p>
+        </w:tc>
+        <w:tc>
+          <w:tcPr>
+            <w:tcW w:type="dxa" w:w="4844"/>
+          </w:tcPr>
+          <w:p>
+            <w:pPr>
+              <w:spacing w:line="240" w:lineRule="auto" w:before="0" w:after="0"/>
+              <w:ind w:firstLine="0"/>
+              <w:jc w:val="left"/>
+            </w:pPr>
+            <w:r>
+              <w:rPr>
+                <w:rFonts w:ascii="Times New Roman" w:hAnsi="Times New Roman" w:cs="Times New Roman" w:eastAsia="Times New Roman"/>
+                <w:b w:val="0"/>
+                <w:sz w:val="24"/>
+              </w:rPr>
+              <w:t>2. Система проверяет наличие проекта тестов</w:t>
+            </w:r>
+          </w:p>
+        </w:tc>
+      </w:tr>
+      <w:tr>
+        <w:tc>
+          <w:tcPr>
+            <w:tcW w:type="dxa" w:w="4844"/>
+          </w:tcPr>
+          <w:p>
+            <w:pPr>
+              <w:spacing w:line="240" w:lineRule="auto" w:before="0" w:after="0"/>
+              <w:ind w:firstLine="0"/>
+              <w:jc w:val="left"/>
+            </w:pPr>
+            <w:r>
+              <w:rPr>
+                <w:rFonts w:ascii="Times New Roman" w:hAnsi="Times New Roman" w:cs="Times New Roman" w:eastAsia="Times New Roman"/>
+                <w:b w:val="0"/>
+                <w:sz w:val="24"/>
+              </w:rPr>
+              <w:t>3. Пользователь запускает выполнение</w:t>
+            </w:r>
+          </w:p>
+        </w:tc>
+        <w:tc>
+          <w:tcPr>
+            <w:tcW w:type="dxa" w:w="4844"/>
+          </w:tcPr>
+          <w:p>
+            <w:pPr>
+              <w:spacing w:line="240" w:lineRule="auto" w:before="0" w:after="0"/>
+              <w:ind w:firstLine="0"/>
+              <w:jc w:val="left"/>
+            </w:pPr>
+            <w:r>
+              <w:rPr>
+                <w:rFonts w:ascii="Times New Roman" w:hAnsi="Times New Roman" w:cs="Times New Roman" w:eastAsia="Times New Roman"/>
+                <w:b w:val="0"/>
+                <w:sz w:val="24"/>
+              </w:rPr>
+              <w:t>4. Система выполняет тесты над приложением</w:t>
+            </w:r>
+          </w:p>
+        </w:tc>
+      </w:tr>
+      <w:tr>
+        <w:tc>
+          <w:tcPr>
+            <w:tcW w:type="dxa" w:w="4844"/>
+          </w:tcPr>
+          <w:p>
+            <w:pPr>
+              <w:spacing w:line="240" w:lineRule="auto" w:before="0" w:after="0"/>
+              <w:ind w:firstLine="0"/>
+              <w:jc w:val="left"/>
+            </w:pPr>
+            <w:r>
+              <w:rPr>
+                <w:rFonts w:ascii="Times New Roman" w:hAnsi="Times New Roman" w:cs="Times New Roman" w:eastAsia="Times New Roman"/>
+                <w:b w:val="0"/>
+                <w:sz w:val="24"/>
+              </w:rPr>
+              <w:t>5. Пользователь ожидает завершения</w:t>
+            </w:r>
+          </w:p>
+        </w:tc>
+        <w:tc>
+          <w:tcPr>
+            <w:tcW w:type="dxa" w:w="4844"/>
+          </w:tcPr>
+          <w:p>
+            <w:pPr>
+              <w:spacing w:line="240" w:lineRule="auto" w:before="0" w:after="0"/>
+              <w:ind w:firstLine="0"/>
+              <w:jc w:val="left"/>
+            </w:pPr>
+            <w:r>
+              <w:rPr>
+                <w:rFonts w:ascii="Times New Roman" w:hAnsi="Times New Roman" w:cs="Times New Roman" w:eastAsia="Times New Roman"/>
+                <w:b w:val="0"/>
+                <w:sz w:val="24"/>
+              </w:rPr>
+              <w:t>6. Система собирает результаты, сохраняет их и формирует отчёт</w:t>
+            </w:r>
+          </w:p>
+        </w:tc>
+      </w:tr>
+    </w:tbl>
+    <w:p>
+      <w:pPr>
+        <w:spacing w:lineRule="auto" w:line="360" w:before="0" w:after="0"/>
+        <w:ind w:firstLine="425"/>
+        <w:jc w:val="both"/>
+      </w:pPr>
+      <w:r>
+        <w:rPr>
+          <w:rFonts w:ascii="Times New Roman" w:hAnsi="Times New Roman" w:cs="Times New Roman" w:eastAsia="Times New Roman"/>
+          <w:b w:val="0"/>
+          <w:sz w:val="28"/>
+        </w:rPr>
+        <w:t>Альтернатива. Если проект тестов отсутствует, система выводит сообщение о необходимости выполнить генерацию.</w:t>
+      </w:r>
+    </w:p>
+    <w:p>
+      <w:pPr>
+        <w:spacing w:lineRule="auto" w:line="360" w:before="0" w:after="0"/>
+        <w:ind w:firstLine="425"/>
+        <w:jc w:val="both"/>
+      </w:pPr>
+      <w:r>
+        <w:rPr>
+          <w:rFonts w:ascii="Times New Roman" w:hAnsi="Times New Roman" w:cs="Times New Roman" w:eastAsia="Times New Roman"/>
+          <w:b w:val="0"/>
+          <w:sz w:val="28"/>
+        </w:rPr>
+        <w:t>Краткое описание варианта использования «Просмотреть историю прогонов» представлено в таблице 7.</w:t>
+      </w:r>
+    </w:p>
+    <w:p>
+      <w:pPr>
+        <w:spacing w:lineRule="auto" w:line="360" w:before="160" w:after="40"/>
+        <w:ind w:firstLine="0"/>
+        <w:jc w:val="left"/>
+      </w:pPr>
+      <w:r>
+        <w:rPr>
+          <w:rFonts w:ascii="Times New Roman" w:hAnsi="Times New Roman" w:cs="Times New Roman" w:eastAsia="Times New Roman"/>
+          <w:sz w:val="28"/>
+        </w:rPr>
+        <w:t>Таблица 7 – Краткое описание варианта использования «Просмотреть историю прогонов»</w:t>
+      </w:r>
+    </w:p>
+    <w:tbl>
+      <w:tblPr>
+        <w:tblStyle w:val="TableGrid"/>
+        <w:tblW w:type="auto" w:w="0"/>
+        <w:jc w:val="left"/>
+        <w:tblLook w:firstColumn="1" w:firstRow="1" w:lastColumn="0" w:lastRow="0" w:noHBand="0" w:noVBand="1" w:val="04A0"/>
+      </w:tblPr>
+      <w:tblGrid>
+        <w:gridCol w:w="4844"/>
+        <w:gridCol w:w="4844"/>
+      </w:tblGrid>
+      <w:tr>
+        <w:tc>
+          <w:tcPr>
+            <w:tcW w:type="dxa" w:w="4844"/>
+          </w:tcPr>
+          <w:p>
+            <w:pPr>
+              <w:spacing w:line="240" w:lineRule="auto" w:before="0" w:after="0"/>
+              <w:ind w:firstLine="0"/>
+              <w:jc w:val="left"/>
+            </w:pPr>
+            <w:r>
+              <w:rPr>
+                <w:rFonts w:ascii="Times New Roman" w:hAnsi="Times New Roman" w:cs="Times New Roman" w:eastAsia="Times New Roman"/>
+                <w:b/>
+                <w:sz w:val="24"/>
+              </w:rPr>
+              <w:t>Поле описания</w:t>
+            </w:r>
+          </w:p>
+        </w:tc>
+        <w:tc>
+          <w:tcPr>
+            <w:tcW w:type="dxa" w:w="4844"/>
+          </w:tcPr>
+          <w:p>
+            <w:pPr>
+              <w:spacing w:line="240" w:lineRule="auto" w:before="0" w:after="0"/>
+              <w:ind w:firstLine="0"/>
+              <w:jc w:val="left"/>
+            </w:pPr>
+            <w:r>
+              <w:rPr>
+                <w:rFonts w:ascii="Times New Roman" w:hAnsi="Times New Roman" w:cs="Times New Roman" w:eastAsia="Times New Roman"/>
+                <w:b/>
+                <w:sz w:val="24"/>
+              </w:rPr>
+              <w:t>Содержание</w:t>
+            </w:r>
+          </w:p>
+        </w:tc>
+      </w:tr>
+      <w:tr>
+        <w:tc>
+          <w:tcPr>
+            <w:tcW w:type="dxa" w:w="4844"/>
+          </w:tcPr>
+          <w:p>
+            <w:pPr>
+              <w:spacing w:line="240" w:lineRule="auto" w:before="0" w:after="0"/>
+              <w:ind w:firstLine="0"/>
+              <w:jc w:val="left"/>
+            </w:pPr>
+            <w:r>
+              <w:rPr>
+                <w:rFonts w:ascii="Times New Roman" w:hAnsi="Times New Roman" w:cs="Times New Roman" w:eastAsia="Times New Roman"/>
+                <w:b w:val="0"/>
+                <w:sz w:val="24"/>
+              </w:rPr>
+              <w:t>Название</w:t>
+            </w:r>
+          </w:p>
+        </w:tc>
+        <w:tc>
+          <w:tcPr>
+            <w:tcW w:type="dxa" w:w="4844"/>
+          </w:tcPr>
+          <w:p>
+            <w:pPr>
+              <w:spacing w:line="240" w:lineRule="auto" w:before="0" w:after="0"/>
+              <w:ind w:firstLine="0"/>
+              <w:jc w:val="left"/>
+            </w:pPr>
+            <w:r>
+              <w:rPr>
+                <w:rFonts w:ascii="Times New Roman" w:hAnsi="Times New Roman" w:cs="Times New Roman" w:eastAsia="Times New Roman"/>
+                <w:b w:val="0"/>
+                <w:sz w:val="24"/>
+              </w:rPr>
+              <w:t>Просмотреть историю прогонов</w:t>
+            </w:r>
+          </w:p>
+        </w:tc>
+      </w:tr>
+      <w:tr>
+        <w:tc>
+          <w:tcPr>
+            <w:tcW w:type="dxa" w:w="4844"/>
+          </w:tcPr>
+          <w:p>
+            <w:pPr>
+              <w:spacing w:line="240" w:lineRule="auto" w:before="0" w:after="0"/>
+              <w:ind w:firstLine="0"/>
+              <w:jc w:val="left"/>
+            </w:pPr>
+            <w:r>
+              <w:rPr>
+                <w:rFonts w:ascii="Times New Roman" w:hAnsi="Times New Roman" w:cs="Times New Roman" w:eastAsia="Times New Roman"/>
+                <w:b w:val="0"/>
+                <w:sz w:val="24"/>
+              </w:rPr>
+              <w:t>Цель</w:t>
+            </w:r>
+          </w:p>
+        </w:tc>
+        <w:tc>
+          <w:tcPr>
+            <w:tcW w:type="dxa" w:w="4844"/>
+          </w:tcPr>
+          <w:p>
+            <w:pPr>
+              <w:spacing w:line="240" w:lineRule="auto" w:before="0" w:after="0"/>
+              <w:ind w:firstLine="0"/>
+              <w:jc w:val="left"/>
+            </w:pPr>
+            <w:r>
+              <w:rPr>
+                <w:rFonts w:ascii="Times New Roman" w:hAnsi="Times New Roman" w:cs="Times New Roman" w:eastAsia="Times New Roman"/>
+                <w:b w:val="0"/>
+                <w:sz w:val="24"/>
+              </w:rPr>
+              <w:t>Просмотреть результаты ранее выполненных прогонов</w:t>
+            </w:r>
+          </w:p>
+        </w:tc>
+      </w:tr>
+      <w:tr>
+        <w:tc>
+          <w:tcPr>
+            <w:tcW w:type="dxa" w:w="4844"/>
+          </w:tcPr>
+          <w:p>
+            <w:pPr>
+              <w:spacing w:line="240" w:lineRule="auto" w:before="0" w:after="0"/>
+              <w:ind w:firstLine="0"/>
+              <w:jc w:val="left"/>
+            </w:pPr>
+            <w:r>
+              <w:rPr>
+                <w:rFonts w:ascii="Times New Roman" w:hAnsi="Times New Roman" w:cs="Times New Roman" w:eastAsia="Times New Roman"/>
+                <w:b w:val="0"/>
+                <w:sz w:val="24"/>
+              </w:rPr>
+              <w:t>Действующее лицо</w:t>
+            </w:r>
+          </w:p>
+        </w:tc>
+        <w:tc>
+          <w:tcPr>
+            <w:tcW w:type="dxa" w:w="4844"/>
+          </w:tcPr>
+          <w:p>
+            <w:pPr>
+              <w:spacing w:line="240" w:lineRule="auto" w:before="0" w:after="0"/>
+              <w:ind w:firstLine="0"/>
+              <w:jc w:val="left"/>
+            </w:pPr>
+            <w:r>
+              <w:rPr>
+                <w:rFonts w:ascii="Times New Roman" w:hAnsi="Times New Roman" w:cs="Times New Roman" w:eastAsia="Times New Roman"/>
+                <w:b w:val="0"/>
+                <w:sz w:val="24"/>
+              </w:rPr>
+              <w:t>Пользователь</w:t>
+            </w:r>
+          </w:p>
+        </w:tc>
+      </w:tr>
+      <w:tr>
+        <w:tc>
+          <w:tcPr>
+            <w:tcW w:type="dxa" w:w="4844"/>
+          </w:tcPr>
+          <w:p>
+            <w:pPr>
+              <w:spacing w:line="240" w:lineRule="auto" w:before="0" w:after="0"/>
+              <w:ind w:firstLine="0"/>
+              <w:jc w:val="left"/>
+            </w:pPr>
+            <w:r>
+              <w:rPr>
+                <w:rFonts w:ascii="Times New Roman" w:hAnsi="Times New Roman" w:cs="Times New Roman" w:eastAsia="Times New Roman"/>
+                <w:b w:val="0"/>
+                <w:sz w:val="24"/>
+              </w:rPr>
+              <w:t>Тип</w:t>
+            </w:r>
+          </w:p>
+        </w:tc>
+        <w:tc>
+          <w:tcPr>
+            <w:tcW w:type="dxa" w:w="4844"/>
+          </w:tcPr>
+          <w:p>
+            <w:pPr>
+              <w:spacing w:line="240" w:lineRule="auto" w:before="0" w:after="0"/>
+              <w:ind w:firstLine="0"/>
+              <w:jc w:val="left"/>
+            </w:pPr>
+            <w:r>
+              <w:rPr>
+                <w:rFonts w:ascii="Times New Roman" w:hAnsi="Times New Roman" w:cs="Times New Roman" w:eastAsia="Times New Roman"/>
+                <w:b w:val="0"/>
+                <w:sz w:val="24"/>
+              </w:rPr>
+              <w:t>Основной</w:t>
+            </w:r>
+          </w:p>
+        </w:tc>
+      </w:tr>
+      <w:tr>
+        <w:tc>
+          <w:tcPr>
+            <w:tcW w:type="dxa" w:w="4844"/>
+          </w:tcPr>
+          <w:p>
+            <w:pPr>
+              <w:spacing w:line="240" w:lineRule="auto" w:before="0" w:after="0"/>
+              <w:ind w:firstLine="0"/>
+              <w:jc w:val="left"/>
+            </w:pPr>
+            <w:r>
+              <w:rPr>
+                <w:rFonts w:ascii="Times New Roman" w:hAnsi="Times New Roman" w:cs="Times New Roman" w:eastAsia="Times New Roman"/>
+                <w:b w:val="0"/>
+                <w:sz w:val="24"/>
+              </w:rPr>
+              <w:t>Краткое описание</w:t>
+            </w:r>
+          </w:p>
+        </w:tc>
+        <w:tc>
+          <w:tcPr>
+            <w:tcW w:type="dxa" w:w="4844"/>
+          </w:tcPr>
+          <w:p>
+            <w:pPr>
+              <w:spacing w:line="240" w:lineRule="auto" w:before="0" w:after="0"/>
+              <w:ind w:firstLine="0"/>
+              <w:jc w:val="left"/>
+            </w:pPr>
+            <w:r>
+              <w:rPr>
+                <w:rFonts w:ascii="Times New Roman" w:hAnsi="Times New Roman" w:cs="Times New Roman" w:eastAsia="Times New Roman"/>
+                <w:b w:val="0"/>
+                <w:sz w:val="24"/>
+              </w:rPr>
+              <w:t>Пользователь открывает историю; система читает сохранённые прогоны и отображает их результаты.</w:t>
+            </w:r>
+          </w:p>
+        </w:tc>
+      </w:tr>
+    </w:tbl>
+    <w:p>
+      <w:pPr>
+        <w:spacing w:lineRule="auto" w:line="360" w:before="0" w:after="0"/>
+        <w:ind w:firstLine="425"/>
+        <w:jc w:val="both"/>
+      </w:pPr>
+      <w:r>
+        <w:rPr>
+          <w:rFonts w:ascii="Times New Roman" w:hAnsi="Times New Roman" w:cs="Times New Roman" w:eastAsia="Times New Roman"/>
+          <w:b w:val="0"/>
+          <w:sz w:val="28"/>
+        </w:rPr>
+        <w:t>Типичный ход событий для варианта использования «Просмотреть историю прогонов» представлен в таблице 8.</w:t>
+      </w:r>
+    </w:p>
+    <w:p>
+      <w:pPr>
+        <w:spacing w:lineRule="auto" w:line="360" w:before="160" w:after="40"/>
+        <w:ind w:firstLine="0"/>
+        <w:jc w:val="left"/>
+      </w:pPr>
+      <w:r>
+        <w:rPr>
+          <w:rFonts w:ascii="Times New Roman" w:hAnsi="Times New Roman" w:cs="Times New Roman" w:eastAsia="Times New Roman"/>
+          <w:sz w:val="28"/>
+        </w:rPr>
+        <w:t>Таблица 8 – Типичный ход событий для варианта использования «Просмотреть историю прогонов»</w:t>
+      </w:r>
+    </w:p>
+    <w:tbl>
+      <w:tblPr>
+        <w:tblStyle w:val="TableGrid"/>
+        <w:tblW w:type="auto" w:w="0"/>
+        <w:jc w:val="left"/>
+        <w:tblLook w:firstColumn="1" w:firstRow="1" w:lastColumn="0" w:lastRow="0" w:noHBand="0" w:noVBand="1" w:val="04A0"/>
+      </w:tblPr>
+      <w:tblGrid>
+        <w:gridCol w:w="4844"/>
+        <w:gridCol w:w="4844"/>
+      </w:tblGrid>
+      <w:tr>
+        <w:tc>
+          <w:tcPr>
+            <w:tcW w:type="dxa" w:w="4844"/>
+          </w:tcPr>
+          <w:p>
+            <w:pPr>
+              <w:spacing w:line="240" w:lineRule="auto" w:before="0" w:after="0"/>
+              <w:ind w:firstLine="0"/>
+              <w:jc w:val="left"/>
+            </w:pPr>
+            <w:r>
+              <w:rPr>
+                <w:rFonts w:ascii="Times New Roman" w:hAnsi="Times New Roman" w:cs="Times New Roman" w:eastAsia="Times New Roman"/>
+                <w:b/>
+                <w:sz w:val="24"/>
+              </w:rPr>
+              <w:t>Действие исполнителя</w:t>
+            </w:r>
+          </w:p>
+        </w:tc>
+        <w:tc>
+          <w:tcPr>
+            <w:tcW w:type="dxa" w:w="4844"/>
+          </w:tcPr>
+          <w:p>
+            <w:pPr>
+              <w:spacing w:line="240" w:lineRule="auto" w:before="0" w:after="0"/>
+              <w:ind w:firstLine="0"/>
+              <w:jc w:val="left"/>
+            </w:pPr>
+            <w:r>
+              <w:rPr>
+                <w:rFonts w:ascii="Times New Roman" w:hAnsi="Times New Roman" w:cs="Times New Roman" w:eastAsia="Times New Roman"/>
+                <w:b/>
+                <w:sz w:val="24"/>
+              </w:rPr>
+              <w:t>Отклик системы</w:t>
+            </w:r>
+          </w:p>
+        </w:tc>
+      </w:tr>
+      <w:tr>
+        <w:tc>
+          <w:tcPr>
+            <w:tcW w:type="dxa" w:w="4844"/>
+          </w:tcPr>
+          <w:p>
+            <w:pPr>
+              <w:spacing w:line="240" w:lineRule="auto" w:before="0" w:after="0"/>
+              <w:ind w:firstLine="0"/>
+              <w:jc w:val="left"/>
+            </w:pPr>
+            <w:r>
+              <w:rPr>
+                <w:rFonts w:ascii="Times New Roman" w:hAnsi="Times New Roman" w:cs="Times New Roman" w:eastAsia="Times New Roman"/>
+                <w:b w:val="0"/>
+                <w:sz w:val="24"/>
+              </w:rPr>
+              <w:t>1. Пользователь открывает историю прогонов</w:t>
+            </w:r>
+          </w:p>
+        </w:tc>
+        <w:tc>
+          <w:tcPr>
+            <w:tcW w:type="dxa" w:w="4844"/>
+          </w:tcPr>
+          <w:p>
+            <w:pPr>
+              <w:spacing w:line="240" w:lineRule="auto" w:before="0" w:after="0"/>
+              <w:ind w:firstLine="0"/>
+              <w:jc w:val="left"/>
+            </w:pPr>
+            <w:r>
+              <w:rPr>
+                <w:rFonts w:ascii="Times New Roman" w:hAnsi="Times New Roman" w:cs="Times New Roman" w:eastAsia="Times New Roman"/>
+                <w:b w:val="0"/>
+                <w:sz w:val="24"/>
+              </w:rPr>
+              <w:t>2. Система читает сохранённые прогоны</w:t>
+            </w:r>
+          </w:p>
+        </w:tc>
+      </w:tr>
+      <w:tr>
+        <w:tc>
+          <w:tcPr>
+            <w:tcW w:type="dxa" w:w="4844"/>
+          </w:tcPr>
+          <w:p>
+            <w:pPr>
+              <w:spacing w:line="240" w:lineRule="auto" w:before="0" w:after="0"/>
+              <w:ind w:firstLine="0"/>
+              <w:jc w:val="left"/>
+            </w:pPr>
+            <w:r>
+              <w:rPr>
+                <w:rFonts w:ascii="Times New Roman" w:hAnsi="Times New Roman" w:cs="Times New Roman" w:eastAsia="Times New Roman"/>
+                <w:b w:val="0"/>
+                <w:sz w:val="24"/>
+              </w:rPr>
+              <w:t>3. Пользователь выбирает прогон</w:t>
+            </w:r>
+          </w:p>
+        </w:tc>
+        <w:tc>
+          <w:tcPr>
+            <w:tcW w:type="dxa" w:w="4844"/>
+          </w:tcPr>
+          <w:p>
+            <w:pPr>
+              <w:spacing w:line="240" w:lineRule="auto" w:before="0" w:after="0"/>
+              <w:ind w:firstLine="0"/>
+              <w:jc w:val="left"/>
+            </w:pPr>
+            <w:r>
+              <w:rPr>
+                <w:rFonts w:ascii="Times New Roman" w:hAnsi="Times New Roman" w:cs="Times New Roman" w:eastAsia="Times New Roman"/>
+                <w:b w:val="0"/>
+                <w:sz w:val="24"/>
+              </w:rPr>
+              <w:t>4. Система отображает результаты выбранного прогона</w:t>
+            </w:r>
+          </w:p>
+        </w:tc>
+      </w:tr>
+    </w:tbl>
+    <w:p>
+      <w:pPr>
+        <w:spacing w:lineRule="auto" w:line="360" w:before="0" w:after="0"/>
+        <w:ind w:firstLine="425"/>
+        <w:jc w:val="both"/>
+      </w:pPr>
+      <w:r>
+        <w:rPr>
+          <w:rFonts w:ascii="Times New Roman" w:hAnsi="Times New Roman" w:cs="Times New Roman" w:eastAsia="Times New Roman"/>
+          <w:b w:val="0"/>
+          <w:sz w:val="28"/>
+        </w:rPr>
+        <w:t>Альтернатива. Если сохранённые прогоны отсутствуют, система выводит сообщение об отсутствии данных.</w:t>
+      </w:r>
+    </w:p>
+    <w:p>
+      <w:pPr>
+        <w:spacing w:lineRule="auto" w:line="360" w:before="240" w:after="120"/>
+        <w:ind w:firstLine="0"/>
+        <w:jc w:val="left"/>
+      </w:pPr>
+      <w:r>
+        <w:rPr>
+          <w:rFonts w:ascii="Times New Roman" w:hAnsi="Times New Roman" w:cs="Times New Roman" w:eastAsia="Times New Roman"/>
+          <w:b/>
+          <w:sz w:val="28"/>
+        </w:rPr>
+        <w:t>1.4.2 Построение контекстной диаграммы классов</w:t>
+      </w:r>
+    </w:p>
+    <w:p>
+      <w:pPr>
+        <w:spacing w:lineRule="auto" w:line="360" w:before="0" w:after="0"/>
+        <w:ind w:firstLine="425"/>
+        <w:jc w:val="both"/>
+      </w:pPr>
+      <w:r>
+        <w:rPr>
+          <w:rFonts w:ascii="Times New Roman" w:hAnsi="Times New Roman" w:cs="Times New Roman" w:eastAsia="Times New Roman"/>
+          <w:b w:val="0"/>
+          <w:sz w:val="28"/>
+        </w:rPr>
+        <w:t>Язык UML предусматривает три уровня диаграмм классов в зависимости от степени их детализации: концептуальный уровень (контекстные диаграммы классов), уровень спецификаций и уровень реализации. На этапе анализа строится контекстная диаграмма классов, которая демонстрирует основные классы системы и статические отношения между ними.</w:t>
+      </w:r>
+    </w:p>
+    <w:p>
+      <w:pPr>
+        <w:spacing w:lineRule="auto" w:line="360" w:before="0" w:after="0"/>
+        <w:ind w:firstLine="425"/>
+        <w:jc w:val="both"/>
+      </w:pPr>
+      <w:r>
+        <w:rPr>
+          <w:rFonts w:ascii="Times New Roman" w:hAnsi="Times New Roman" w:cs="Times New Roman" w:eastAsia="Times New Roman"/>
+          <w:b w:val="0"/>
+          <w:sz w:val="28"/>
+        </w:rPr>
+        <w:t>Контекстная диаграмма классов проектируемой системы приведена на рисунке 2. Центральным классом является «Модель», которая содержит классы «Сущность»; сущность включает классы «Группа свойств» и через них — «Поле», а также связана с классами «Операция» и «Поиск». Сущности могут быть связаны между собой отношением «состоит из». Класс «Сущность» является обобщающим для классов «Главная сущность» и «Дочерняя сущность».</w:t>
+      </w:r>
+    </w:p>
+    <w:p>
+      <w:pPr>
+        <w:spacing w:before="120" w:after="0"/>
+        <w:ind w:firstLine="0"/>
+        <w:jc w:val="center"/>
+      </w:pPr>
+      <w:r>
+        <w:drawing>
+          <wp:inline xmlns:a="http://schemas.openxmlformats.org/drawingml/2006/main" xmlns:pic="http://schemas.openxmlformats.org/drawingml/2006/picture">
+            <wp:extent cx="4680000" cy="3605977"/>
+            <wp:docPr id="2" name="Picture 2"/>
+            <wp:cNvGraphicFramePr>
+              <a:graphicFrameLocks noChangeAspect="1"/>
+            </wp:cNvGraphicFramePr>
+            <a:graphic>
+              <a:graphicData uri="http://schemas.openxmlformats.org/drawingml/2006/picture">
+                <pic:pic>
+                  <pic:nvPicPr>
+                    <pic:cNvPr id="0" name="cls.png"/>
+                    <pic:cNvPicPr/>
+                  </pic:nvPicPr>
+                  <pic:blipFill>
+                    <a:blip r:embed="rId10"/>
+                    <a:stretch>
+                      <a:fillRect/>
+                    </a:stretch>
+                  </pic:blipFill>
+                  <pic:spPr>
+                    <a:xfrm>
+                      <a:off x="0" y="0"/>
+                      <a:ext cx="4680000" cy="3605977"/>
+                    </a:xfrm>
+                    <a:prstGeom prst="rect"/>
+                  </pic:spPr>
+                </pic:pic>
+              </a:graphicData>
+            </a:graphic>
+          </wp:inline>
+        </w:drawing>
+      </w:r>
+    </w:p>
+    <w:p>
+      <w:pPr>
+        <w:spacing w:lineRule="auto" w:line="360" w:before="0" w:after="120"/>
+        <w:ind w:firstLine="425"/>
+        <w:jc w:val="both"/>
+      </w:pPr>
+      <w:r>
+        <w:rPr>
+          <w:rFonts w:ascii="Times New Roman" w:hAnsi="Times New Roman" w:cs="Times New Roman" w:eastAsia="Times New Roman"/>
+          <w:sz w:val="28"/>
+        </w:rPr>
+        <w:t>Рисунок 2 – Контекстная диаграмма классов</w:t>
+      </w:r>
+    </w:p>
+    <w:p>
+      <w:pPr>
+        <w:spacing w:lineRule="auto" w:line="360" w:before="0" w:after="0"/>
+        <w:ind w:firstLine="425"/>
+        <w:jc w:val="both"/>
+      </w:pPr>
+      <w:r>
+        <w:rPr>
+          <w:rFonts w:ascii="Times New Roman" w:hAnsi="Times New Roman" w:cs="Times New Roman" w:eastAsia="Times New Roman"/>
+          <w:b w:val="0"/>
+          <w:sz w:val="28"/>
+        </w:rPr>
+        <w:t>Описание классов контекстной диаграммы приведено в таблице 9.</w:t>
+      </w:r>
+    </w:p>
+    <w:p>
+      <w:pPr>
+        <w:spacing w:lineRule="auto" w:line="360" w:before="160" w:after="40"/>
+        <w:ind w:firstLine="0"/>
+        <w:jc w:val="left"/>
+      </w:pPr>
+      <w:r>
+        <w:rPr>
+          <w:rFonts w:ascii="Times New Roman" w:hAnsi="Times New Roman" w:cs="Times New Roman" w:eastAsia="Times New Roman"/>
+          <w:sz w:val="28"/>
+        </w:rPr>
+        <w:t>Таблица 9 – Описание классов</w:t>
+      </w:r>
+    </w:p>
+    <w:tbl>
+      <w:tblPr>
+        <w:tblStyle w:val="TableGrid"/>
+        <w:tblW w:type="auto" w:w="0"/>
+        <w:jc w:val="left"/>
+        <w:tblLook w:firstColumn="1" w:firstRow="1" w:lastColumn="0" w:lastRow="0" w:noHBand="0" w:noVBand="1" w:val="04A0"/>
+      </w:tblPr>
+      <w:tblGrid>
+        <w:gridCol w:w="4844"/>
+        <w:gridCol w:w="4844"/>
+      </w:tblGrid>
+      <w:tr>
+        <w:tc>
+          <w:tcPr>
+            <w:tcW w:type="dxa" w:w="4844"/>
+          </w:tcPr>
+          <w:p>
+            <w:pPr>
+              <w:spacing w:line="240" w:lineRule="auto" w:before="0" w:after="0"/>
+              <w:ind w:firstLine="0"/>
+              <w:jc w:val="left"/>
+            </w:pPr>
+            <w:r>
+              <w:rPr>
+                <w:rFonts w:ascii="Times New Roman" w:hAnsi="Times New Roman" w:cs="Times New Roman" w:eastAsia="Times New Roman"/>
+                <w:b/>
+                <w:sz w:val="24"/>
+              </w:rPr>
+              <w:t>Класс</w:t>
+            </w:r>
+          </w:p>
+        </w:tc>
+        <w:tc>
+          <w:tcPr>
+            <w:tcW w:type="dxa" w:w="4844"/>
+          </w:tcPr>
+          <w:p>
+            <w:pPr>
+              <w:spacing w:line="240" w:lineRule="auto" w:before="0" w:after="0"/>
+              <w:ind w:firstLine="0"/>
+              <w:jc w:val="left"/>
+            </w:pPr>
+            <w:r>
+              <w:rPr>
+                <w:rFonts w:ascii="Times New Roman" w:hAnsi="Times New Roman" w:cs="Times New Roman" w:eastAsia="Times New Roman"/>
+                <w:b/>
+                <w:sz w:val="24"/>
+              </w:rPr>
+              <w:t>Назначение</w:t>
             </w:r>
           </w:p>
         </w:tc>
@@ -856,7 +2347,7 @@
                 <w:b w:val="0"/>
                 <w:sz w:val="24"/>
               </w:rPr>
-              <w:t>Понятие</w:t>
+              <w:t>Описание подсистемы, выгруженное из тестируемого приложения; содержит сущности</w:t>
             </w:r>
           </w:p>
         </w:tc>
@@ -898,7 +2389,7 @@
                 <w:b w:val="0"/>
                 <w:sz w:val="24"/>
               </w:rPr>
-              <w:t>Понятие</w:t>
+              <w:t>Бизнес-объект подсистемы; включает группы свойств, операции и поиски</w:t>
             </w:r>
           </w:p>
         </w:tc>
@@ -940,7 +2431,7 @@
                 <w:b w:val="0"/>
                 <w:sz w:val="24"/>
               </w:rPr>
-              <w:t>Понятие</w:t>
+              <w:t>Набор полей, отображаемый в виде карточки или таблицы</w:t>
             </w:r>
           </w:p>
         </w:tc>
@@ -982,7 +2473,7 @@
                 <w:b w:val="0"/>
                 <w:sz w:val="24"/>
               </w:rPr>
-              <w:t>Понятие</w:t>
+              <w:t>Отдельный атрибут сущности с типом данных и признаком обязательности</w:t>
             </w:r>
           </w:p>
         </w:tc>
@@ -1024,7 +2515,7 @@
                 <w:b w:val="0"/>
                 <w:sz w:val="24"/>
               </w:rPr>
-              <w:t>Понятие</w:t>
+              <w:t>Действие над сущностью: создание, изменение, удаление, архивирование</w:t>
             </w:r>
           </w:p>
         </w:tc>
@@ -1066,7 +2557,7 @@
                 <w:b w:val="0"/>
                 <w:sz w:val="24"/>
               </w:rPr>
-              <w:t>Понятие</w:t>
+              <w:t>Способ отбора записей сущности по заданным параметрам</w:t>
             </w:r>
           </w:p>
         </w:tc>
@@ -1088,7 +2579,7 @@
                 <w:b w:val="0"/>
                 <w:sz w:val="24"/>
               </w:rPr>
-              <w:t>Наименование</w:t>
+              <w:t>Главная сущность</w:t>
             </w:r>
           </w:p>
         </w:tc>
@@ -1108,7 +2599,7 @@
                 <w:b w:val="0"/>
                 <w:sz w:val="24"/>
               </w:rPr>
-              <w:t>Признак</w:t>
+              <w:t>Сущность с собственной точкой входа в меню</w:t>
             </w:r>
           </w:p>
         </w:tc>
@@ -1130,7 +2621,7 @@
                 <w:b w:val="0"/>
                 <w:sz w:val="24"/>
               </w:rPr>
-              <w:t>Тип данных поля</w:t>
+              <w:t>Дочерняя сущность</w:t>
             </w:r>
           </w:p>
         </w:tc>
@@ -1150,49 +2641,7 @@
                 <w:b w:val="0"/>
                 <w:sz w:val="24"/>
               </w:rPr>
-              <w:t>Признак</w:t>
-            </w:r>
-          </w:p>
-        </w:tc>
-      </w:tr>
-      <w:tr>
-        <w:tc>
-          <w:tcPr>
-            <w:tcW w:type="dxa" w:w="4844"/>
-          </w:tcPr>
-          <w:p>
-            <w:pPr>
-              <w:spacing w:line="240" w:lineRule="auto" w:before="0" w:after="0"/>
-              <w:ind w:firstLine="0"/>
-              <w:jc w:val="left"/>
-            </w:pPr>
-            <w:r>
-              <w:rPr>
-                <w:rFonts w:ascii="Times New Roman" w:hAnsi="Times New Roman" w:cs="Times New Roman" w:eastAsia="Times New Roman"/>
-                <w:b w:val="0"/>
-                <w:sz w:val="24"/>
-              </w:rPr>
-              <w:t>Обязательность поля</w:t>
-            </w:r>
-          </w:p>
-        </w:tc>
-        <w:tc>
-          <w:tcPr>
-            <w:tcW w:type="dxa" w:w="4844"/>
-          </w:tcPr>
-          <w:p>
-            <w:pPr>
-              <w:spacing w:line="240" w:lineRule="auto" w:before="0" w:after="0"/>
-              <w:ind w:firstLine="0"/>
-              <w:jc w:val="left"/>
-            </w:pPr>
-            <w:r>
-              <w:rPr>
-                <w:rFonts w:ascii="Times New Roman" w:hAnsi="Times New Roman" w:cs="Times New Roman" w:eastAsia="Times New Roman"/>
-                <w:b w:val="0"/>
-                <w:sz w:val="24"/>
-              </w:rPr>
-              <w:t>Признак</w:t>
+              <w:t>Сущность, существующая только в составе другой сущности</w:t>
             </w:r>
           </w:p>
         </w:tc>
@@ -1210,7 +2659,7 @@
           <w:b/>
           <w:sz w:val="28"/>
         </w:rPr>
-        <w:t>1.4.3 Описание поведения. Системные события и операции</w:t>
+        <w:t>1.4.3 Построение диаграмм последовательности системы</w:t>
       </w:r>
     </w:p>
     <w:p>
@@ -1225,7 +2674,7 @@
           <w:b w:val="0"/>
           <w:sz w:val="28"/>
         </w:rPr>
-        <w:t>Концептуальная модель характеризует статические свойства проектируемой системы. Для описания особенностей её поведения используют диаграмму последовательностей. При её построении система рассматривается как единое целое — «чёрный ящик», — а внимание сосредотачивается на событиях, которые порождает действующее лицо, и на ответных действиях системы.</w:t>
+        <w:t>Диаграмма последовательности системы предназначена для визуализации взаимодействия пользователя и системы во времени. При её построении система рассматривается как единое целое — «чёрный ящик». События, порождаемые пользователем, называют системными; каждое системное событие инициирует выполнение системной операции. Для каждого основного варианта использования построена диаграмма последовательности, а каждая системная операция описана в отдельной таблице.</w:t>
       </w:r>
     </w:p>
     <w:p>
@@ -1240,7 +2689,7 @@
           <w:b w:val="0"/>
           <w:sz w:val="28"/>
         </w:rPr>
-        <w:t>События, порождаемые для системы действующим лицом, называют системными. Каждое системное событие инициирует выполнение соответствующей системной операции. Для основного сценария работы выявлены следующие системные события: выбрать файл модели, сформировать набор тестов, выполнить тесты. На каждое из них система отвечает: подтверждением загрузки модели, сообщением о готовности набора тестов и результатами прогона соответственно. Диаграмма последовательностей приведена на рисунке 1.4.4.</w:t>
+        <w:t>Диаграмма последовательности системы для варианта использования «Разобрать модель» приведена на рисунке 3.</w:t>
       </w:r>
     </w:p>
     <w:p>
@@ -1252,8 +2701,8 @@
       <w:r>
         <w:drawing>
           <wp:inline xmlns:a="http://schemas.openxmlformats.org/drawingml/2006/main" xmlns:pic="http://schemas.openxmlformats.org/drawingml/2006/picture">
-            <wp:extent cx="5040000" cy="2676553"/>
-            <wp:docPr id="4" name="Picture 4"/>
+            <wp:extent cx="5040000" cy="2873484"/>
+            <wp:docPr id="3" name="Picture 3"/>
             <wp:cNvGraphicFramePr>
               <a:graphicFrameLocks noChangeAspect="1"/>
             </wp:cNvGraphicFramePr>
@@ -1261,11 +2710,11 @@
               <a:graphicData uri="http://schemas.openxmlformats.org/drawingml/2006/picture">
                 <pic:pic>
                   <pic:nvPicPr>
-                    <pic:cNvPr id="0" name="seq.png"/>
+                    <pic:cNvPr id="0" name="seq1.png"/>
                     <pic:cNvPicPr/>
                   </pic:nvPicPr>
                   <pic:blipFill>
-                    <a:blip r:embed="rId12"/>
+                    <a:blip r:embed="rId11"/>
                     <a:stretch>
                       <a:fillRect/>
                     </a:stretch>
@@ -1273,7 +2722,7 @@
                   <pic:spPr>
                     <a:xfrm>
                       <a:off x="0" y="0"/>
-                      <a:ext cx="5040000" cy="2676553"/>
+                      <a:ext cx="5040000" cy="2873484"/>
                     </a:xfrm>
                     <a:prstGeom prst="rect"/>
                   </pic:spPr>
@@ -1295,27 +2744,12 @@
           <w:rFonts w:ascii="Times New Roman" w:hAnsi="Times New Roman" w:cs="Times New Roman" w:eastAsia="Times New Roman"/>
           <w:sz w:val="28"/>
         </w:rPr>
-        <w:t>Рисунок 1.4.4 – Диаграмма последовательностей системы</w:t>
+        <w:t>Рисунок 3 – Диаграмма последовательности системы варианта использования «Разобрать модель»</w:t>
       </w:r>
     </w:p>
     <w:p>
       <w:pPr>
-        <w:spacing w:lineRule="auto" w:line="360" w:before="0" w:after="0"/>
-        <w:ind w:firstLine="425"/>
-        <w:jc w:val="both"/>
-      </w:pPr>
-      <w:r>
-        <w:rPr>
-          <w:rFonts w:ascii="Times New Roman" w:hAnsi="Times New Roman" w:cs="Times New Roman" w:eastAsia="Times New Roman"/>
-          <w:b w:val="0"/>
-          <w:sz w:val="28"/>
-        </w:rPr>
-        <w:t>Каждую системную операцию необходимо описать, указав её имя, обязанности, тип, ссылки на варианты использования, обрабатываемые исключения, а также предусловие и постусловие. Описание системной операции «сформировать набор тестов» приведено в таблице 1.4.3.</w:t>
-      </w:r>
-    </w:p>
-    <w:p>
-      <w:pPr>
-        <w:spacing w:lineRule="auto" w:line="360" w:before="120" w:after="40"/>
+        <w:spacing w:lineRule="auto" w:line="360" w:before="160" w:after="40"/>
         <w:ind w:firstLine="0"/>
         <w:jc w:val="left"/>
       </w:pPr>
@@ -1324,7 +2758,7 @@
           <w:rFonts w:ascii="Times New Roman" w:hAnsi="Times New Roman" w:cs="Times New Roman" w:eastAsia="Times New Roman"/>
           <w:sz w:val="28"/>
         </w:rPr>
-        <w:t>Таблица 1.4.3 – Описание системной операции «сформировать набор тестов»</w:t>
+        <w:t>Таблица 10 – Описание системной операции «выбратьФайлМодели()»</w:t>
       </w:r>
     </w:p>
     <w:tbl>
@@ -1417,7 +2851,7 @@
                 <w:b w:val="0"/>
                 <w:sz w:val="24"/>
               </w:rPr>
-              <w:t>Сформировать набор тестов</w:t>
+              <w:t>выбратьФайлМодели()</w:t>
             </w:r>
           </w:p>
         </w:tc>
@@ -1459,7 +2893,7 @@
                 <w:b w:val="0"/>
                 <w:sz w:val="24"/>
               </w:rPr>
-              <w:t>Сформировать набор проверок по загруженной модели</w:t>
+              <w:t>Принять указанный путь к файлу модели</w:t>
             </w:r>
           </w:p>
         </w:tc>
@@ -1543,7 +2977,7 @@
                 <w:b w:val="0"/>
                 <w:sz w:val="24"/>
               </w:rPr>
-              <w:t>Вариант использования «сформировать набор тестов»</w:t>
+              <w:t>Вариант использования «Разобрать модель»</w:t>
             </w:r>
           </w:p>
         </w:tc>
@@ -1585,7 +3019,7 @@
                 <w:b w:val="0"/>
                 <w:sz w:val="24"/>
               </w:rPr>
-              <w:t>Модель не загружена; у сущности не заданы операции — проверки не формируются</w:t>
+              <w:t>Файл не указан или недоступен — сообщение об ошибке</w:t>
             </w:r>
           </w:p>
         </w:tc>
@@ -1627,7 +3061,7 @@
                 <w:b w:val="0"/>
                 <w:sz w:val="24"/>
               </w:rPr>
-              <w:t>Модель загружена и содержит хотя бы одну сущность</w:t>
+              <w:t>Система запущена</w:t>
             </w:r>
           </w:p>
         </w:tc>
@@ -1669,7 +3103,7 @@
                 <w:b w:val="0"/>
                 <w:sz w:val="24"/>
               </w:rPr>
-              <w:t>Сформирован набор проверок для всех пригодных сущностей</w:t>
+              <w:t>Файл выбран и доступен для разбора</w:t>
             </w:r>
           </w:p>
         </w:tc>
@@ -1677,19 +3111,728 @@
     </w:tbl>
     <w:p>
       <w:pPr>
-        <w:spacing w:lineRule="auto" w:line="360" w:before="240" w:after="120"/>
+        <w:spacing w:lineRule="auto" w:line="360" w:before="160" w:after="40"/>
         <w:ind w:firstLine="0"/>
         <w:jc w:val="left"/>
       </w:pPr>
       <w:r>
         <w:rPr>
           <w:rFonts w:ascii="Times New Roman" w:hAnsi="Times New Roman" w:cs="Times New Roman" w:eastAsia="Times New Roman"/>
-          <w:b/>
           <w:sz w:val="28"/>
         </w:rPr>
-        <w:t>1.4.4 Диаграмма деятельностей</w:t>
+        <w:t>Таблица 11 – Описание системной операции «разобратьМодель()»</w:t>
       </w:r>
     </w:p>
+    <w:tbl>
+      <w:tblPr>
+        <w:tblStyle w:val="TableGrid"/>
+        <w:tblW w:type="auto" w:w="0"/>
+        <w:jc w:val="left"/>
+        <w:tblLook w:firstColumn="1" w:firstRow="1" w:lastColumn="0" w:lastRow="0" w:noHBand="0" w:noVBand="1" w:val="04A0"/>
+      </w:tblPr>
+      <w:tblGrid>
+        <w:gridCol w:w="4844"/>
+        <w:gridCol w:w="4844"/>
+      </w:tblGrid>
+      <w:tr>
+        <w:tc>
+          <w:tcPr>
+            <w:tcW w:type="dxa" w:w="4844"/>
+          </w:tcPr>
+          <w:p>
+            <w:pPr>
+              <w:spacing w:line="240" w:lineRule="auto" w:before="0" w:after="0"/>
+              <w:ind w:firstLine="0"/>
+              <w:jc w:val="left"/>
+            </w:pPr>
+            <w:r>
+              <w:rPr>
+                <w:rFonts w:ascii="Times New Roman" w:hAnsi="Times New Roman" w:cs="Times New Roman" w:eastAsia="Times New Roman"/>
+                <w:b/>
+                <w:sz w:val="24"/>
+              </w:rPr>
+              <w:t>Раздел описания</w:t>
+            </w:r>
+          </w:p>
+        </w:tc>
+        <w:tc>
+          <w:tcPr>
+            <w:tcW w:type="dxa" w:w="4844"/>
+          </w:tcPr>
+          <w:p>
+            <w:pPr>
+              <w:spacing w:line="240" w:lineRule="auto" w:before="0" w:after="0"/>
+              <w:ind w:firstLine="0"/>
+              <w:jc w:val="left"/>
+            </w:pPr>
+            <w:r>
+              <w:rPr>
+                <w:rFonts w:ascii="Times New Roman" w:hAnsi="Times New Roman" w:cs="Times New Roman" w:eastAsia="Times New Roman"/>
+                <w:b/>
+                <w:sz w:val="24"/>
+              </w:rPr>
+              <w:t>Содержание</w:t>
+            </w:r>
+          </w:p>
+        </w:tc>
+      </w:tr>
+      <w:tr>
+        <w:tc>
+          <w:tcPr>
+            <w:tcW w:type="dxa" w:w="4844"/>
+          </w:tcPr>
+          <w:p>
+            <w:pPr>
+              <w:spacing w:line="240" w:lineRule="auto" w:before="0" w:after="0"/>
+              <w:ind w:firstLine="0"/>
+              <w:jc w:val="left"/>
+            </w:pPr>
+            <w:r>
+              <w:rPr>
+                <w:rFonts w:ascii="Times New Roman" w:hAnsi="Times New Roman" w:cs="Times New Roman" w:eastAsia="Times New Roman"/>
+                <w:b w:val="0"/>
+                <w:sz w:val="24"/>
+              </w:rPr>
+              <w:t>Имя</w:t>
+            </w:r>
+          </w:p>
+        </w:tc>
+        <w:tc>
+          <w:tcPr>
+            <w:tcW w:type="dxa" w:w="4844"/>
+          </w:tcPr>
+          <w:p>
+            <w:pPr>
+              <w:spacing w:line="240" w:lineRule="auto" w:before="0" w:after="0"/>
+              <w:ind w:firstLine="0"/>
+              <w:jc w:val="left"/>
+            </w:pPr>
+            <w:r>
+              <w:rPr>
+                <w:rFonts w:ascii="Times New Roman" w:hAnsi="Times New Roman" w:cs="Times New Roman" w:eastAsia="Times New Roman"/>
+                <w:b w:val="0"/>
+                <w:sz w:val="24"/>
+              </w:rPr>
+              <w:t>разобратьМодель()</w:t>
+            </w:r>
+          </w:p>
+        </w:tc>
+      </w:tr>
+      <w:tr>
+        <w:tc>
+          <w:tcPr>
+            <w:tcW w:type="dxa" w:w="4844"/>
+          </w:tcPr>
+          <w:p>
+            <w:pPr>
+              <w:spacing w:line="240" w:lineRule="auto" w:before="0" w:after="0"/>
+              <w:ind w:firstLine="0"/>
+              <w:jc w:val="left"/>
+            </w:pPr>
+            <w:r>
+              <w:rPr>
+                <w:rFonts w:ascii="Times New Roman" w:hAnsi="Times New Roman" w:cs="Times New Roman" w:eastAsia="Times New Roman"/>
+                <w:b w:val="0"/>
+                <w:sz w:val="24"/>
+              </w:rPr>
+              <w:t>Обязанности</w:t>
+            </w:r>
+          </w:p>
+        </w:tc>
+        <w:tc>
+          <w:tcPr>
+            <w:tcW w:type="dxa" w:w="4844"/>
+          </w:tcPr>
+          <w:p>
+            <w:pPr>
+              <w:spacing w:line="240" w:lineRule="auto" w:before="0" w:after="0"/>
+              <w:ind w:firstLine="0"/>
+              <w:jc w:val="left"/>
+            </w:pPr>
+            <w:r>
+              <w:rPr>
+                <w:rFonts w:ascii="Times New Roman" w:hAnsi="Times New Roman" w:cs="Times New Roman" w:eastAsia="Times New Roman"/>
+                <w:b w:val="0"/>
+                <w:sz w:val="24"/>
+              </w:rPr>
+              <w:t>Разобрать файл и построить объектную модель</w:t>
+            </w:r>
+          </w:p>
+        </w:tc>
+      </w:tr>
+      <w:tr>
+        <w:tc>
+          <w:tcPr>
+            <w:tcW w:type="dxa" w:w="4844"/>
+          </w:tcPr>
+          <w:p>
+            <w:pPr>
+              <w:spacing w:line="240" w:lineRule="auto" w:before="0" w:after="0"/>
+              <w:ind w:firstLine="0"/>
+              <w:jc w:val="left"/>
+            </w:pPr>
+            <w:r>
+              <w:rPr>
+                <w:rFonts w:ascii="Times New Roman" w:hAnsi="Times New Roman" w:cs="Times New Roman" w:eastAsia="Times New Roman"/>
+                <w:b w:val="0"/>
+                <w:sz w:val="24"/>
+              </w:rPr>
+              <w:t>Тип</w:t>
+            </w:r>
+          </w:p>
+        </w:tc>
+        <w:tc>
+          <w:tcPr>
+            <w:tcW w:type="dxa" w:w="4844"/>
+          </w:tcPr>
+          <w:p>
+            <w:pPr>
+              <w:spacing w:line="240" w:lineRule="auto" w:before="0" w:after="0"/>
+              <w:ind w:firstLine="0"/>
+              <w:jc w:val="left"/>
+            </w:pPr>
+            <w:r>
+              <w:rPr>
+                <w:rFonts w:ascii="Times New Roman" w:hAnsi="Times New Roman" w:cs="Times New Roman" w:eastAsia="Times New Roman"/>
+                <w:b w:val="0"/>
+                <w:sz w:val="24"/>
+              </w:rPr>
+              <w:t>Системная</w:t>
+            </w:r>
+          </w:p>
+        </w:tc>
+      </w:tr>
+      <w:tr>
+        <w:tc>
+          <w:tcPr>
+            <w:tcW w:type="dxa" w:w="4844"/>
+          </w:tcPr>
+          <w:p>
+            <w:pPr>
+              <w:spacing w:line="240" w:lineRule="auto" w:before="0" w:after="0"/>
+              <w:ind w:firstLine="0"/>
+              <w:jc w:val="left"/>
+            </w:pPr>
+            <w:r>
+              <w:rPr>
+                <w:rFonts w:ascii="Times New Roman" w:hAnsi="Times New Roman" w:cs="Times New Roman" w:eastAsia="Times New Roman"/>
+                <w:b w:val="0"/>
+                <w:sz w:val="24"/>
+              </w:rPr>
+              <w:t>Ссылки</w:t>
+            </w:r>
+          </w:p>
+        </w:tc>
+        <w:tc>
+          <w:tcPr>
+            <w:tcW w:type="dxa" w:w="4844"/>
+          </w:tcPr>
+          <w:p>
+            <w:pPr>
+              <w:spacing w:line="240" w:lineRule="auto" w:before="0" w:after="0"/>
+              <w:ind w:firstLine="0"/>
+              <w:jc w:val="left"/>
+            </w:pPr>
+            <w:r>
+              <w:rPr>
+                <w:rFonts w:ascii="Times New Roman" w:hAnsi="Times New Roman" w:cs="Times New Roman" w:eastAsia="Times New Roman"/>
+                <w:b w:val="0"/>
+                <w:sz w:val="24"/>
+              </w:rPr>
+              <w:t>Вариант использования «Разобрать модель»</w:t>
+            </w:r>
+          </w:p>
+        </w:tc>
+      </w:tr>
+      <w:tr>
+        <w:tc>
+          <w:tcPr>
+            <w:tcW w:type="dxa" w:w="4844"/>
+          </w:tcPr>
+          <w:p>
+            <w:pPr>
+              <w:spacing w:line="240" w:lineRule="auto" w:before="0" w:after="0"/>
+              <w:ind w:firstLine="0"/>
+              <w:jc w:val="left"/>
+            </w:pPr>
+            <w:r>
+              <w:rPr>
+                <w:rFonts w:ascii="Times New Roman" w:hAnsi="Times New Roman" w:cs="Times New Roman" w:eastAsia="Times New Roman"/>
+                <w:b w:val="0"/>
+                <w:sz w:val="24"/>
+              </w:rPr>
+              <w:t>Исключения</w:t>
+            </w:r>
+          </w:p>
+        </w:tc>
+        <w:tc>
+          <w:tcPr>
+            <w:tcW w:type="dxa" w:w="4844"/>
+          </w:tcPr>
+          <w:p>
+            <w:pPr>
+              <w:spacing w:line="240" w:lineRule="auto" w:before="0" w:after="0"/>
+              <w:ind w:firstLine="0"/>
+              <w:jc w:val="left"/>
+            </w:pPr>
+            <w:r>
+              <w:rPr>
+                <w:rFonts w:ascii="Times New Roman" w:hAnsi="Times New Roman" w:cs="Times New Roman" w:eastAsia="Times New Roman"/>
+                <w:b w:val="0"/>
+                <w:sz w:val="24"/>
+              </w:rPr>
+              <w:t>Некорректная структура файла — сообщение об ошибке разбора</w:t>
+            </w:r>
+          </w:p>
+        </w:tc>
+      </w:tr>
+      <w:tr>
+        <w:tc>
+          <w:tcPr>
+            <w:tcW w:type="dxa" w:w="4844"/>
+          </w:tcPr>
+          <w:p>
+            <w:pPr>
+              <w:spacing w:line="240" w:lineRule="auto" w:before="0" w:after="0"/>
+              <w:ind w:firstLine="0"/>
+              <w:jc w:val="left"/>
+            </w:pPr>
+            <w:r>
+              <w:rPr>
+                <w:rFonts w:ascii="Times New Roman" w:hAnsi="Times New Roman" w:cs="Times New Roman" w:eastAsia="Times New Roman"/>
+                <w:b w:val="0"/>
+                <w:sz w:val="24"/>
+              </w:rPr>
+              <w:t>Предусловие</w:t>
+            </w:r>
+          </w:p>
+        </w:tc>
+        <w:tc>
+          <w:tcPr>
+            <w:tcW w:type="dxa" w:w="4844"/>
+          </w:tcPr>
+          <w:p>
+            <w:pPr>
+              <w:spacing w:line="240" w:lineRule="auto" w:before="0" w:after="0"/>
+              <w:ind w:firstLine="0"/>
+              <w:jc w:val="left"/>
+            </w:pPr>
+            <w:r>
+              <w:rPr>
+                <w:rFonts w:ascii="Times New Roman" w:hAnsi="Times New Roman" w:cs="Times New Roman" w:eastAsia="Times New Roman"/>
+                <w:b w:val="0"/>
+                <w:sz w:val="24"/>
+              </w:rPr>
+              <w:t>Файл выбран</w:t>
+            </w:r>
+          </w:p>
+        </w:tc>
+      </w:tr>
+      <w:tr>
+        <w:tc>
+          <w:tcPr>
+            <w:tcW w:type="dxa" w:w="4844"/>
+          </w:tcPr>
+          <w:p>
+            <w:pPr>
+              <w:spacing w:line="240" w:lineRule="auto" w:before="0" w:after="0"/>
+              <w:ind w:firstLine="0"/>
+              <w:jc w:val="left"/>
+            </w:pPr>
+            <w:r>
+              <w:rPr>
+                <w:rFonts w:ascii="Times New Roman" w:hAnsi="Times New Roman" w:cs="Times New Roman" w:eastAsia="Times New Roman"/>
+                <w:b w:val="0"/>
+                <w:sz w:val="24"/>
+              </w:rPr>
+              <w:t>Постусловие</w:t>
+            </w:r>
+          </w:p>
+        </w:tc>
+        <w:tc>
+          <w:tcPr>
+            <w:tcW w:type="dxa" w:w="4844"/>
+          </w:tcPr>
+          <w:p>
+            <w:pPr>
+              <w:spacing w:line="240" w:lineRule="auto" w:before="0" w:after="0"/>
+              <w:ind w:firstLine="0"/>
+              <w:jc w:val="left"/>
+            </w:pPr>
+            <w:r>
+              <w:rPr>
+                <w:rFonts w:ascii="Times New Roman" w:hAnsi="Times New Roman" w:cs="Times New Roman" w:eastAsia="Times New Roman"/>
+                <w:b w:val="0"/>
+                <w:sz w:val="24"/>
+              </w:rPr>
+              <w:t>Построена объектная модель</w:t>
+            </w:r>
+          </w:p>
+        </w:tc>
+      </w:tr>
+    </w:tbl>
+    <w:p>
+      <w:pPr>
+        <w:spacing w:lineRule="auto" w:line="360" w:before="160" w:after="40"/>
+        <w:ind w:firstLine="0"/>
+        <w:jc w:val="left"/>
+      </w:pPr>
+      <w:r>
+        <w:rPr>
+          <w:rFonts w:ascii="Times New Roman" w:hAnsi="Times New Roman" w:cs="Times New Roman" w:eastAsia="Times New Roman"/>
+          <w:sz w:val="28"/>
+        </w:rPr>
+        <w:t>Таблица 12 – Описание системной операции «показатьДеревоСущностей()»</w:t>
+      </w:r>
+    </w:p>
+    <w:tbl>
+      <w:tblPr>
+        <w:tblStyle w:val="TableGrid"/>
+        <w:tblW w:type="auto" w:w="0"/>
+        <w:jc w:val="left"/>
+        <w:tblLook w:firstColumn="1" w:firstRow="1" w:lastColumn="0" w:lastRow="0" w:noHBand="0" w:noVBand="1" w:val="04A0"/>
+      </w:tblPr>
+      <w:tblGrid>
+        <w:gridCol w:w="4844"/>
+        <w:gridCol w:w="4844"/>
+      </w:tblGrid>
+      <w:tr>
+        <w:tc>
+          <w:tcPr>
+            <w:tcW w:type="dxa" w:w="4844"/>
+          </w:tcPr>
+          <w:p>
+            <w:pPr>
+              <w:spacing w:line="240" w:lineRule="auto" w:before="0" w:after="0"/>
+              <w:ind w:firstLine="0"/>
+              <w:jc w:val="left"/>
+            </w:pPr>
+            <w:r>
+              <w:rPr>
+                <w:rFonts w:ascii="Times New Roman" w:hAnsi="Times New Roman" w:cs="Times New Roman" w:eastAsia="Times New Roman"/>
+                <w:b/>
+                <w:sz w:val="24"/>
+              </w:rPr>
+              <w:t>Раздел описания</w:t>
+            </w:r>
+          </w:p>
+        </w:tc>
+        <w:tc>
+          <w:tcPr>
+            <w:tcW w:type="dxa" w:w="4844"/>
+          </w:tcPr>
+          <w:p>
+            <w:pPr>
+              <w:spacing w:line="240" w:lineRule="auto" w:before="0" w:after="0"/>
+              <w:ind w:firstLine="0"/>
+              <w:jc w:val="left"/>
+            </w:pPr>
+            <w:r>
+              <w:rPr>
+                <w:rFonts w:ascii="Times New Roman" w:hAnsi="Times New Roman" w:cs="Times New Roman" w:eastAsia="Times New Roman"/>
+                <w:b/>
+                <w:sz w:val="24"/>
+              </w:rPr>
+              <w:t>Содержание</w:t>
+            </w:r>
+          </w:p>
+        </w:tc>
+      </w:tr>
+      <w:tr>
+        <w:tc>
+          <w:tcPr>
+            <w:tcW w:type="dxa" w:w="4844"/>
+          </w:tcPr>
+          <w:p>
+            <w:pPr>
+              <w:spacing w:line="240" w:lineRule="auto" w:before="0" w:after="0"/>
+              <w:ind w:firstLine="0"/>
+              <w:jc w:val="left"/>
+            </w:pPr>
+            <w:r>
+              <w:rPr>
+                <w:rFonts w:ascii="Times New Roman" w:hAnsi="Times New Roman" w:cs="Times New Roman" w:eastAsia="Times New Roman"/>
+                <w:b w:val="0"/>
+                <w:sz w:val="24"/>
+              </w:rPr>
+              <w:t>Имя</w:t>
+            </w:r>
+          </w:p>
+        </w:tc>
+        <w:tc>
+          <w:tcPr>
+            <w:tcW w:type="dxa" w:w="4844"/>
+          </w:tcPr>
+          <w:p>
+            <w:pPr>
+              <w:spacing w:line="240" w:lineRule="auto" w:before="0" w:after="0"/>
+              <w:ind w:firstLine="0"/>
+              <w:jc w:val="left"/>
+            </w:pPr>
+            <w:r>
+              <w:rPr>
+                <w:rFonts w:ascii="Times New Roman" w:hAnsi="Times New Roman" w:cs="Times New Roman" w:eastAsia="Times New Roman"/>
+                <w:b w:val="0"/>
+                <w:sz w:val="24"/>
+              </w:rPr>
+              <w:t>показатьДеревоСущностей()</w:t>
+            </w:r>
+          </w:p>
+        </w:tc>
+      </w:tr>
+      <w:tr>
+        <w:tc>
+          <w:tcPr>
+            <w:tcW w:type="dxa" w:w="4844"/>
+          </w:tcPr>
+          <w:p>
+            <w:pPr>
+              <w:spacing w:line="240" w:lineRule="auto" w:before="0" w:after="0"/>
+              <w:ind w:firstLine="0"/>
+              <w:jc w:val="left"/>
+            </w:pPr>
+            <w:r>
+              <w:rPr>
+                <w:rFonts w:ascii="Times New Roman" w:hAnsi="Times New Roman" w:cs="Times New Roman" w:eastAsia="Times New Roman"/>
+                <w:b w:val="0"/>
+                <w:sz w:val="24"/>
+              </w:rPr>
+              <w:t>Обязанности</w:t>
+            </w:r>
+          </w:p>
+        </w:tc>
+        <w:tc>
+          <w:tcPr>
+            <w:tcW w:type="dxa" w:w="4844"/>
+          </w:tcPr>
+          <w:p>
+            <w:pPr>
+              <w:spacing w:line="240" w:lineRule="auto" w:before="0" w:after="0"/>
+              <w:ind w:firstLine="0"/>
+              <w:jc w:val="left"/>
+            </w:pPr>
+            <w:r>
+              <w:rPr>
+                <w:rFonts w:ascii="Times New Roman" w:hAnsi="Times New Roman" w:cs="Times New Roman" w:eastAsia="Times New Roman"/>
+                <w:b w:val="0"/>
+                <w:sz w:val="24"/>
+              </w:rPr>
+              <w:t>Отобразить сущности модели в виде дерева</w:t>
+            </w:r>
+          </w:p>
+        </w:tc>
+      </w:tr>
+      <w:tr>
+        <w:tc>
+          <w:tcPr>
+            <w:tcW w:type="dxa" w:w="4844"/>
+          </w:tcPr>
+          <w:p>
+            <w:pPr>
+              <w:spacing w:line="240" w:lineRule="auto" w:before="0" w:after="0"/>
+              <w:ind w:firstLine="0"/>
+              <w:jc w:val="left"/>
+            </w:pPr>
+            <w:r>
+              <w:rPr>
+                <w:rFonts w:ascii="Times New Roman" w:hAnsi="Times New Roman" w:cs="Times New Roman" w:eastAsia="Times New Roman"/>
+                <w:b w:val="0"/>
+                <w:sz w:val="24"/>
+              </w:rPr>
+              <w:t>Тип</w:t>
+            </w:r>
+          </w:p>
+        </w:tc>
+        <w:tc>
+          <w:tcPr>
+            <w:tcW w:type="dxa" w:w="4844"/>
+          </w:tcPr>
+          <w:p>
+            <w:pPr>
+              <w:spacing w:line="240" w:lineRule="auto" w:before="0" w:after="0"/>
+              <w:ind w:firstLine="0"/>
+              <w:jc w:val="left"/>
+            </w:pPr>
+            <w:r>
+              <w:rPr>
+                <w:rFonts w:ascii="Times New Roman" w:hAnsi="Times New Roman" w:cs="Times New Roman" w:eastAsia="Times New Roman"/>
+                <w:b w:val="0"/>
+                <w:sz w:val="24"/>
+              </w:rPr>
+              <w:t>Системная</w:t>
+            </w:r>
+          </w:p>
+        </w:tc>
+      </w:tr>
+      <w:tr>
+        <w:tc>
+          <w:tcPr>
+            <w:tcW w:type="dxa" w:w="4844"/>
+          </w:tcPr>
+          <w:p>
+            <w:pPr>
+              <w:spacing w:line="240" w:lineRule="auto" w:before="0" w:after="0"/>
+              <w:ind w:firstLine="0"/>
+              <w:jc w:val="left"/>
+            </w:pPr>
+            <w:r>
+              <w:rPr>
+                <w:rFonts w:ascii="Times New Roman" w:hAnsi="Times New Roman" w:cs="Times New Roman" w:eastAsia="Times New Roman"/>
+                <w:b w:val="0"/>
+                <w:sz w:val="24"/>
+              </w:rPr>
+              <w:t>Ссылки</w:t>
+            </w:r>
+          </w:p>
+        </w:tc>
+        <w:tc>
+          <w:tcPr>
+            <w:tcW w:type="dxa" w:w="4844"/>
+          </w:tcPr>
+          <w:p>
+            <w:pPr>
+              <w:spacing w:line="240" w:lineRule="auto" w:before="0" w:after="0"/>
+              <w:ind w:firstLine="0"/>
+              <w:jc w:val="left"/>
+            </w:pPr>
+            <w:r>
+              <w:rPr>
+                <w:rFonts w:ascii="Times New Roman" w:hAnsi="Times New Roman" w:cs="Times New Roman" w:eastAsia="Times New Roman"/>
+                <w:b w:val="0"/>
+                <w:sz w:val="24"/>
+              </w:rPr>
+              <w:t>Вариант использования «Разобрать модель»</w:t>
+            </w:r>
+          </w:p>
+        </w:tc>
+      </w:tr>
+      <w:tr>
+        <w:tc>
+          <w:tcPr>
+            <w:tcW w:type="dxa" w:w="4844"/>
+          </w:tcPr>
+          <w:p>
+            <w:pPr>
+              <w:spacing w:line="240" w:lineRule="auto" w:before="0" w:after="0"/>
+              <w:ind w:firstLine="0"/>
+              <w:jc w:val="left"/>
+            </w:pPr>
+            <w:r>
+              <w:rPr>
+                <w:rFonts w:ascii="Times New Roman" w:hAnsi="Times New Roman" w:cs="Times New Roman" w:eastAsia="Times New Roman"/>
+                <w:b w:val="0"/>
+                <w:sz w:val="24"/>
+              </w:rPr>
+              <w:t>Исключения</w:t>
+            </w:r>
+          </w:p>
+        </w:tc>
+        <w:tc>
+          <w:tcPr>
+            <w:tcW w:type="dxa" w:w="4844"/>
+          </w:tcPr>
+          <w:p>
+            <w:pPr>
+              <w:spacing w:line="240" w:lineRule="auto" w:before="0" w:after="0"/>
+              <w:ind w:firstLine="0"/>
+              <w:jc w:val="left"/>
+            </w:pPr>
+            <w:r>
+              <w:rPr>
+                <w:rFonts w:ascii="Times New Roman" w:hAnsi="Times New Roman" w:cs="Times New Roman" w:eastAsia="Times New Roman"/>
+                <w:b w:val="0"/>
+                <w:sz w:val="24"/>
+              </w:rPr>
+              <w:t>Модель не содержит сущностей — отображается пустое дерево</w:t>
+            </w:r>
+          </w:p>
+        </w:tc>
+      </w:tr>
+      <w:tr>
+        <w:tc>
+          <w:tcPr>
+            <w:tcW w:type="dxa" w:w="4844"/>
+          </w:tcPr>
+          <w:p>
+            <w:pPr>
+              <w:spacing w:line="240" w:lineRule="auto" w:before="0" w:after="0"/>
+              <w:ind w:firstLine="0"/>
+              <w:jc w:val="left"/>
+            </w:pPr>
+            <w:r>
+              <w:rPr>
+                <w:rFonts w:ascii="Times New Roman" w:hAnsi="Times New Roman" w:cs="Times New Roman" w:eastAsia="Times New Roman"/>
+                <w:b w:val="0"/>
+                <w:sz w:val="24"/>
+              </w:rPr>
+              <w:t>Предусловие</w:t>
+            </w:r>
+          </w:p>
+        </w:tc>
+        <w:tc>
+          <w:tcPr>
+            <w:tcW w:type="dxa" w:w="4844"/>
+          </w:tcPr>
+          <w:p>
+            <w:pPr>
+              <w:spacing w:line="240" w:lineRule="auto" w:before="0" w:after="0"/>
+              <w:ind w:firstLine="0"/>
+              <w:jc w:val="left"/>
+            </w:pPr>
+            <w:r>
+              <w:rPr>
+                <w:rFonts w:ascii="Times New Roman" w:hAnsi="Times New Roman" w:cs="Times New Roman" w:eastAsia="Times New Roman"/>
+                <w:b w:val="0"/>
+                <w:sz w:val="24"/>
+              </w:rPr>
+              <w:t>Модель построена</w:t>
+            </w:r>
+          </w:p>
+        </w:tc>
+      </w:tr>
+      <w:tr>
+        <w:tc>
+          <w:tcPr>
+            <w:tcW w:type="dxa" w:w="4844"/>
+          </w:tcPr>
+          <w:p>
+            <w:pPr>
+              <w:spacing w:line="240" w:lineRule="auto" w:before="0" w:after="0"/>
+              <w:ind w:firstLine="0"/>
+              <w:jc w:val="left"/>
+            </w:pPr>
+            <w:r>
+              <w:rPr>
+                <w:rFonts w:ascii="Times New Roman" w:hAnsi="Times New Roman" w:cs="Times New Roman" w:eastAsia="Times New Roman"/>
+                <w:b w:val="0"/>
+                <w:sz w:val="24"/>
+              </w:rPr>
+              <w:t>Постусловие</w:t>
+            </w:r>
+          </w:p>
+        </w:tc>
+        <w:tc>
+          <w:tcPr>
+            <w:tcW w:type="dxa" w:w="4844"/>
+          </w:tcPr>
+          <w:p>
+            <w:pPr>
+              <w:spacing w:line="240" w:lineRule="auto" w:before="0" w:after="0"/>
+              <w:ind w:firstLine="0"/>
+              <w:jc w:val="left"/>
+            </w:pPr>
+            <w:r>
+              <w:rPr>
+                <w:rFonts w:ascii="Times New Roman" w:hAnsi="Times New Roman" w:cs="Times New Roman" w:eastAsia="Times New Roman"/>
+                <w:b w:val="0"/>
+                <w:sz w:val="24"/>
+              </w:rPr>
+              <w:t>Дерево сущностей отображено</w:t>
+            </w:r>
+          </w:p>
+        </w:tc>
+      </w:tr>
+    </w:tbl>
     <w:p>
       <w:pPr>
         <w:spacing w:lineRule="auto" w:line="360" w:before="0" w:after="0"/>
@@ -1702,22 +3845,7 @@
           <w:b w:val="0"/>
           <w:sz w:val="28"/>
         </w:rPr>
-        <w:t>Диаграмма деятельностей уточняет основной вариант использования, представляя его как обобщённый алгоритм. Под деятельностью понимают отдельную задачу, которую необходимо выполнить. Альтернативные пути обозначают ромбом с указанием условия и подписями ветвей «да» и «нет»; повторяющуюся для каждого элемента деятельность помечают символом «*».</w:t>
-      </w:r>
-    </w:p>
-    <w:p>
-      <w:pPr>
-        <w:spacing w:lineRule="auto" w:line="360" w:before="0" w:after="0"/>
-        <w:ind w:firstLine="425"/>
-        <w:jc w:val="both"/>
-      </w:pPr>
-      <w:r>
-        <w:rPr>
-          <w:rFonts w:ascii="Times New Roman" w:hAnsi="Times New Roman" w:cs="Times New Roman" w:eastAsia="Times New Roman"/>
-          <w:b w:val="0"/>
-          <w:sz w:val="28"/>
-        </w:rPr>
-        <w:t>Работа системы начинается с выбора файла модели и параметров. После загрузки модели проверяется её корректность: при ошибке выдаётся сообщение и работа прекращается. Для корректной модели определяется вид каждой сущности, после чего для каждой сущности проверяется наличие заданных операций. Если операции не заданы, сущность пропускается; иначе в зависимости от способа ведения данных формируются проверки для карточки либо для таблицы. Затем формируются вспомогательные элементы, выполняются тесты, их результаты сохраняются и оформляются в виде отчёта. Диаграмма деятельностей приведена на рисунке 1.4.5.</w:t>
+        <w:t>Диаграмма последовательности системы для варианта использования «Сгенерировать тесты» приведена на рисунке 4.</w:t>
       </w:r>
     </w:p>
     <w:p>
@@ -1729,8 +3857,8 @@
       <w:r>
         <w:drawing>
           <wp:inline xmlns:a="http://schemas.openxmlformats.org/drawingml/2006/main" xmlns:pic="http://schemas.openxmlformats.org/drawingml/2006/picture">
-            <wp:extent cx="2951999" cy="6858652"/>
-            <wp:docPr id="5" name="Picture 5"/>
+            <wp:extent cx="5040000" cy="2873484"/>
+            <wp:docPr id="4" name="Picture 4"/>
             <wp:cNvGraphicFramePr>
               <a:graphicFrameLocks noChangeAspect="1"/>
             </wp:cNvGraphicFramePr>
@@ -1738,11 +3866,11 @@
               <a:graphicData uri="http://schemas.openxmlformats.org/drawingml/2006/picture">
                 <pic:pic>
                   <pic:nvPicPr>
-                    <pic:cNvPr id="0" name="act.png"/>
+                    <pic:cNvPr id="0" name="seq2.png"/>
                     <pic:cNvPicPr/>
                   </pic:nvPicPr>
                   <pic:blipFill>
-                    <a:blip r:embed="rId13"/>
+                    <a:blip r:embed="rId12"/>
                     <a:stretch>
                       <a:fillRect/>
                     </a:stretch>
@@ -1750,7 +3878,7 @@
                   <pic:spPr>
                     <a:xfrm>
                       <a:off x="0" y="0"/>
-                      <a:ext cx="2951999" cy="6858652"/>
+                      <a:ext cx="5040000" cy="2873484"/>
                     </a:xfrm>
                     <a:prstGeom prst="rect"/>
                   </pic:spPr>
@@ -1772,7 +3900,3505 @@
           <w:rFonts w:ascii="Times New Roman" w:hAnsi="Times New Roman" w:cs="Times New Roman" w:eastAsia="Times New Roman"/>
           <w:sz w:val="28"/>
         </w:rPr>
-        <w:t>Рисунок 1.4.5 – Диаграмма деятельностей основного сценария работы системы</w:t>
+        <w:t>Рисунок 4 – Диаграмма последовательности системы варианта использования «Сгенерировать тесты»</w:t>
+      </w:r>
+    </w:p>
+    <w:p>
+      <w:pPr>
+        <w:spacing w:lineRule="auto" w:line="360" w:before="160" w:after="40"/>
+        <w:ind w:firstLine="0"/>
+        <w:jc w:val="left"/>
+      </w:pPr>
+      <w:r>
+        <w:rPr>
+          <w:rFonts w:ascii="Times New Roman" w:hAnsi="Times New Roman" w:cs="Times New Roman" w:eastAsia="Times New Roman"/>
+          <w:sz w:val="28"/>
+        </w:rPr>
+        <w:t>Таблица 13 – Описание системной операции «задатьПараметрыГенерации()»</w:t>
+      </w:r>
+    </w:p>
+    <w:tbl>
+      <w:tblPr>
+        <w:tblStyle w:val="TableGrid"/>
+        <w:tblW w:type="auto" w:w="0"/>
+        <w:jc w:val="left"/>
+        <w:tblLook w:firstColumn="1" w:firstRow="1" w:lastColumn="0" w:lastRow="0" w:noHBand="0" w:noVBand="1" w:val="04A0"/>
+      </w:tblPr>
+      <w:tblGrid>
+        <w:gridCol w:w="4844"/>
+        <w:gridCol w:w="4844"/>
+      </w:tblGrid>
+      <w:tr>
+        <w:tc>
+          <w:tcPr>
+            <w:tcW w:type="dxa" w:w="4844"/>
+          </w:tcPr>
+          <w:p>
+            <w:pPr>
+              <w:spacing w:line="240" w:lineRule="auto" w:before="0" w:after="0"/>
+              <w:ind w:firstLine="0"/>
+              <w:jc w:val="left"/>
+            </w:pPr>
+            <w:r>
+              <w:rPr>
+                <w:rFonts w:ascii="Times New Roman" w:hAnsi="Times New Roman" w:cs="Times New Roman" w:eastAsia="Times New Roman"/>
+                <w:b/>
+                <w:sz w:val="24"/>
+              </w:rPr>
+              <w:t>Раздел описания</w:t>
+            </w:r>
+          </w:p>
+        </w:tc>
+        <w:tc>
+          <w:tcPr>
+            <w:tcW w:type="dxa" w:w="4844"/>
+          </w:tcPr>
+          <w:p>
+            <w:pPr>
+              <w:spacing w:line="240" w:lineRule="auto" w:before="0" w:after="0"/>
+              <w:ind w:firstLine="0"/>
+              <w:jc w:val="left"/>
+            </w:pPr>
+            <w:r>
+              <w:rPr>
+                <w:rFonts w:ascii="Times New Roman" w:hAnsi="Times New Roman" w:cs="Times New Roman" w:eastAsia="Times New Roman"/>
+                <w:b/>
+                <w:sz w:val="24"/>
+              </w:rPr>
+              <w:t>Содержание</w:t>
+            </w:r>
+          </w:p>
+        </w:tc>
+      </w:tr>
+      <w:tr>
+        <w:tc>
+          <w:tcPr>
+            <w:tcW w:type="dxa" w:w="4844"/>
+          </w:tcPr>
+          <w:p>
+            <w:pPr>
+              <w:spacing w:line="240" w:lineRule="auto" w:before="0" w:after="0"/>
+              <w:ind w:firstLine="0"/>
+              <w:jc w:val="left"/>
+            </w:pPr>
+            <w:r>
+              <w:rPr>
+                <w:rFonts w:ascii="Times New Roman" w:hAnsi="Times New Roman" w:cs="Times New Roman" w:eastAsia="Times New Roman"/>
+                <w:b w:val="0"/>
+                <w:sz w:val="24"/>
+              </w:rPr>
+              <w:t>Имя</w:t>
+            </w:r>
+          </w:p>
+        </w:tc>
+        <w:tc>
+          <w:tcPr>
+            <w:tcW w:type="dxa" w:w="4844"/>
+          </w:tcPr>
+          <w:p>
+            <w:pPr>
+              <w:spacing w:line="240" w:lineRule="auto" w:before="0" w:after="0"/>
+              <w:ind w:firstLine="0"/>
+              <w:jc w:val="left"/>
+            </w:pPr>
+            <w:r>
+              <w:rPr>
+                <w:rFonts w:ascii="Times New Roman" w:hAnsi="Times New Roman" w:cs="Times New Roman" w:eastAsia="Times New Roman"/>
+                <w:b w:val="0"/>
+                <w:sz w:val="24"/>
+              </w:rPr>
+              <w:t>задатьПараметрыГенерации()</w:t>
+            </w:r>
+          </w:p>
+        </w:tc>
+      </w:tr>
+      <w:tr>
+        <w:tc>
+          <w:tcPr>
+            <w:tcW w:type="dxa" w:w="4844"/>
+          </w:tcPr>
+          <w:p>
+            <w:pPr>
+              <w:spacing w:line="240" w:lineRule="auto" w:before="0" w:after="0"/>
+              <w:ind w:firstLine="0"/>
+              <w:jc w:val="left"/>
+            </w:pPr>
+            <w:r>
+              <w:rPr>
+                <w:rFonts w:ascii="Times New Roman" w:hAnsi="Times New Roman" w:cs="Times New Roman" w:eastAsia="Times New Roman"/>
+                <w:b w:val="0"/>
+                <w:sz w:val="24"/>
+              </w:rPr>
+              <w:t>Обязанности</w:t>
+            </w:r>
+          </w:p>
+        </w:tc>
+        <w:tc>
+          <w:tcPr>
+            <w:tcW w:type="dxa" w:w="4844"/>
+          </w:tcPr>
+          <w:p>
+            <w:pPr>
+              <w:spacing w:line="240" w:lineRule="auto" w:before="0" w:after="0"/>
+              <w:ind w:firstLine="0"/>
+              <w:jc w:val="left"/>
+            </w:pPr>
+            <w:r>
+              <w:rPr>
+                <w:rFonts w:ascii="Times New Roman" w:hAnsi="Times New Roman" w:cs="Times New Roman" w:eastAsia="Times New Roman"/>
+                <w:b w:val="0"/>
+                <w:sz w:val="24"/>
+              </w:rPr>
+              <w:t>Принять каталог сохранения и уровень тестирования</w:t>
+            </w:r>
+          </w:p>
+        </w:tc>
+      </w:tr>
+      <w:tr>
+        <w:tc>
+          <w:tcPr>
+            <w:tcW w:type="dxa" w:w="4844"/>
+          </w:tcPr>
+          <w:p>
+            <w:pPr>
+              <w:spacing w:line="240" w:lineRule="auto" w:before="0" w:after="0"/>
+              <w:ind w:firstLine="0"/>
+              <w:jc w:val="left"/>
+            </w:pPr>
+            <w:r>
+              <w:rPr>
+                <w:rFonts w:ascii="Times New Roman" w:hAnsi="Times New Roman" w:cs="Times New Roman" w:eastAsia="Times New Roman"/>
+                <w:b w:val="0"/>
+                <w:sz w:val="24"/>
+              </w:rPr>
+              <w:t>Тип</w:t>
+            </w:r>
+          </w:p>
+        </w:tc>
+        <w:tc>
+          <w:tcPr>
+            <w:tcW w:type="dxa" w:w="4844"/>
+          </w:tcPr>
+          <w:p>
+            <w:pPr>
+              <w:spacing w:line="240" w:lineRule="auto" w:before="0" w:after="0"/>
+              <w:ind w:firstLine="0"/>
+              <w:jc w:val="left"/>
+            </w:pPr>
+            <w:r>
+              <w:rPr>
+                <w:rFonts w:ascii="Times New Roman" w:hAnsi="Times New Roman" w:cs="Times New Roman" w:eastAsia="Times New Roman"/>
+                <w:b w:val="0"/>
+                <w:sz w:val="24"/>
+              </w:rPr>
+              <w:t>Системная</w:t>
+            </w:r>
+          </w:p>
+        </w:tc>
+      </w:tr>
+      <w:tr>
+        <w:tc>
+          <w:tcPr>
+            <w:tcW w:type="dxa" w:w="4844"/>
+          </w:tcPr>
+          <w:p>
+            <w:pPr>
+              <w:spacing w:line="240" w:lineRule="auto" w:before="0" w:after="0"/>
+              <w:ind w:firstLine="0"/>
+              <w:jc w:val="left"/>
+            </w:pPr>
+            <w:r>
+              <w:rPr>
+                <w:rFonts w:ascii="Times New Roman" w:hAnsi="Times New Roman" w:cs="Times New Roman" w:eastAsia="Times New Roman"/>
+                <w:b w:val="0"/>
+                <w:sz w:val="24"/>
+              </w:rPr>
+              <w:t>Ссылки</w:t>
+            </w:r>
+          </w:p>
+        </w:tc>
+        <w:tc>
+          <w:tcPr>
+            <w:tcW w:type="dxa" w:w="4844"/>
+          </w:tcPr>
+          <w:p>
+            <w:pPr>
+              <w:spacing w:line="240" w:lineRule="auto" w:before="0" w:after="0"/>
+              <w:ind w:firstLine="0"/>
+              <w:jc w:val="left"/>
+            </w:pPr>
+            <w:r>
+              <w:rPr>
+                <w:rFonts w:ascii="Times New Roman" w:hAnsi="Times New Roman" w:cs="Times New Roman" w:eastAsia="Times New Roman"/>
+                <w:b w:val="0"/>
+                <w:sz w:val="24"/>
+              </w:rPr>
+              <w:t>Вариант использования «Сгенерировать тесты»</w:t>
+            </w:r>
+          </w:p>
+        </w:tc>
+      </w:tr>
+      <w:tr>
+        <w:tc>
+          <w:tcPr>
+            <w:tcW w:type="dxa" w:w="4844"/>
+          </w:tcPr>
+          <w:p>
+            <w:pPr>
+              <w:spacing w:line="240" w:lineRule="auto" w:before="0" w:after="0"/>
+              <w:ind w:firstLine="0"/>
+              <w:jc w:val="left"/>
+            </w:pPr>
+            <w:r>
+              <w:rPr>
+                <w:rFonts w:ascii="Times New Roman" w:hAnsi="Times New Roman" w:cs="Times New Roman" w:eastAsia="Times New Roman"/>
+                <w:b w:val="0"/>
+                <w:sz w:val="24"/>
+              </w:rPr>
+              <w:t>Исключения</w:t>
+            </w:r>
+          </w:p>
+        </w:tc>
+        <w:tc>
+          <w:tcPr>
+            <w:tcW w:type="dxa" w:w="4844"/>
+          </w:tcPr>
+          <w:p>
+            <w:pPr>
+              <w:spacing w:line="240" w:lineRule="auto" w:before="0" w:after="0"/>
+              <w:ind w:firstLine="0"/>
+              <w:jc w:val="left"/>
+            </w:pPr>
+            <w:r>
+              <w:rPr>
+                <w:rFonts w:ascii="Times New Roman" w:hAnsi="Times New Roman" w:cs="Times New Roman" w:eastAsia="Times New Roman"/>
+                <w:b w:val="0"/>
+                <w:sz w:val="24"/>
+              </w:rPr>
+              <w:t>Каталог недоступен для записи — сообщение об ошибке</w:t>
+            </w:r>
+          </w:p>
+        </w:tc>
+      </w:tr>
+      <w:tr>
+        <w:tc>
+          <w:tcPr>
+            <w:tcW w:type="dxa" w:w="4844"/>
+          </w:tcPr>
+          <w:p>
+            <w:pPr>
+              <w:spacing w:line="240" w:lineRule="auto" w:before="0" w:after="0"/>
+              <w:ind w:firstLine="0"/>
+              <w:jc w:val="left"/>
+            </w:pPr>
+            <w:r>
+              <w:rPr>
+                <w:rFonts w:ascii="Times New Roman" w:hAnsi="Times New Roman" w:cs="Times New Roman" w:eastAsia="Times New Roman"/>
+                <w:b w:val="0"/>
+                <w:sz w:val="24"/>
+              </w:rPr>
+              <w:t>Предусловие</w:t>
+            </w:r>
+          </w:p>
+        </w:tc>
+        <w:tc>
+          <w:tcPr>
+            <w:tcW w:type="dxa" w:w="4844"/>
+          </w:tcPr>
+          <w:p>
+            <w:pPr>
+              <w:spacing w:line="240" w:lineRule="auto" w:before="0" w:after="0"/>
+              <w:ind w:firstLine="0"/>
+              <w:jc w:val="left"/>
+            </w:pPr>
+            <w:r>
+              <w:rPr>
+                <w:rFonts w:ascii="Times New Roman" w:hAnsi="Times New Roman" w:cs="Times New Roman" w:eastAsia="Times New Roman"/>
+                <w:b w:val="0"/>
+                <w:sz w:val="24"/>
+              </w:rPr>
+              <w:t>Модель построена</w:t>
+            </w:r>
+          </w:p>
+        </w:tc>
+      </w:tr>
+      <w:tr>
+        <w:tc>
+          <w:tcPr>
+            <w:tcW w:type="dxa" w:w="4844"/>
+          </w:tcPr>
+          <w:p>
+            <w:pPr>
+              <w:spacing w:line="240" w:lineRule="auto" w:before="0" w:after="0"/>
+              <w:ind w:firstLine="0"/>
+              <w:jc w:val="left"/>
+            </w:pPr>
+            <w:r>
+              <w:rPr>
+                <w:rFonts w:ascii="Times New Roman" w:hAnsi="Times New Roman" w:cs="Times New Roman" w:eastAsia="Times New Roman"/>
+                <w:b w:val="0"/>
+                <w:sz w:val="24"/>
+              </w:rPr>
+              <w:t>Постусловие</w:t>
+            </w:r>
+          </w:p>
+        </w:tc>
+        <w:tc>
+          <w:tcPr>
+            <w:tcW w:type="dxa" w:w="4844"/>
+          </w:tcPr>
+          <w:p>
+            <w:pPr>
+              <w:spacing w:line="240" w:lineRule="auto" w:before="0" w:after="0"/>
+              <w:ind w:firstLine="0"/>
+              <w:jc w:val="left"/>
+            </w:pPr>
+            <w:r>
+              <w:rPr>
+                <w:rFonts w:ascii="Times New Roman" w:hAnsi="Times New Roman" w:cs="Times New Roman" w:eastAsia="Times New Roman"/>
+                <w:b w:val="0"/>
+                <w:sz w:val="24"/>
+              </w:rPr>
+              <w:t>Параметры генерации приняты</w:t>
+            </w:r>
+          </w:p>
+        </w:tc>
+      </w:tr>
+    </w:tbl>
+    <w:p>
+      <w:pPr>
+        <w:spacing w:lineRule="auto" w:line="360" w:before="160" w:after="40"/>
+        <w:ind w:firstLine="0"/>
+        <w:jc w:val="left"/>
+      </w:pPr>
+      <w:r>
+        <w:rPr>
+          <w:rFonts w:ascii="Times New Roman" w:hAnsi="Times New Roman" w:cs="Times New Roman" w:eastAsia="Times New Roman"/>
+          <w:sz w:val="28"/>
+        </w:rPr>
+        <w:t>Таблица 14 – Описание системной операции «сгенерироватьТесты()»</w:t>
+      </w:r>
+    </w:p>
+    <w:tbl>
+      <w:tblPr>
+        <w:tblStyle w:val="TableGrid"/>
+        <w:tblW w:type="auto" w:w="0"/>
+        <w:jc w:val="left"/>
+        <w:tblLook w:firstColumn="1" w:firstRow="1" w:lastColumn="0" w:lastRow="0" w:noHBand="0" w:noVBand="1" w:val="04A0"/>
+      </w:tblPr>
+      <w:tblGrid>
+        <w:gridCol w:w="4844"/>
+        <w:gridCol w:w="4844"/>
+      </w:tblGrid>
+      <w:tr>
+        <w:tc>
+          <w:tcPr>
+            <w:tcW w:type="dxa" w:w="4844"/>
+          </w:tcPr>
+          <w:p>
+            <w:pPr>
+              <w:spacing w:line="240" w:lineRule="auto" w:before="0" w:after="0"/>
+              <w:ind w:firstLine="0"/>
+              <w:jc w:val="left"/>
+            </w:pPr>
+            <w:r>
+              <w:rPr>
+                <w:rFonts w:ascii="Times New Roman" w:hAnsi="Times New Roman" w:cs="Times New Roman" w:eastAsia="Times New Roman"/>
+                <w:b/>
+                <w:sz w:val="24"/>
+              </w:rPr>
+              <w:t>Раздел описания</w:t>
+            </w:r>
+          </w:p>
+        </w:tc>
+        <w:tc>
+          <w:tcPr>
+            <w:tcW w:type="dxa" w:w="4844"/>
+          </w:tcPr>
+          <w:p>
+            <w:pPr>
+              <w:spacing w:line="240" w:lineRule="auto" w:before="0" w:after="0"/>
+              <w:ind w:firstLine="0"/>
+              <w:jc w:val="left"/>
+            </w:pPr>
+            <w:r>
+              <w:rPr>
+                <w:rFonts w:ascii="Times New Roman" w:hAnsi="Times New Roman" w:cs="Times New Roman" w:eastAsia="Times New Roman"/>
+                <w:b/>
+                <w:sz w:val="24"/>
+              </w:rPr>
+              <w:t>Содержание</w:t>
+            </w:r>
+          </w:p>
+        </w:tc>
+      </w:tr>
+      <w:tr>
+        <w:tc>
+          <w:tcPr>
+            <w:tcW w:type="dxa" w:w="4844"/>
+          </w:tcPr>
+          <w:p>
+            <w:pPr>
+              <w:spacing w:line="240" w:lineRule="auto" w:before="0" w:after="0"/>
+              <w:ind w:firstLine="0"/>
+              <w:jc w:val="left"/>
+            </w:pPr>
+            <w:r>
+              <w:rPr>
+                <w:rFonts w:ascii="Times New Roman" w:hAnsi="Times New Roman" w:cs="Times New Roman" w:eastAsia="Times New Roman"/>
+                <w:b w:val="0"/>
+                <w:sz w:val="24"/>
+              </w:rPr>
+              <w:t>Имя</w:t>
+            </w:r>
+          </w:p>
+        </w:tc>
+        <w:tc>
+          <w:tcPr>
+            <w:tcW w:type="dxa" w:w="4844"/>
+          </w:tcPr>
+          <w:p>
+            <w:pPr>
+              <w:spacing w:line="240" w:lineRule="auto" w:before="0" w:after="0"/>
+              <w:ind w:firstLine="0"/>
+              <w:jc w:val="left"/>
+            </w:pPr>
+            <w:r>
+              <w:rPr>
+                <w:rFonts w:ascii="Times New Roman" w:hAnsi="Times New Roman" w:cs="Times New Roman" w:eastAsia="Times New Roman"/>
+                <w:b w:val="0"/>
+                <w:sz w:val="24"/>
+              </w:rPr>
+              <w:t>сгенерироватьТесты()</w:t>
+            </w:r>
+          </w:p>
+        </w:tc>
+      </w:tr>
+      <w:tr>
+        <w:tc>
+          <w:tcPr>
+            <w:tcW w:type="dxa" w:w="4844"/>
+          </w:tcPr>
+          <w:p>
+            <w:pPr>
+              <w:spacing w:line="240" w:lineRule="auto" w:before="0" w:after="0"/>
+              <w:ind w:firstLine="0"/>
+              <w:jc w:val="left"/>
+            </w:pPr>
+            <w:r>
+              <w:rPr>
+                <w:rFonts w:ascii="Times New Roman" w:hAnsi="Times New Roman" w:cs="Times New Roman" w:eastAsia="Times New Roman"/>
+                <w:b w:val="0"/>
+                <w:sz w:val="24"/>
+              </w:rPr>
+              <w:t>Обязанности</w:t>
+            </w:r>
+          </w:p>
+        </w:tc>
+        <w:tc>
+          <w:tcPr>
+            <w:tcW w:type="dxa" w:w="4844"/>
+          </w:tcPr>
+          <w:p>
+            <w:pPr>
+              <w:spacing w:line="240" w:lineRule="auto" w:before="0" w:after="0"/>
+              <w:ind w:firstLine="0"/>
+              <w:jc w:val="left"/>
+            </w:pPr>
+            <w:r>
+              <w:rPr>
+                <w:rFonts w:ascii="Times New Roman" w:hAnsi="Times New Roman" w:cs="Times New Roman" w:eastAsia="Times New Roman"/>
+                <w:b w:val="0"/>
+                <w:sz w:val="24"/>
+              </w:rPr>
+              <w:t>Сформировать набор тестов по построенной модели</w:t>
+            </w:r>
+          </w:p>
+        </w:tc>
+      </w:tr>
+      <w:tr>
+        <w:tc>
+          <w:tcPr>
+            <w:tcW w:type="dxa" w:w="4844"/>
+          </w:tcPr>
+          <w:p>
+            <w:pPr>
+              <w:spacing w:line="240" w:lineRule="auto" w:before="0" w:after="0"/>
+              <w:ind w:firstLine="0"/>
+              <w:jc w:val="left"/>
+            </w:pPr>
+            <w:r>
+              <w:rPr>
+                <w:rFonts w:ascii="Times New Roman" w:hAnsi="Times New Roman" w:cs="Times New Roman" w:eastAsia="Times New Roman"/>
+                <w:b w:val="0"/>
+                <w:sz w:val="24"/>
+              </w:rPr>
+              <w:t>Тип</w:t>
+            </w:r>
+          </w:p>
+        </w:tc>
+        <w:tc>
+          <w:tcPr>
+            <w:tcW w:type="dxa" w:w="4844"/>
+          </w:tcPr>
+          <w:p>
+            <w:pPr>
+              <w:spacing w:line="240" w:lineRule="auto" w:before="0" w:after="0"/>
+              <w:ind w:firstLine="0"/>
+              <w:jc w:val="left"/>
+            </w:pPr>
+            <w:r>
+              <w:rPr>
+                <w:rFonts w:ascii="Times New Roman" w:hAnsi="Times New Roman" w:cs="Times New Roman" w:eastAsia="Times New Roman"/>
+                <w:b w:val="0"/>
+                <w:sz w:val="24"/>
+              </w:rPr>
+              <w:t>Системная</w:t>
+            </w:r>
+          </w:p>
+        </w:tc>
+      </w:tr>
+      <w:tr>
+        <w:tc>
+          <w:tcPr>
+            <w:tcW w:type="dxa" w:w="4844"/>
+          </w:tcPr>
+          <w:p>
+            <w:pPr>
+              <w:spacing w:line="240" w:lineRule="auto" w:before="0" w:after="0"/>
+              <w:ind w:firstLine="0"/>
+              <w:jc w:val="left"/>
+            </w:pPr>
+            <w:r>
+              <w:rPr>
+                <w:rFonts w:ascii="Times New Roman" w:hAnsi="Times New Roman" w:cs="Times New Roman" w:eastAsia="Times New Roman"/>
+                <w:b w:val="0"/>
+                <w:sz w:val="24"/>
+              </w:rPr>
+              <w:t>Ссылки</w:t>
+            </w:r>
+          </w:p>
+        </w:tc>
+        <w:tc>
+          <w:tcPr>
+            <w:tcW w:type="dxa" w:w="4844"/>
+          </w:tcPr>
+          <w:p>
+            <w:pPr>
+              <w:spacing w:line="240" w:lineRule="auto" w:before="0" w:after="0"/>
+              <w:ind w:firstLine="0"/>
+              <w:jc w:val="left"/>
+            </w:pPr>
+            <w:r>
+              <w:rPr>
+                <w:rFonts w:ascii="Times New Roman" w:hAnsi="Times New Roman" w:cs="Times New Roman" w:eastAsia="Times New Roman"/>
+                <w:b w:val="0"/>
+                <w:sz w:val="24"/>
+              </w:rPr>
+              <w:t>Вариант использования «Сгенерировать тесты»</w:t>
+            </w:r>
+          </w:p>
+        </w:tc>
+      </w:tr>
+      <w:tr>
+        <w:tc>
+          <w:tcPr>
+            <w:tcW w:type="dxa" w:w="4844"/>
+          </w:tcPr>
+          <w:p>
+            <w:pPr>
+              <w:spacing w:line="240" w:lineRule="auto" w:before="0" w:after="0"/>
+              <w:ind w:firstLine="0"/>
+              <w:jc w:val="left"/>
+            </w:pPr>
+            <w:r>
+              <w:rPr>
+                <w:rFonts w:ascii="Times New Roman" w:hAnsi="Times New Roman" w:cs="Times New Roman" w:eastAsia="Times New Roman"/>
+                <w:b w:val="0"/>
+                <w:sz w:val="24"/>
+              </w:rPr>
+              <w:t>Исключения</w:t>
+            </w:r>
+          </w:p>
+        </w:tc>
+        <w:tc>
+          <w:tcPr>
+            <w:tcW w:type="dxa" w:w="4844"/>
+          </w:tcPr>
+          <w:p>
+            <w:pPr>
+              <w:spacing w:line="240" w:lineRule="auto" w:before="0" w:after="0"/>
+              <w:ind w:firstLine="0"/>
+              <w:jc w:val="left"/>
+            </w:pPr>
+            <w:r>
+              <w:rPr>
+                <w:rFonts w:ascii="Times New Roman" w:hAnsi="Times New Roman" w:cs="Times New Roman" w:eastAsia="Times New Roman"/>
+                <w:b w:val="0"/>
+                <w:sz w:val="24"/>
+              </w:rPr>
+              <w:t>Модель не построена — сообщение об ошибке</w:t>
+            </w:r>
+          </w:p>
+        </w:tc>
+      </w:tr>
+      <w:tr>
+        <w:tc>
+          <w:tcPr>
+            <w:tcW w:type="dxa" w:w="4844"/>
+          </w:tcPr>
+          <w:p>
+            <w:pPr>
+              <w:spacing w:line="240" w:lineRule="auto" w:before="0" w:after="0"/>
+              <w:ind w:firstLine="0"/>
+              <w:jc w:val="left"/>
+            </w:pPr>
+            <w:r>
+              <w:rPr>
+                <w:rFonts w:ascii="Times New Roman" w:hAnsi="Times New Roman" w:cs="Times New Roman" w:eastAsia="Times New Roman"/>
+                <w:b w:val="0"/>
+                <w:sz w:val="24"/>
+              </w:rPr>
+              <w:t>Предусловие</w:t>
+            </w:r>
+          </w:p>
+        </w:tc>
+        <w:tc>
+          <w:tcPr>
+            <w:tcW w:type="dxa" w:w="4844"/>
+          </w:tcPr>
+          <w:p>
+            <w:pPr>
+              <w:spacing w:line="240" w:lineRule="auto" w:before="0" w:after="0"/>
+              <w:ind w:firstLine="0"/>
+              <w:jc w:val="left"/>
+            </w:pPr>
+            <w:r>
+              <w:rPr>
+                <w:rFonts w:ascii="Times New Roman" w:hAnsi="Times New Roman" w:cs="Times New Roman" w:eastAsia="Times New Roman"/>
+                <w:b w:val="0"/>
+                <w:sz w:val="24"/>
+              </w:rPr>
+              <w:t>Параметры заданы</w:t>
+            </w:r>
+          </w:p>
+        </w:tc>
+      </w:tr>
+      <w:tr>
+        <w:tc>
+          <w:tcPr>
+            <w:tcW w:type="dxa" w:w="4844"/>
+          </w:tcPr>
+          <w:p>
+            <w:pPr>
+              <w:spacing w:line="240" w:lineRule="auto" w:before="0" w:after="0"/>
+              <w:ind w:firstLine="0"/>
+              <w:jc w:val="left"/>
+            </w:pPr>
+            <w:r>
+              <w:rPr>
+                <w:rFonts w:ascii="Times New Roman" w:hAnsi="Times New Roman" w:cs="Times New Roman" w:eastAsia="Times New Roman"/>
+                <w:b w:val="0"/>
+                <w:sz w:val="24"/>
+              </w:rPr>
+              <w:t>Постусловие</w:t>
+            </w:r>
+          </w:p>
+        </w:tc>
+        <w:tc>
+          <w:tcPr>
+            <w:tcW w:type="dxa" w:w="4844"/>
+          </w:tcPr>
+          <w:p>
+            <w:pPr>
+              <w:spacing w:line="240" w:lineRule="auto" w:before="0" w:after="0"/>
+              <w:ind w:firstLine="0"/>
+              <w:jc w:val="left"/>
+            </w:pPr>
+            <w:r>
+              <w:rPr>
+                <w:rFonts w:ascii="Times New Roman" w:hAnsi="Times New Roman" w:cs="Times New Roman" w:eastAsia="Times New Roman"/>
+                <w:b w:val="0"/>
+                <w:sz w:val="24"/>
+              </w:rPr>
+              <w:t>Набор тестов сформирован</w:t>
+            </w:r>
+          </w:p>
+        </w:tc>
+      </w:tr>
+    </w:tbl>
+    <w:p>
+      <w:pPr>
+        <w:spacing w:lineRule="auto" w:line="360" w:before="160" w:after="40"/>
+        <w:ind w:firstLine="0"/>
+        <w:jc w:val="left"/>
+      </w:pPr>
+      <w:r>
+        <w:rPr>
+          <w:rFonts w:ascii="Times New Roman" w:hAnsi="Times New Roman" w:cs="Times New Roman" w:eastAsia="Times New Roman"/>
+          <w:sz w:val="28"/>
+        </w:rPr>
+        <w:t>Таблица 15 – Описание системной операции «сохранитьПроект()»</w:t>
+      </w:r>
+    </w:p>
+    <w:tbl>
+      <w:tblPr>
+        <w:tblStyle w:val="TableGrid"/>
+        <w:tblW w:type="auto" w:w="0"/>
+        <w:jc w:val="left"/>
+        <w:tblLook w:firstColumn="1" w:firstRow="1" w:lastColumn="0" w:lastRow="0" w:noHBand="0" w:noVBand="1" w:val="04A0"/>
+      </w:tblPr>
+      <w:tblGrid>
+        <w:gridCol w:w="4844"/>
+        <w:gridCol w:w="4844"/>
+      </w:tblGrid>
+      <w:tr>
+        <w:tc>
+          <w:tcPr>
+            <w:tcW w:type="dxa" w:w="4844"/>
+          </w:tcPr>
+          <w:p>
+            <w:pPr>
+              <w:spacing w:line="240" w:lineRule="auto" w:before="0" w:after="0"/>
+              <w:ind w:firstLine="0"/>
+              <w:jc w:val="left"/>
+            </w:pPr>
+            <w:r>
+              <w:rPr>
+                <w:rFonts w:ascii="Times New Roman" w:hAnsi="Times New Roman" w:cs="Times New Roman" w:eastAsia="Times New Roman"/>
+                <w:b/>
+                <w:sz w:val="24"/>
+              </w:rPr>
+              <w:t>Раздел описания</w:t>
+            </w:r>
+          </w:p>
+        </w:tc>
+        <w:tc>
+          <w:tcPr>
+            <w:tcW w:type="dxa" w:w="4844"/>
+          </w:tcPr>
+          <w:p>
+            <w:pPr>
+              <w:spacing w:line="240" w:lineRule="auto" w:before="0" w:after="0"/>
+              <w:ind w:firstLine="0"/>
+              <w:jc w:val="left"/>
+            </w:pPr>
+            <w:r>
+              <w:rPr>
+                <w:rFonts w:ascii="Times New Roman" w:hAnsi="Times New Roman" w:cs="Times New Roman" w:eastAsia="Times New Roman"/>
+                <w:b/>
+                <w:sz w:val="24"/>
+              </w:rPr>
+              <w:t>Содержание</w:t>
+            </w:r>
+          </w:p>
+        </w:tc>
+      </w:tr>
+      <w:tr>
+        <w:tc>
+          <w:tcPr>
+            <w:tcW w:type="dxa" w:w="4844"/>
+          </w:tcPr>
+          <w:p>
+            <w:pPr>
+              <w:spacing w:line="240" w:lineRule="auto" w:before="0" w:after="0"/>
+              <w:ind w:firstLine="0"/>
+              <w:jc w:val="left"/>
+            </w:pPr>
+            <w:r>
+              <w:rPr>
+                <w:rFonts w:ascii="Times New Roman" w:hAnsi="Times New Roman" w:cs="Times New Roman" w:eastAsia="Times New Roman"/>
+                <w:b w:val="0"/>
+                <w:sz w:val="24"/>
+              </w:rPr>
+              <w:t>Имя</w:t>
+            </w:r>
+          </w:p>
+        </w:tc>
+        <w:tc>
+          <w:tcPr>
+            <w:tcW w:type="dxa" w:w="4844"/>
+          </w:tcPr>
+          <w:p>
+            <w:pPr>
+              <w:spacing w:line="240" w:lineRule="auto" w:before="0" w:after="0"/>
+              <w:ind w:firstLine="0"/>
+              <w:jc w:val="left"/>
+            </w:pPr>
+            <w:r>
+              <w:rPr>
+                <w:rFonts w:ascii="Times New Roman" w:hAnsi="Times New Roman" w:cs="Times New Roman" w:eastAsia="Times New Roman"/>
+                <w:b w:val="0"/>
+                <w:sz w:val="24"/>
+              </w:rPr>
+              <w:t>сохранитьПроект()</w:t>
+            </w:r>
+          </w:p>
+        </w:tc>
+      </w:tr>
+      <w:tr>
+        <w:tc>
+          <w:tcPr>
+            <w:tcW w:type="dxa" w:w="4844"/>
+          </w:tcPr>
+          <w:p>
+            <w:pPr>
+              <w:spacing w:line="240" w:lineRule="auto" w:before="0" w:after="0"/>
+              <w:ind w:firstLine="0"/>
+              <w:jc w:val="left"/>
+            </w:pPr>
+            <w:r>
+              <w:rPr>
+                <w:rFonts w:ascii="Times New Roman" w:hAnsi="Times New Roman" w:cs="Times New Roman" w:eastAsia="Times New Roman"/>
+                <w:b w:val="0"/>
+                <w:sz w:val="24"/>
+              </w:rPr>
+              <w:t>Обязанности</w:t>
+            </w:r>
+          </w:p>
+        </w:tc>
+        <w:tc>
+          <w:tcPr>
+            <w:tcW w:type="dxa" w:w="4844"/>
+          </w:tcPr>
+          <w:p>
+            <w:pPr>
+              <w:spacing w:line="240" w:lineRule="auto" w:before="0" w:after="0"/>
+              <w:ind w:firstLine="0"/>
+              <w:jc w:val="left"/>
+            </w:pPr>
+            <w:r>
+              <w:rPr>
+                <w:rFonts w:ascii="Times New Roman" w:hAnsi="Times New Roman" w:cs="Times New Roman" w:eastAsia="Times New Roman"/>
+                <w:b w:val="0"/>
+                <w:sz w:val="24"/>
+              </w:rPr>
+              <w:t>Сохранить сформированный проект тестов в каталог</w:t>
+            </w:r>
+          </w:p>
+        </w:tc>
+      </w:tr>
+      <w:tr>
+        <w:tc>
+          <w:tcPr>
+            <w:tcW w:type="dxa" w:w="4844"/>
+          </w:tcPr>
+          <w:p>
+            <w:pPr>
+              <w:spacing w:line="240" w:lineRule="auto" w:before="0" w:after="0"/>
+              <w:ind w:firstLine="0"/>
+              <w:jc w:val="left"/>
+            </w:pPr>
+            <w:r>
+              <w:rPr>
+                <w:rFonts w:ascii="Times New Roman" w:hAnsi="Times New Roman" w:cs="Times New Roman" w:eastAsia="Times New Roman"/>
+                <w:b w:val="0"/>
+                <w:sz w:val="24"/>
+              </w:rPr>
+              <w:t>Тип</w:t>
+            </w:r>
+          </w:p>
+        </w:tc>
+        <w:tc>
+          <w:tcPr>
+            <w:tcW w:type="dxa" w:w="4844"/>
+          </w:tcPr>
+          <w:p>
+            <w:pPr>
+              <w:spacing w:line="240" w:lineRule="auto" w:before="0" w:after="0"/>
+              <w:ind w:firstLine="0"/>
+              <w:jc w:val="left"/>
+            </w:pPr>
+            <w:r>
+              <w:rPr>
+                <w:rFonts w:ascii="Times New Roman" w:hAnsi="Times New Roman" w:cs="Times New Roman" w:eastAsia="Times New Roman"/>
+                <w:b w:val="0"/>
+                <w:sz w:val="24"/>
+              </w:rPr>
+              <w:t>Системная</w:t>
+            </w:r>
+          </w:p>
+        </w:tc>
+      </w:tr>
+      <w:tr>
+        <w:tc>
+          <w:tcPr>
+            <w:tcW w:type="dxa" w:w="4844"/>
+          </w:tcPr>
+          <w:p>
+            <w:pPr>
+              <w:spacing w:line="240" w:lineRule="auto" w:before="0" w:after="0"/>
+              <w:ind w:firstLine="0"/>
+              <w:jc w:val="left"/>
+            </w:pPr>
+            <w:r>
+              <w:rPr>
+                <w:rFonts w:ascii="Times New Roman" w:hAnsi="Times New Roman" w:cs="Times New Roman" w:eastAsia="Times New Roman"/>
+                <w:b w:val="0"/>
+                <w:sz w:val="24"/>
+              </w:rPr>
+              <w:t>Ссылки</w:t>
+            </w:r>
+          </w:p>
+        </w:tc>
+        <w:tc>
+          <w:tcPr>
+            <w:tcW w:type="dxa" w:w="4844"/>
+          </w:tcPr>
+          <w:p>
+            <w:pPr>
+              <w:spacing w:line="240" w:lineRule="auto" w:before="0" w:after="0"/>
+              <w:ind w:firstLine="0"/>
+              <w:jc w:val="left"/>
+            </w:pPr>
+            <w:r>
+              <w:rPr>
+                <w:rFonts w:ascii="Times New Roman" w:hAnsi="Times New Roman" w:cs="Times New Roman" w:eastAsia="Times New Roman"/>
+                <w:b w:val="0"/>
+                <w:sz w:val="24"/>
+              </w:rPr>
+              <w:t>Вариант использования «Сгенерировать тесты»</w:t>
+            </w:r>
+          </w:p>
+        </w:tc>
+      </w:tr>
+      <w:tr>
+        <w:tc>
+          <w:tcPr>
+            <w:tcW w:type="dxa" w:w="4844"/>
+          </w:tcPr>
+          <w:p>
+            <w:pPr>
+              <w:spacing w:line="240" w:lineRule="auto" w:before="0" w:after="0"/>
+              <w:ind w:firstLine="0"/>
+              <w:jc w:val="left"/>
+            </w:pPr>
+            <w:r>
+              <w:rPr>
+                <w:rFonts w:ascii="Times New Roman" w:hAnsi="Times New Roman" w:cs="Times New Roman" w:eastAsia="Times New Roman"/>
+                <w:b w:val="0"/>
+                <w:sz w:val="24"/>
+              </w:rPr>
+              <w:t>Исключения</w:t>
+            </w:r>
+          </w:p>
+        </w:tc>
+        <w:tc>
+          <w:tcPr>
+            <w:tcW w:type="dxa" w:w="4844"/>
+          </w:tcPr>
+          <w:p>
+            <w:pPr>
+              <w:spacing w:line="240" w:lineRule="auto" w:before="0" w:after="0"/>
+              <w:ind w:firstLine="0"/>
+              <w:jc w:val="left"/>
+            </w:pPr>
+            <w:r>
+              <w:rPr>
+                <w:rFonts w:ascii="Times New Roman" w:hAnsi="Times New Roman" w:cs="Times New Roman" w:eastAsia="Times New Roman"/>
+                <w:b w:val="0"/>
+                <w:sz w:val="24"/>
+              </w:rPr>
+              <w:t>Ошибка записи файлов — сообщение об ошибке</w:t>
+            </w:r>
+          </w:p>
+        </w:tc>
+      </w:tr>
+      <w:tr>
+        <w:tc>
+          <w:tcPr>
+            <w:tcW w:type="dxa" w:w="4844"/>
+          </w:tcPr>
+          <w:p>
+            <w:pPr>
+              <w:spacing w:line="240" w:lineRule="auto" w:before="0" w:after="0"/>
+              <w:ind w:firstLine="0"/>
+              <w:jc w:val="left"/>
+            </w:pPr>
+            <w:r>
+              <w:rPr>
+                <w:rFonts w:ascii="Times New Roman" w:hAnsi="Times New Roman" w:cs="Times New Roman" w:eastAsia="Times New Roman"/>
+                <w:b w:val="0"/>
+                <w:sz w:val="24"/>
+              </w:rPr>
+              <w:t>Предусловие</w:t>
+            </w:r>
+          </w:p>
+        </w:tc>
+        <w:tc>
+          <w:tcPr>
+            <w:tcW w:type="dxa" w:w="4844"/>
+          </w:tcPr>
+          <w:p>
+            <w:pPr>
+              <w:spacing w:line="240" w:lineRule="auto" w:before="0" w:after="0"/>
+              <w:ind w:firstLine="0"/>
+              <w:jc w:val="left"/>
+            </w:pPr>
+            <w:r>
+              <w:rPr>
+                <w:rFonts w:ascii="Times New Roman" w:hAnsi="Times New Roman" w:cs="Times New Roman" w:eastAsia="Times New Roman"/>
+                <w:b w:val="0"/>
+                <w:sz w:val="24"/>
+              </w:rPr>
+              <w:t>Набор тестов сформирован</w:t>
+            </w:r>
+          </w:p>
+        </w:tc>
+      </w:tr>
+      <w:tr>
+        <w:tc>
+          <w:tcPr>
+            <w:tcW w:type="dxa" w:w="4844"/>
+          </w:tcPr>
+          <w:p>
+            <w:pPr>
+              <w:spacing w:line="240" w:lineRule="auto" w:before="0" w:after="0"/>
+              <w:ind w:firstLine="0"/>
+              <w:jc w:val="left"/>
+            </w:pPr>
+            <w:r>
+              <w:rPr>
+                <w:rFonts w:ascii="Times New Roman" w:hAnsi="Times New Roman" w:cs="Times New Roman" w:eastAsia="Times New Roman"/>
+                <w:b w:val="0"/>
+                <w:sz w:val="24"/>
+              </w:rPr>
+              <w:t>Постусловие</w:t>
+            </w:r>
+          </w:p>
+        </w:tc>
+        <w:tc>
+          <w:tcPr>
+            <w:tcW w:type="dxa" w:w="4844"/>
+          </w:tcPr>
+          <w:p>
+            <w:pPr>
+              <w:spacing w:line="240" w:lineRule="auto" w:before="0" w:after="0"/>
+              <w:ind w:firstLine="0"/>
+              <w:jc w:val="left"/>
+            </w:pPr>
+            <w:r>
+              <w:rPr>
+                <w:rFonts w:ascii="Times New Roman" w:hAnsi="Times New Roman" w:cs="Times New Roman" w:eastAsia="Times New Roman"/>
+                <w:b w:val="0"/>
+                <w:sz w:val="24"/>
+              </w:rPr>
+              <w:t>Проект сохранён на диске</w:t>
+            </w:r>
+          </w:p>
+        </w:tc>
+      </w:tr>
+    </w:tbl>
+    <w:p>
+      <w:pPr>
+        <w:spacing w:lineRule="auto" w:line="360" w:before="0" w:after="0"/>
+        <w:ind w:firstLine="425"/>
+        <w:jc w:val="both"/>
+      </w:pPr>
+      <w:r>
+        <w:rPr>
+          <w:rFonts w:ascii="Times New Roman" w:hAnsi="Times New Roman" w:cs="Times New Roman" w:eastAsia="Times New Roman"/>
+          <w:b w:val="0"/>
+          <w:sz w:val="28"/>
+        </w:rPr>
+        <w:t>Диаграмма последовательности системы для варианта использования «Запустить тесты» приведена на рисунке 5.</w:t>
+      </w:r>
+    </w:p>
+    <w:p>
+      <w:pPr>
+        <w:spacing w:before="120" w:after="0"/>
+        <w:ind w:firstLine="0"/>
+        <w:jc w:val="center"/>
+      </w:pPr>
+      <w:r>
+        <w:drawing>
+          <wp:inline xmlns:a="http://schemas.openxmlformats.org/drawingml/2006/main" xmlns:pic="http://schemas.openxmlformats.org/drawingml/2006/picture">
+            <wp:extent cx="5040000" cy="2873484"/>
+            <wp:docPr id="5" name="Picture 5"/>
+            <wp:cNvGraphicFramePr>
+              <a:graphicFrameLocks noChangeAspect="1"/>
+            </wp:cNvGraphicFramePr>
+            <a:graphic>
+              <a:graphicData uri="http://schemas.openxmlformats.org/drawingml/2006/picture">
+                <pic:pic>
+                  <pic:nvPicPr>
+                    <pic:cNvPr id="0" name="seq3.png"/>
+                    <pic:cNvPicPr/>
+                  </pic:nvPicPr>
+                  <pic:blipFill>
+                    <a:blip r:embed="rId13"/>
+                    <a:stretch>
+                      <a:fillRect/>
+                    </a:stretch>
+                  </pic:blipFill>
+                  <pic:spPr>
+                    <a:xfrm>
+                      <a:off x="0" y="0"/>
+                      <a:ext cx="5040000" cy="2873484"/>
+                    </a:xfrm>
+                    <a:prstGeom prst="rect"/>
+                  </pic:spPr>
+                </pic:pic>
+              </a:graphicData>
+            </a:graphic>
+          </wp:inline>
+        </w:drawing>
+      </w:r>
+    </w:p>
+    <w:p>
+      <w:pPr>
+        <w:spacing w:lineRule="auto" w:line="360" w:before="0" w:after="120"/>
+        <w:ind w:firstLine="425"/>
+        <w:jc w:val="both"/>
+      </w:pPr>
+      <w:r>
+        <w:rPr>
+          <w:rFonts w:ascii="Times New Roman" w:hAnsi="Times New Roman" w:cs="Times New Roman" w:eastAsia="Times New Roman"/>
+          <w:sz w:val="28"/>
+        </w:rPr>
+        <w:t>Рисунок 5 – Диаграмма последовательности системы варианта использования «Запустить тесты»</w:t>
+      </w:r>
+    </w:p>
+    <w:p>
+      <w:pPr>
+        <w:spacing w:lineRule="auto" w:line="360" w:before="160" w:after="40"/>
+        <w:ind w:firstLine="0"/>
+        <w:jc w:val="left"/>
+      </w:pPr>
+      <w:r>
+        <w:rPr>
+          <w:rFonts w:ascii="Times New Roman" w:hAnsi="Times New Roman" w:cs="Times New Roman" w:eastAsia="Times New Roman"/>
+          <w:sz w:val="28"/>
+        </w:rPr>
+        <w:t>Таблица 16 – Описание системной операции «задатьПараметрыПодключения()»</w:t>
+      </w:r>
+    </w:p>
+    <w:tbl>
+      <w:tblPr>
+        <w:tblStyle w:val="TableGrid"/>
+        <w:tblW w:type="auto" w:w="0"/>
+        <w:jc w:val="left"/>
+        <w:tblLook w:firstColumn="1" w:firstRow="1" w:lastColumn="0" w:lastRow="0" w:noHBand="0" w:noVBand="1" w:val="04A0"/>
+      </w:tblPr>
+      <w:tblGrid>
+        <w:gridCol w:w="4844"/>
+        <w:gridCol w:w="4844"/>
+      </w:tblGrid>
+      <w:tr>
+        <w:tc>
+          <w:tcPr>
+            <w:tcW w:type="dxa" w:w="4844"/>
+          </w:tcPr>
+          <w:p>
+            <w:pPr>
+              <w:spacing w:line="240" w:lineRule="auto" w:before="0" w:after="0"/>
+              <w:ind w:firstLine="0"/>
+              <w:jc w:val="left"/>
+            </w:pPr>
+            <w:r>
+              <w:rPr>
+                <w:rFonts w:ascii="Times New Roman" w:hAnsi="Times New Roman" w:cs="Times New Roman" w:eastAsia="Times New Roman"/>
+                <w:b/>
+                <w:sz w:val="24"/>
+              </w:rPr>
+              <w:t>Раздел описания</w:t>
+            </w:r>
+          </w:p>
+        </w:tc>
+        <w:tc>
+          <w:tcPr>
+            <w:tcW w:type="dxa" w:w="4844"/>
+          </w:tcPr>
+          <w:p>
+            <w:pPr>
+              <w:spacing w:line="240" w:lineRule="auto" w:before="0" w:after="0"/>
+              <w:ind w:firstLine="0"/>
+              <w:jc w:val="left"/>
+            </w:pPr>
+            <w:r>
+              <w:rPr>
+                <w:rFonts w:ascii="Times New Roman" w:hAnsi="Times New Roman" w:cs="Times New Roman" w:eastAsia="Times New Roman"/>
+                <w:b/>
+                <w:sz w:val="24"/>
+              </w:rPr>
+              <w:t>Содержание</w:t>
+            </w:r>
+          </w:p>
+        </w:tc>
+      </w:tr>
+      <w:tr>
+        <w:tc>
+          <w:tcPr>
+            <w:tcW w:type="dxa" w:w="4844"/>
+          </w:tcPr>
+          <w:p>
+            <w:pPr>
+              <w:spacing w:line="240" w:lineRule="auto" w:before="0" w:after="0"/>
+              <w:ind w:firstLine="0"/>
+              <w:jc w:val="left"/>
+            </w:pPr>
+            <w:r>
+              <w:rPr>
+                <w:rFonts w:ascii="Times New Roman" w:hAnsi="Times New Roman" w:cs="Times New Roman" w:eastAsia="Times New Roman"/>
+                <w:b w:val="0"/>
+                <w:sz w:val="24"/>
+              </w:rPr>
+              <w:t>Имя</w:t>
+            </w:r>
+          </w:p>
+        </w:tc>
+        <w:tc>
+          <w:tcPr>
+            <w:tcW w:type="dxa" w:w="4844"/>
+          </w:tcPr>
+          <w:p>
+            <w:pPr>
+              <w:spacing w:line="240" w:lineRule="auto" w:before="0" w:after="0"/>
+              <w:ind w:firstLine="0"/>
+              <w:jc w:val="left"/>
+            </w:pPr>
+            <w:r>
+              <w:rPr>
+                <w:rFonts w:ascii="Times New Roman" w:hAnsi="Times New Roman" w:cs="Times New Roman" w:eastAsia="Times New Roman"/>
+                <w:b w:val="0"/>
+                <w:sz w:val="24"/>
+              </w:rPr>
+              <w:t>задатьПараметрыПодключения()</w:t>
+            </w:r>
+          </w:p>
+        </w:tc>
+      </w:tr>
+      <w:tr>
+        <w:tc>
+          <w:tcPr>
+            <w:tcW w:type="dxa" w:w="4844"/>
+          </w:tcPr>
+          <w:p>
+            <w:pPr>
+              <w:spacing w:line="240" w:lineRule="auto" w:before="0" w:after="0"/>
+              <w:ind w:firstLine="0"/>
+              <w:jc w:val="left"/>
+            </w:pPr>
+            <w:r>
+              <w:rPr>
+                <w:rFonts w:ascii="Times New Roman" w:hAnsi="Times New Roman" w:cs="Times New Roman" w:eastAsia="Times New Roman"/>
+                <w:b w:val="0"/>
+                <w:sz w:val="24"/>
+              </w:rPr>
+              <w:t>Обязанности</w:t>
+            </w:r>
+          </w:p>
+        </w:tc>
+        <w:tc>
+          <w:tcPr>
+            <w:tcW w:type="dxa" w:w="4844"/>
+          </w:tcPr>
+          <w:p>
+            <w:pPr>
+              <w:spacing w:line="240" w:lineRule="auto" w:before="0" w:after="0"/>
+              <w:ind w:firstLine="0"/>
+              <w:jc w:val="left"/>
+            </w:pPr>
+            <w:r>
+              <w:rPr>
+                <w:rFonts w:ascii="Times New Roman" w:hAnsi="Times New Roman" w:cs="Times New Roman" w:eastAsia="Times New Roman"/>
+                <w:b w:val="0"/>
+                <w:sz w:val="24"/>
+              </w:rPr>
+              <w:t>Принять адрес приложения и учётные данные</w:t>
+            </w:r>
+          </w:p>
+        </w:tc>
+      </w:tr>
+      <w:tr>
+        <w:tc>
+          <w:tcPr>
+            <w:tcW w:type="dxa" w:w="4844"/>
+          </w:tcPr>
+          <w:p>
+            <w:pPr>
+              <w:spacing w:line="240" w:lineRule="auto" w:before="0" w:after="0"/>
+              <w:ind w:firstLine="0"/>
+              <w:jc w:val="left"/>
+            </w:pPr>
+            <w:r>
+              <w:rPr>
+                <w:rFonts w:ascii="Times New Roman" w:hAnsi="Times New Roman" w:cs="Times New Roman" w:eastAsia="Times New Roman"/>
+                <w:b w:val="0"/>
+                <w:sz w:val="24"/>
+              </w:rPr>
+              <w:t>Тип</w:t>
+            </w:r>
+          </w:p>
+        </w:tc>
+        <w:tc>
+          <w:tcPr>
+            <w:tcW w:type="dxa" w:w="4844"/>
+          </w:tcPr>
+          <w:p>
+            <w:pPr>
+              <w:spacing w:line="240" w:lineRule="auto" w:before="0" w:after="0"/>
+              <w:ind w:firstLine="0"/>
+              <w:jc w:val="left"/>
+            </w:pPr>
+            <w:r>
+              <w:rPr>
+                <w:rFonts w:ascii="Times New Roman" w:hAnsi="Times New Roman" w:cs="Times New Roman" w:eastAsia="Times New Roman"/>
+                <w:b w:val="0"/>
+                <w:sz w:val="24"/>
+              </w:rPr>
+              <w:t>Системная</w:t>
+            </w:r>
+          </w:p>
+        </w:tc>
+      </w:tr>
+      <w:tr>
+        <w:tc>
+          <w:tcPr>
+            <w:tcW w:type="dxa" w:w="4844"/>
+          </w:tcPr>
+          <w:p>
+            <w:pPr>
+              <w:spacing w:line="240" w:lineRule="auto" w:before="0" w:after="0"/>
+              <w:ind w:firstLine="0"/>
+              <w:jc w:val="left"/>
+            </w:pPr>
+            <w:r>
+              <w:rPr>
+                <w:rFonts w:ascii="Times New Roman" w:hAnsi="Times New Roman" w:cs="Times New Roman" w:eastAsia="Times New Roman"/>
+                <w:b w:val="0"/>
+                <w:sz w:val="24"/>
+              </w:rPr>
+              <w:t>Ссылки</w:t>
+            </w:r>
+          </w:p>
+        </w:tc>
+        <w:tc>
+          <w:tcPr>
+            <w:tcW w:type="dxa" w:w="4844"/>
+          </w:tcPr>
+          <w:p>
+            <w:pPr>
+              <w:spacing w:line="240" w:lineRule="auto" w:before="0" w:after="0"/>
+              <w:ind w:firstLine="0"/>
+              <w:jc w:val="left"/>
+            </w:pPr>
+            <w:r>
+              <w:rPr>
+                <w:rFonts w:ascii="Times New Roman" w:hAnsi="Times New Roman" w:cs="Times New Roman" w:eastAsia="Times New Roman"/>
+                <w:b w:val="0"/>
+                <w:sz w:val="24"/>
+              </w:rPr>
+              <w:t>Вариант использования «Запустить тесты»</w:t>
+            </w:r>
+          </w:p>
+        </w:tc>
+      </w:tr>
+      <w:tr>
+        <w:tc>
+          <w:tcPr>
+            <w:tcW w:type="dxa" w:w="4844"/>
+          </w:tcPr>
+          <w:p>
+            <w:pPr>
+              <w:spacing w:line="240" w:lineRule="auto" w:before="0" w:after="0"/>
+              <w:ind w:firstLine="0"/>
+              <w:jc w:val="left"/>
+            </w:pPr>
+            <w:r>
+              <w:rPr>
+                <w:rFonts w:ascii="Times New Roman" w:hAnsi="Times New Roman" w:cs="Times New Roman" w:eastAsia="Times New Roman"/>
+                <w:b w:val="0"/>
+                <w:sz w:val="24"/>
+              </w:rPr>
+              <w:t>Исключения</w:t>
+            </w:r>
+          </w:p>
+        </w:tc>
+        <w:tc>
+          <w:tcPr>
+            <w:tcW w:type="dxa" w:w="4844"/>
+          </w:tcPr>
+          <w:p>
+            <w:pPr>
+              <w:spacing w:line="240" w:lineRule="auto" w:before="0" w:after="0"/>
+              <w:ind w:firstLine="0"/>
+              <w:jc w:val="left"/>
+            </w:pPr>
+            <w:r>
+              <w:rPr>
+                <w:rFonts w:ascii="Times New Roman" w:hAnsi="Times New Roman" w:cs="Times New Roman" w:eastAsia="Times New Roman"/>
+                <w:b w:val="0"/>
+                <w:sz w:val="24"/>
+              </w:rPr>
+              <w:t>Параметры не заданы — сообщение об ошибке</w:t>
+            </w:r>
+          </w:p>
+        </w:tc>
+      </w:tr>
+      <w:tr>
+        <w:tc>
+          <w:tcPr>
+            <w:tcW w:type="dxa" w:w="4844"/>
+          </w:tcPr>
+          <w:p>
+            <w:pPr>
+              <w:spacing w:line="240" w:lineRule="auto" w:before="0" w:after="0"/>
+              <w:ind w:firstLine="0"/>
+              <w:jc w:val="left"/>
+            </w:pPr>
+            <w:r>
+              <w:rPr>
+                <w:rFonts w:ascii="Times New Roman" w:hAnsi="Times New Roman" w:cs="Times New Roman" w:eastAsia="Times New Roman"/>
+                <w:b w:val="0"/>
+                <w:sz w:val="24"/>
+              </w:rPr>
+              <w:t>Предусловие</w:t>
+            </w:r>
+          </w:p>
+        </w:tc>
+        <w:tc>
+          <w:tcPr>
+            <w:tcW w:type="dxa" w:w="4844"/>
+          </w:tcPr>
+          <w:p>
+            <w:pPr>
+              <w:spacing w:line="240" w:lineRule="auto" w:before="0" w:after="0"/>
+              <w:ind w:firstLine="0"/>
+              <w:jc w:val="left"/>
+            </w:pPr>
+            <w:r>
+              <w:rPr>
+                <w:rFonts w:ascii="Times New Roman" w:hAnsi="Times New Roman" w:cs="Times New Roman" w:eastAsia="Times New Roman"/>
+                <w:b w:val="0"/>
+                <w:sz w:val="24"/>
+              </w:rPr>
+              <w:t>Проект тестов сформирован</w:t>
+            </w:r>
+          </w:p>
+        </w:tc>
+      </w:tr>
+      <w:tr>
+        <w:tc>
+          <w:tcPr>
+            <w:tcW w:type="dxa" w:w="4844"/>
+          </w:tcPr>
+          <w:p>
+            <w:pPr>
+              <w:spacing w:line="240" w:lineRule="auto" w:before="0" w:after="0"/>
+              <w:ind w:firstLine="0"/>
+              <w:jc w:val="left"/>
+            </w:pPr>
+            <w:r>
+              <w:rPr>
+                <w:rFonts w:ascii="Times New Roman" w:hAnsi="Times New Roman" w:cs="Times New Roman" w:eastAsia="Times New Roman"/>
+                <w:b w:val="0"/>
+                <w:sz w:val="24"/>
+              </w:rPr>
+              <w:t>Постусловие</w:t>
+            </w:r>
+          </w:p>
+        </w:tc>
+        <w:tc>
+          <w:tcPr>
+            <w:tcW w:type="dxa" w:w="4844"/>
+          </w:tcPr>
+          <w:p>
+            <w:pPr>
+              <w:spacing w:line="240" w:lineRule="auto" w:before="0" w:after="0"/>
+              <w:ind w:firstLine="0"/>
+              <w:jc w:val="left"/>
+            </w:pPr>
+            <w:r>
+              <w:rPr>
+                <w:rFonts w:ascii="Times New Roman" w:hAnsi="Times New Roman" w:cs="Times New Roman" w:eastAsia="Times New Roman"/>
+                <w:b w:val="0"/>
+                <w:sz w:val="24"/>
+              </w:rPr>
+              <w:t>Параметры подключения приняты</w:t>
+            </w:r>
+          </w:p>
+        </w:tc>
+      </w:tr>
+    </w:tbl>
+    <w:p>
+      <w:pPr>
+        <w:spacing w:lineRule="auto" w:line="360" w:before="160" w:after="40"/>
+        <w:ind w:firstLine="0"/>
+        <w:jc w:val="left"/>
+      </w:pPr>
+      <w:r>
+        <w:rPr>
+          <w:rFonts w:ascii="Times New Roman" w:hAnsi="Times New Roman" w:cs="Times New Roman" w:eastAsia="Times New Roman"/>
+          <w:sz w:val="28"/>
+        </w:rPr>
+        <w:t>Таблица 17 – Описание системной операции «выполнитьТесты()»</w:t>
+      </w:r>
+    </w:p>
+    <w:tbl>
+      <w:tblPr>
+        <w:tblStyle w:val="TableGrid"/>
+        <w:tblW w:type="auto" w:w="0"/>
+        <w:jc w:val="left"/>
+        <w:tblLook w:firstColumn="1" w:firstRow="1" w:lastColumn="0" w:lastRow="0" w:noHBand="0" w:noVBand="1" w:val="04A0"/>
+      </w:tblPr>
+      <w:tblGrid>
+        <w:gridCol w:w="4844"/>
+        <w:gridCol w:w="4844"/>
+      </w:tblGrid>
+      <w:tr>
+        <w:tc>
+          <w:tcPr>
+            <w:tcW w:type="dxa" w:w="4844"/>
+          </w:tcPr>
+          <w:p>
+            <w:pPr>
+              <w:spacing w:line="240" w:lineRule="auto" w:before="0" w:after="0"/>
+              <w:ind w:firstLine="0"/>
+              <w:jc w:val="left"/>
+            </w:pPr>
+            <w:r>
+              <w:rPr>
+                <w:rFonts w:ascii="Times New Roman" w:hAnsi="Times New Roman" w:cs="Times New Roman" w:eastAsia="Times New Roman"/>
+                <w:b/>
+                <w:sz w:val="24"/>
+              </w:rPr>
+              <w:t>Раздел описания</w:t>
+            </w:r>
+          </w:p>
+        </w:tc>
+        <w:tc>
+          <w:tcPr>
+            <w:tcW w:type="dxa" w:w="4844"/>
+          </w:tcPr>
+          <w:p>
+            <w:pPr>
+              <w:spacing w:line="240" w:lineRule="auto" w:before="0" w:after="0"/>
+              <w:ind w:firstLine="0"/>
+              <w:jc w:val="left"/>
+            </w:pPr>
+            <w:r>
+              <w:rPr>
+                <w:rFonts w:ascii="Times New Roman" w:hAnsi="Times New Roman" w:cs="Times New Roman" w:eastAsia="Times New Roman"/>
+                <w:b/>
+                <w:sz w:val="24"/>
+              </w:rPr>
+              <w:t>Содержание</w:t>
+            </w:r>
+          </w:p>
+        </w:tc>
+      </w:tr>
+      <w:tr>
+        <w:tc>
+          <w:tcPr>
+            <w:tcW w:type="dxa" w:w="4844"/>
+          </w:tcPr>
+          <w:p>
+            <w:pPr>
+              <w:spacing w:line="240" w:lineRule="auto" w:before="0" w:after="0"/>
+              <w:ind w:firstLine="0"/>
+              <w:jc w:val="left"/>
+            </w:pPr>
+            <w:r>
+              <w:rPr>
+                <w:rFonts w:ascii="Times New Roman" w:hAnsi="Times New Roman" w:cs="Times New Roman" w:eastAsia="Times New Roman"/>
+                <w:b w:val="0"/>
+                <w:sz w:val="24"/>
+              </w:rPr>
+              <w:t>Имя</w:t>
+            </w:r>
+          </w:p>
+        </w:tc>
+        <w:tc>
+          <w:tcPr>
+            <w:tcW w:type="dxa" w:w="4844"/>
+          </w:tcPr>
+          <w:p>
+            <w:pPr>
+              <w:spacing w:line="240" w:lineRule="auto" w:before="0" w:after="0"/>
+              <w:ind w:firstLine="0"/>
+              <w:jc w:val="left"/>
+            </w:pPr>
+            <w:r>
+              <w:rPr>
+                <w:rFonts w:ascii="Times New Roman" w:hAnsi="Times New Roman" w:cs="Times New Roman" w:eastAsia="Times New Roman"/>
+                <w:b w:val="0"/>
+                <w:sz w:val="24"/>
+              </w:rPr>
+              <w:t>выполнитьТесты()</w:t>
+            </w:r>
+          </w:p>
+        </w:tc>
+      </w:tr>
+      <w:tr>
+        <w:tc>
+          <w:tcPr>
+            <w:tcW w:type="dxa" w:w="4844"/>
+          </w:tcPr>
+          <w:p>
+            <w:pPr>
+              <w:spacing w:line="240" w:lineRule="auto" w:before="0" w:after="0"/>
+              <w:ind w:firstLine="0"/>
+              <w:jc w:val="left"/>
+            </w:pPr>
+            <w:r>
+              <w:rPr>
+                <w:rFonts w:ascii="Times New Roman" w:hAnsi="Times New Roman" w:cs="Times New Roman" w:eastAsia="Times New Roman"/>
+                <w:b w:val="0"/>
+                <w:sz w:val="24"/>
+              </w:rPr>
+              <w:t>Обязанности</w:t>
+            </w:r>
+          </w:p>
+        </w:tc>
+        <w:tc>
+          <w:tcPr>
+            <w:tcW w:type="dxa" w:w="4844"/>
+          </w:tcPr>
+          <w:p>
+            <w:pPr>
+              <w:spacing w:line="240" w:lineRule="auto" w:before="0" w:after="0"/>
+              <w:ind w:firstLine="0"/>
+              <w:jc w:val="left"/>
+            </w:pPr>
+            <w:r>
+              <w:rPr>
+                <w:rFonts w:ascii="Times New Roman" w:hAnsi="Times New Roman" w:cs="Times New Roman" w:eastAsia="Times New Roman"/>
+                <w:b w:val="0"/>
+                <w:sz w:val="24"/>
+              </w:rPr>
+              <w:t>Выполнить тесты над тестируемым приложением</w:t>
+            </w:r>
+          </w:p>
+        </w:tc>
+      </w:tr>
+      <w:tr>
+        <w:tc>
+          <w:tcPr>
+            <w:tcW w:type="dxa" w:w="4844"/>
+          </w:tcPr>
+          <w:p>
+            <w:pPr>
+              <w:spacing w:line="240" w:lineRule="auto" w:before="0" w:after="0"/>
+              <w:ind w:firstLine="0"/>
+              <w:jc w:val="left"/>
+            </w:pPr>
+            <w:r>
+              <w:rPr>
+                <w:rFonts w:ascii="Times New Roman" w:hAnsi="Times New Roman" w:cs="Times New Roman" w:eastAsia="Times New Roman"/>
+                <w:b w:val="0"/>
+                <w:sz w:val="24"/>
+              </w:rPr>
+              <w:t>Тип</w:t>
+            </w:r>
+          </w:p>
+        </w:tc>
+        <w:tc>
+          <w:tcPr>
+            <w:tcW w:type="dxa" w:w="4844"/>
+          </w:tcPr>
+          <w:p>
+            <w:pPr>
+              <w:spacing w:line="240" w:lineRule="auto" w:before="0" w:after="0"/>
+              <w:ind w:firstLine="0"/>
+              <w:jc w:val="left"/>
+            </w:pPr>
+            <w:r>
+              <w:rPr>
+                <w:rFonts w:ascii="Times New Roman" w:hAnsi="Times New Roman" w:cs="Times New Roman" w:eastAsia="Times New Roman"/>
+                <w:b w:val="0"/>
+                <w:sz w:val="24"/>
+              </w:rPr>
+              <w:t>Системная</w:t>
+            </w:r>
+          </w:p>
+        </w:tc>
+      </w:tr>
+      <w:tr>
+        <w:tc>
+          <w:tcPr>
+            <w:tcW w:type="dxa" w:w="4844"/>
+          </w:tcPr>
+          <w:p>
+            <w:pPr>
+              <w:spacing w:line="240" w:lineRule="auto" w:before="0" w:after="0"/>
+              <w:ind w:firstLine="0"/>
+              <w:jc w:val="left"/>
+            </w:pPr>
+            <w:r>
+              <w:rPr>
+                <w:rFonts w:ascii="Times New Roman" w:hAnsi="Times New Roman" w:cs="Times New Roman" w:eastAsia="Times New Roman"/>
+                <w:b w:val="0"/>
+                <w:sz w:val="24"/>
+              </w:rPr>
+              <w:t>Ссылки</w:t>
+            </w:r>
+          </w:p>
+        </w:tc>
+        <w:tc>
+          <w:tcPr>
+            <w:tcW w:type="dxa" w:w="4844"/>
+          </w:tcPr>
+          <w:p>
+            <w:pPr>
+              <w:spacing w:line="240" w:lineRule="auto" w:before="0" w:after="0"/>
+              <w:ind w:firstLine="0"/>
+              <w:jc w:val="left"/>
+            </w:pPr>
+            <w:r>
+              <w:rPr>
+                <w:rFonts w:ascii="Times New Roman" w:hAnsi="Times New Roman" w:cs="Times New Roman" w:eastAsia="Times New Roman"/>
+                <w:b w:val="0"/>
+                <w:sz w:val="24"/>
+              </w:rPr>
+              <w:t>Вариант использования «Запустить тесты»</w:t>
+            </w:r>
+          </w:p>
+        </w:tc>
+      </w:tr>
+      <w:tr>
+        <w:tc>
+          <w:tcPr>
+            <w:tcW w:type="dxa" w:w="4844"/>
+          </w:tcPr>
+          <w:p>
+            <w:pPr>
+              <w:spacing w:line="240" w:lineRule="auto" w:before="0" w:after="0"/>
+              <w:ind w:firstLine="0"/>
+              <w:jc w:val="left"/>
+            </w:pPr>
+            <w:r>
+              <w:rPr>
+                <w:rFonts w:ascii="Times New Roman" w:hAnsi="Times New Roman" w:cs="Times New Roman" w:eastAsia="Times New Roman"/>
+                <w:b w:val="0"/>
+                <w:sz w:val="24"/>
+              </w:rPr>
+              <w:t>Исключения</w:t>
+            </w:r>
+          </w:p>
+        </w:tc>
+        <w:tc>
+          <w:tcPr>
+            <w:tcW w:type="dxa" w:w="4844"/>
+          </w:tcPr>
+          <w:p>
+            <w:pPr>
+              <w:spacing w:line="240" w:lineRule="auto" w:before="0" w:after="0"/>
+              <w:ind w:firstLine="0"/>
+              <w:jc w:val="left"/>
+            </w:pPr>
+            <w:r>
+              <w:rPr>
+                <w:rFonts w:ascii="Times New Roman" w:hAnsi="Times New Roman" w:cs="Times New Roman" w:eastAsia="Times New Roman"/>
+                <w:b w:val="0"/>
+                <w:sz w:val="24"/>
+              </w:rPr>
+              <w:t>Проект тестов отсутствует — сообщение об ошибке</w:t>
+            </w:r>
+          </w:p>
+        </w:tc>
+      </w:tr>
+      <w:tr>
+        <w:tc>
+          <w:tcPr>
+            <w:tcW w:type="dxa" w:w="4844"/>
+          </w:tcPr>
+          <w:p>
+            <w:pPr>
+              <w:spacing w:line="240" w:lineRule="auto" w:before="0" w:after="0"/>
+              <w:ind w:firstLine="0"/>
+              <w:jc w:val="left"/>
+            </w:pPr>
+            <w:r>
+              <w:rPr>
+                <w:rFonts w:ascii="Times New Roman" w:hAnsi="Times New Roman" w:cs="Times New Roman" w:eastAsia="Times New Roman"/>
+                <w:b w:val="0"/>
+                <w:sz w:val="24"/>
+              </w:rPr>
+              <w:t>Предусловие</w:t>
+            </w:r>
+          </w:p>
+        </w:tc>
+        <w:tc>
+          <w:tcPr>
+            <w:tcW w:type="dxa" w:w="4844"/>
+          </w:tcPr>
+          <w:p>
+            <w:pPr>
+              <w:spacing w:line="240" w:lineRule="auto" w:before="0" w:after="0"/>
+              <w:ind w:firstLine="0"/>
+              <w:jc w:val="left"/>
+            </w:pPr>
+            <w:r>
+              <w:rPr>
+                <w:rFonts w:ascii="Times New Roman" w:hAnsi="Times New Roman" w:cs="Times New Roman" w:eastAsia="Times New Roman"/>
+                <w:b w:val="0"/>
+                <w:sz w:val="24"/>
+              </w:rPr>
+              <w:t>Параметры заданы</w:t>
+            </w:r>
+          </w:p>
+        </w:tc>
+      </w:tr>
+      <w:tr>
+        <w:tc>
+          <w:tcPr>
+            <w:tcW w:type="dxa" w:w="4844"/>
+          </w:tcPr>
+          <w:p>
+            <w:pPr>
+              <w:spacing w:line="240" w:lineRule="auto" w:before="0" w:after="0"/>
+              <w:ind w:firstLine="0"/>
+              <w:jc w:val="left"/>
+            </w:pPr>
+            <w:r>
+              <w:rPr>
+                <w:rFonts w:ascii="Times New Roman" w:hAnsi="Times New Roman" w:cs="Times New Roman" w:eastAsia="Times New Roman"/>
+                <w:b w:val="0"/>
+                <w:sz w:val="24"/>
+              </w:rPr>
+              <w:t>Постусловие</w:t>
+            </w:r>
+          </w:p>
+        </w:tc>
+        <w:tc>
+          <w:tcPr>
+            <w:tcW w:type="dxa" w:w="4844"/>
+          </w:tcPr>
+          <w:p>
+            <w:pPr>
+              <w:spacing w:line="240" w:lineRule="auto" w:before="0" w:after="0"/>
+              <w:ind w:firstLine="0"/>
+              <w:jc w:val="left"/>
+            </w:pPr>
+            <w:r>
+              <w:rPr>
+                <w:rFonts w:ascii="Times New Roman" w:hAnsi="Times New Roman" w:cs="Times New Roman" w:eastAsia="Times New Roman"/>
+                <w:b w:val="0"/>
+                <w:sz w:val="24"/>
+              </w:rPr>
+              <w:t>Тесты выполнены, получены результаты</w:t>
+            </w:r>
+          </w:p>
+        </w:tc>
+      </w:tr>
+    </w:tbl>
+    <w:p>
+      <w:pPr>
+        <w:spacing w:lineRule="auto" w:line="360" w:before="160" w:after="40"/>
+        <w:ind w:firstLine="0"/>
+        <w:jc w:val="left"/>
+      </w:pPr>
+      <w:r>
+        <w:rPr>
+          <w:rFonts w:ascii="Times New Roman" w:hAnsi="Times New Roman" w:cs="Times New Roman" w:eastAsia="Times New Roman"/>
+          <w:sz w:val="28"/>
+        </w:rPr>
+        <w:t>Таблица 18 – Описание системной операции «сохранитьРезультаты()»</w:t>
+      </w:r>
+    </w:p>
+    <w:tbl>
+      <w:tblPr>
+        <w:tblStyle w:val="TableGrid"/>
+        <w:tblW w:type="auto" w:w="0"/>
+        <w:jc w:val="left"/>
+        <w:tblLook w:firstColumn="1" w:firstRow="1" w:lastColumn="0" w:lastRow="0" w:noHBand="0" w:noVBand="1" w:val="04A0"/>
+      </w:tblPr>
+      <w:tblGrid>
+        <w:gridCol w:w="4844"/>
+        <w:gridCol w:w="4844"/>
+      </w:tblGrid>
+      <w:tr>
+        <w:tc>
+          <w:tcPr>
+            <w:tcW w:type="dxa" w:w="4844"/>
+          </w:tcPr>
+          <w:p>
+            <w:pPr>
+              <w:spacing w:line="240" w:lineRule="auto" w:before="0" w:after="0"/>
+              <w:ind w:firstLine="0"/>
+              <w:jc w:val="left"/>
+            </w:pPr>
+            <w:r>
+              <w:rPr>
+                <w:rFonts w:ascii="Times New Roman" w:hAnsi="Times New Roman" w:cs="Times New Roman" w:eastAsia="Times New Roman"/>
+                <w:b/>
+                <w:sz w:val="24"/>
+              </w:rPr>
+              <w:t>Раздел описания</w:t>
+            </w:r>
+          </w:p>
+        </w:tc>
+        <w:tc>
+          <w:tcPr>
+            <w:tcW w:type="dxa" w:w="4844"/>
+          </w:tcPr>
+          <w:p>
+            <w:pPr>
+              <w:spacing w:line="240" w:lineRule="auto" w:before="0" w:after="0"/>
+              <w:ind w:firstLine="0"/>
+              <w:jc w:val="left"/>
+            </w:pPr>
+            <w:r>
+              <w:rPr>
+                <w:rFonts w:ascii="Times New Roman" w:hAnsi="Times New Roman" w:cs="Times New Roman" w:eastAsia="Times New Roman"/>
+                <w:b/>
+                <w:sz w:val="24"/>
+              </w:rPr>
+              <w:t>Содержание</w:t>
+            </w:r>
+          </w:p>
+        </w:tc>
+      </w:tr>
+      <w:tr>
+        <w:tc>
+          <w:tcPr>
+            <w:tcW w:type="dxa" w:w="4844"/>
+          </w:tcPr>
+          <w:p>
+            <w:pPr>
+              <w:spacing w:line="240" w:lineRule="auto" w:before="0" w:after="0"/>
+              <w:ind w:firstLine="0"/>
+              <w:jc w:val="left"/>
+            </w:pPr>
+            <w:r>
+              <w:rPr>
+                <w:rFonts w:ascii="Times New Roman" w:hAnsi="Times New Roman" w:cs="Times New Roman" w:eastAsia="Times New Roman"/>
+                <w:b w:val="0"/>
+                <w:sz w:val="24"/>
+              </w:rPr>
+              <w:t>Имя</w:t>
+            </w:r>
+          </w:p>
+        </w:tc>
+        <w:tc>
+          <w:tcPr>
+            <w:tcW w:type="dxa" w:w="4844"/>
+          </w:tcPr>
+          <w:p>
+            <w:pPr>
+              <w:spacing w:line="240" w:lineRule="auto" w:before="0" w:after="0"/>
+              <w:ind w:firstLine="0"/>
+              <w:jc w:val="left"/>
+            </w:pPr>
+            <w:r>
+              <w:rPr>
+                <w:rFonts w:ascii="Times New Roman" w:hAnsi="Times New Roman" w:cs="Times New Roman" w:eastAsia="Times New Roman"/>
+                <w:b w:val="0"/>
+                <w:sz w:val="24"/>
+              </w:rPr>
+              <w:t>сохранитьРезультаты()</w:t>
+            </w:r>
+          </w:p>
+        </w:tc>
+      </w:tr>
+      <w:tr>
+        <w:tc>
+          <w:tcPr>
+            <w:tcW w:type="dxa" w:w="4844"/>
+          </w:tcPr>
+          <w:p>
+            <w:pPr>
+              <w:spacing w:line="240" w:lineRule="auto" w:before="0" w:after="0"/>
+              <w:ind w:firstLine="0"/>
+              <w:jc w:val="left"/>
+            </w:pPr>
+            <w:r>
+              <w:rPr>
+                <w:rFonts w:ascii="Times New Roman" w:hAnsi="Times New Roman" w:cs="Times New Roman" w:eastAsia="Times New Roman"/>
+                <w:b w:val="0"/>
+                <w:sz w:val="24"/>
+              </w:rPr>
+              <w:t>Обязанности</w:t>
+            </w:r>
+          </w:p>
+        </w:tc>
+        <w:tc>
+          <w:tcPr>
+            <w:tcW w:type="dxa" w:w="4844"/>
+          </w:tcPr>
+          <w:p>
+            <w:pPr>
+              <w:spacing w:line="240" w:lineRule="auto" w:before="0" w:after="0"/>
+              <w:ind w:firstLine="0"/>
+              <w:jc w:val="left"/>
+            </w:pPr>
+            <w:r>
+              <w:rPr>
+                <w:rFonts w:ascii="Times New Roman" w:hAnsi="Times New Roman" w:cs="Times New Roman" w:eastAsia="Times New Roman"/>
+                <w:b w:val="0"/>
+                <w:sz w:val="24"/>
+              </w:rPr>
+              <w:t>Сохранить результаты прогона в хранилище</w:t>
+            </w:r>
+          </w:p>
+        </w:tc>
+      </w:tr>
+      <w:tr>
+        <w:tc>
+          <w:tcPr>
+            <w:tcW w:type="dxa" w:w="4844"/>
+          </w:tcPr>
+          <w:p>
+            <w:pPr>
+              <w:spacing w:line="240" w:lineRule="auto" w:before="0" w:after="0"/>
+              <w:ind w:firstLine="0"/>
+              <w:jc w:val="left"/>
+            </w:pPr>
+            <w:r>
+              <w:rPr>
+                <w:rFonts w:ascii="Times New Roman" w:hAnsi="Times New Roman" w:cs="Times New Roman" w:eastAsia="Times New Roman"/>
+                <w:b w:val="0"/>
+                <w:sz w:val="24"/>
+              </w:rPr>
+              <w:t>Тип</w:t>
+            </w:r>
+          </w:p>
+        </w:tc>
+        <w:tc>
+          <w:tcPr>
+            <w:tcW w:type="dxa" w:w="4844"/>
+          </w:tcPr>
+          <w:p>
+            <w:pPr>
+              <w:spacing w:line="240" w:lineRule="auto" w:before="0" w:after="0"/>
+              <w:ind w:firstLine="0"/>
+              <w:jc w:val="left"/>
+            </w:pPr>
+            <w:r>
+              <w:rPr>
+                <w:rFonts w:ascii="Times New Roman" w:hAnsi="Times New Roman" w:cs="Times New Roman" w:eastAsia="Times New Roman"/>
+                <w:b w:val="0"/>
+                <w:sz w:val="24"/>
+              </w:rPr>
+              <w:t>Системная</w:t>
+            </w:r>
+          </w:p>
+        </w:tc>
+      </w:tr>
+      <w:tr>
+        <w:tc>
+          <w:tcPr>
+            <w:tcW w:type="dxa" w:w="4844"/>
+          </w:tcPr>
+          <w:p>
+            <w:pPr>
+              <w:spacing w:line="240" w:lineRule="auto" w:before="0" w:after="0"/>
+              <w:ind w:firstLine="0"/>
+              <w:jc w:val="left"/>
+            </w:pPr>
+            <w:r>
+              <w:rPr>
+                <w:rFonts w:ascii="Times New Roman" w:hAnsi="Times New Roman" w:cs="Times New Roman" w:eastAsia="Times New Roman"/>
+                <w:b w:val="0"/>
+                <w:sz w:val="24"/>
+              </w:rPr>
+              <w:t>Ссылки</w:t>
+            </w:r>
+          </w:p>
+        </w:tc>
+        <w:tc>
+          <w:tcPr>
+            <w:tcW w:type="dxa" w:w="4844"/>
+          </w:tcPr>
+          <w:p>
+            <w:pPr>
+              <w:spacing w:line="240" w:lineRule="auto" w:before="0" w:after="0"/>
+              <w:ind w:firstLine="0"/>
+              <w:jc w:val="left"/>
+            </w:pPr>
+            <w:r>
+              <w:rPr>
+                <w:rFonts w:ascii="Times New Roman" w:hAnsi="Times New Roman" w:cs="Times New Roman" w:eastAsia="Times New Roman"/>
+                <w:b w:val="0"/>
+                <w:sz w:val="24"/>
+              </w:rPr>
+              <w:t>Вариант использования «Запустить тесты»</w:t>
+            </w:r>
+          </w:p>
+        </w:tc>
+      </w:tr>
+      <w:tr>
+        <w:tc>
+          <w:tcPr>
+            <w:tcW w:type="dxa" w:w="4844"/>
+          </w:tcPr>
+          <w:p>
+            <w:pPr>
+              <w:spacing w:line="240" w:lineRule="auto" w:before="0" w:after="0"/>
+              <w:ind w:firstLine="0"/>
+              <w:jc w:val="left"/>
+            </w:pPr>
+            <w:r>
+              <w:rPr>
+                <w:rFonts w:ascii="Times New Roman" w:hAnsi="Times New Roman" w:cs="Times New Roman" w:eastAsia="Times New Roman"/>
+                <w:b w:val="0"/>
+                <w:sz w:val="24"/>
+              </w:rPr>
+              <w:t>Исключения</w:t>
+            </w:r>
+          </w:p>
+        </w:tc>
+        <w:tc>
+          <w:tcPr>
+            <w:tcW w:type="dxa" w:w="4844"/>
+          </w:tcPr>
+          <w:p>
+            <w:pPr>
+              <w:spacing w:line="240" w:lineRule="auto" w:before="0" w:after="0"/>
+              <w:ind w:firstLine="0"/>
+              <w:jc w:val="left"/>
+            </w:pPr>
+            <w:r>
+              <w:rPr>
+                <w:rFonts w:ascii="Times New Roman" w:hAnsi="Times New Roman" w:cs="Times New Roman" w:eastAsia="Times New Roman"/>
+                <w:b w:val="0"/>
+                <w:sz w:val="24"/>
+              </w:rPr>
+              <w:t>Хранилище недоступно — результаты не сохраняются</w:t>
+            </w:r>
+          </w:p>
+        </w:tc>
+      </w:tr>
+      <w:tr>
+        <w:tc>
+          <w:tcPr>
+            <w:tcW w:type="dxa" w:w="4844"/>
+          </w:tcPr>
+          <w:p>
+            <w:pPr>
+              <w:spacing w:line="240" w:lineRule="auto" w:before="0" w:after="0"/>
+              <w:ind w:firstLine="0"/>
+              <w:jc w:val="left"/>
+            </w:pPr>
+            <w:r>
+              <w:rPr>
+                <w:rFonts w:ascii="Times New Roman" w:hAnsi="Times New Roman" w:cs="Times New Roman" w:eastAsia="Times New Roman"/>
+                <w:b w:val="0"/>
+                <w:sz w:val="24"/>
+              </w:rPr>
+              <w:t>Предусловие</w:t>
+            </w:r>
+          </w:p>
+        </w:tc>
+        <w:tc>
+          <w:tcPr>
+            <w:tcW w:type="dxa" w:w="4844"/>
+          </w:tcPr>
+          <w:p>
+            <w:pPr>
+              <w:spacing w:line="240" w:lineRule="auto" w:before="0" w:after="0"/>
+              <w:ind w:firstLine="0"/>
+              <w:jc w:val="left"/>
+            </w:pPr>
+            <w:r>
+              <w:rPr>
+                <w:rFonts w:ascii="Times New Roman" w:hAnsi="Times New Roman" w:cs="Times New Roman" w:eastAsia="Times New Roman"/>
+                <w:b w:val="0"/>
+                <w:sz w:val="24"/>
+              </w:rPr>
+              <w:t>Тесты выполнены</w:t>
+            </w:r>
+          </w:p>
+        </w:tc>
+      </w:tr>
+      <w:tr>
+        <w:tc>
+          <w:tcPr>
+            <w:tcW w:type="dxa" w:w="4844"/>
+          </w:tcPr>
+          <w:p>
+            <w:pPr>
+              <w:spacing w:line="240" w:lineRule="auto" w:before="0" w:after="0"/>
+              <w:ind w:firstLine="0"/>
+              <w:jc w:val="left"/>
+            </w:pPr>
+            <w:r>
+              <w:rPr>
+                <w:rFonts w:ascii="Times New Roman" w:hAnsi="Times New Roman" w:cs="Times New Roman" w:eastAsia="Times New Roman"/>
+                <w:b w:val="0"/>
+                <w:sz w:val="24"/>
+              </w:rPr>
+              <w:t>Постусловие</w:t>
+            </w:r>
+          </w:p>
+        </w:tc>
+        <w:tc>
+          <w:tcPr>
+            <w:tcW w:type="dxa" w:w="4844"/>
+          </w:tcPr>
+          <w:p>
+            <w:pPr>
+              <w:spacing w:line="240" w:lineRule="auto" w:before="0" w:after="0"/>
+              <w:ind w:firstLine="0"/>
+              <w:jc w:val="left"/>
+            </w:pPr>
+            <w:r>
+              <w:rPr>
+                <w:rFonts w:ascii="Times New Roman" w:hAnsi="Times New Roman" w:cs="Times New Roman" w:eastAsia="Times New Roman"/>
+                <w:b w:val="0"/>
+                <w:sz w:val="24"/>
+              </w:rPr>
+              <w:t>Результаты сохранены</w:t>
+            </w:r>
+          </w:p>
+        </w:tc>
+      </w:tr>
+    </w:tbl>
+    <w:p>
+      <w:pPr>
+        <w:spacing w:lineRule="auto" w:line="360" w:before="0" w:after="0"/>
+        <w:ind w:firstLine="425"/>
+        <w:jc w:val="both"/>
+      </w:pPr>
+      <w:r>
+        <w:rPr>
+          <w:rFonts w:ascii="Times New Roman" w:hAnsi="Times New Roman" w:cs="Times New Roman" w:eastAsia="Times New Roman"/>
+          <w:b w:val="0"/>
+          <w:sz w:val="28"/>
+        </w:rPr>
+        <w:t>Диаграмма последовательности системы для варианта использования «Просмотреть историю прогонов» приведена на рисунке 6.</w:t>
+      </w:r>
+    </w:p>
+    <w:p>
+      <w:pPr>
+        <w:spacing w:before="120" w:after="0"/>
+        <w:ind w:firstLine="0"/>
+        <w:jc w:val="center"/>
+      </w:pPr>
+      <w:r>
+        <w:drawing>
+          <wp:inline xmlns:a="http://schemas.openxmlformats.org/drawingml/2006/main" xmlns:pic="http://schemas.openxmlformats.org/drawingml/2006/picture">
+            <wp:extent cx="5040000" cy="2873484"/>
+            <wp:docPr id="6" name="Picture 6"/>
+            <wp:cNvGraphicFramePr>
+              <a:graphicFrameLocks noChangeAspect="1"/>
+            </wp:cNvGraphicFramePr>
+            <a:graphic>
+              <a:graphicData uri="http://schemas.openxmlformats.org/drawingml/2006/picture">
+                <pic:pic>
+                  <pic:nvPicPr>
+                    <pic:cNvPr id="0" name="seq4.png"/>
+                    <pic:cNvPicPr/>
+                  </pic:nvPicPr>
+                  <pic:blipFill>
+                    <a:blip r:embed="rId14"/>
+                    <a:stretch>
+                      <a:fillRect/>
+                    </a:stretch>
+                  </pic:blipFill>
+                  <pic:spPr>
+                    <a:xfrm>
+                      <a:off x="0" y="0"/>
+                      <a:ext cx="5040000" cy="2873484"/>
+                    </a:xfrm>
+                    <a:prstGeom prst="rect"/>
+                  </pic:spPr>
+                </pic:pic>
+              </a:graphicData>
+            </a:graphic>
+          </wp:inline>
+        </w:drawing>
+      </w:r>
+    </w:p>
+    <w:p>
+      <w:pPr>
+        <w:spacing w:lineRule="auto" w:line="360" w:before="0" w:after="120"/>
+        <w:ind w:firstLine="425"/>
+        <w:jc w:val="both"/>
+      </w:pPr>
+      <w:r>
+        <w:rPr>
+          <w:rFonts w:ascii="Times New Roman" w:hAnsi="Times New Roman" w:cs="Times New Roman" w:eastAsia="Times New Roman"/>
+          <w:sz w:val="28"/>
+        </w:rPr>
+        <w:t>Рисунок 6 – Диаграмма последовательности системы варианта использования «Просмотреть историю прогонов»</w:t>
+      </w:r>
+    </w:p>
+    <w:p>
+      <w:pPr>
+        <w:spacing w:lineRule="auto" w:line="360" w:before="160" w:after="40"/>
+        <w:ind w:firstLine="0"/>
+        <w:jc w:val="left"/>
+      </w:pPr>
+      <w:r>
+        <w:rPr>
+          <w:rFonts w:ascii="Times New Roman" w:hAnsi="Times New Roman" w:cs="Times New Roman" w:eastAsia="Times New Roman"/>
+          <w:sz w:val="28"/>
+        </w:rPr>
+        <w:t>Таблица 19 – Описание системной операции «открытьИсториюПрогонов()»</w:t>
+      </w:r>
+    </w:p>
+    <w:tbl>
+      <w:tblPr>
+        <w:tblStyle w:val="TableGrid"/>
+        <w:tblW w:type="auto" w:w="0"/>
+        <w:jc w:val="left"/>
+        <w:tblLook w:firstColumn="1" w:firstRow="1" w:lastColumn="0" w:lastRow="0" w:noHBand="0" w:noVBand="1" w:val="04A0"/>
+      </w:tblPr>
+      <w:tblGrid>
+        <w:gridCol w:w="4844"/>
+        <w:gridCol w:w="4844"/>
+      </w:tblGrid>
+      <w:tr>
+        <w:tc>
+          <w:tcPr>
+            <w:tcW w:type="dxa" w:w="4844"/>
+          </w:tcPr>
+          <w:p>
+            <w:pPr>
+              <w:spacing w:line="240" w:lineRule="auto" w:before="0" w:after="0"/>
+              <w:ind w:firstLine="0"/>
+              <w:jc w:val="left"/>
+            </w:pPr>
+            <w:r>
+              <w:rPr>
+                <w:rFonts w:ascii="Times New Roman" w:hAnsi="Times New Roman" w:cs="Times New Roman" w:eastAsia="Times New Roman"/>
+                <w:b/>
+                <w:sz w:val="24"/>
+              </w:rPr>
+              <w:t>Раздел описания</w:t>
+            </w:r>
+          </w:p>
+        </w:tc>
+        <w:tc>
+          <w:tcPr>
+            <w:tcW w:type="dxa" w:w="4844"/>
+          </w:tcPr>
+          <w:p>
+            <w:pPr>
+              <w:spacing w:line="240" w:lineRule="auto" w:before="0" w:after="0"/>
+              <w:ind w:firstLine="0"/>
+              <w:jc w:val="left"/>
+            </w:pPr>
+            <w:r>
+              <w:rPr>
+                <w:rFonts w:ascii="Times New Roman" w:hAnsi="Times New Roman" w:cs="Times New Roman" w:eastAsia="Times New Roman"/>
+                <w:b/>
+                <w:sz w:val="24"/>
+              </w:rPr>
+              <w:t>Содержание</w:t>
+            </w:r>
+          </w:p>
+        </w:tc>
+      </w:tr>
+      <w:tr>
+        <w:tc>
+          <w:tcPr>
+            <w:tcW w:type="dxa" w:w="4844"/>
+          </w:tcPr>
+          <w:p>
+            <w:pPr>
+              <w:spacing w:line="240" w:lineRule="auto" w:before="0" w:after="0"/>
+              <w:ind w:firstLine="0"/>
+              <w:jc w:val="left"/>
+            </w:pPr>
+            <w:r>
+              <w:rPr>
+                <w:rFonts w:ascii="Times New Roman" w:hAnsi="Times New Roman" w:cs="Times New Roman" w:eastAsia="Times New Roman"/>
+                <w:b w:val="0"/>
+                <w:sz w:val="24"/>
+              </w:rPr>
+              <w:t>Имя</w:t>
+            </w:r>
+          </w:p>
+        </w:tc>
+        <w:tc>
+          <w:tcPr>
+            <w:tcW w:type="dxa" w:w="4844"/>
+          </w:tcPr>
+          <w:p>
+            <w:pPr>
+              <w:spacing w:line="240" w:lineRule="auto" w:before="0" w:after="0"/>
+              <w:ind w:firstLine="0"/>
+              <w:jc w:val="left"/>
+            </w:pPr>
+            <w:r>
+              <w:rPr>
+                <w:rFonts w:ascii="Times New Roman" w:hAnsi="Times New Roman" w:cs="Times New Roman" w:eastAsia="Times New Roman"/>
+                <w:b w:val="0"/>
+                <w:sz w:val="24"/>
+              </w:rPr>
+              <w:t>открытьИсториюПрогонов()</w:t>
+            </w:r>
+          </w:p>
+        </w:tc>
+      </w:tr>
+      <w:tr>
+        <w:tc>
+          <w:tcPr>
+            <w:tcW w:type="dxa" w:w="4844"/>
+          </w:tcPr>
+          <w:p>
+            <w:pPr>
+              <w:spacing w:line="240" w:lineRule="auto" w:before="0" w:after="0"/>
+              <w:ind w:firstLine="0"/>
+              <w:jc w:val="left"/>
+            </w:pPr>
+            <w:r>
+              <w:rPr>
+                <w:rFonts w:ascii="Times New Roman" w:hAnsi="Times New Roman" w:cs="Times New Roman" w:eastAsia="Times New Roman"/>
+                <w:b w:val="0"/>
+                <w:sz w:val="24"/>
+              </w:rPr>
+              <w:t>Обязанности</w:t>
+            </w:r>
+          </w:p>
+        </w:tc>
+        <w:tc>
+          <w:tcPr>
+            <w:tcW w:type="dxa" w:w="4844"/>
+          </w:tcPr>
+          <w:p>
+            <w:pPr>
+              <w:spacing w:line="240" w:lineRule="auto" w:before="0" w:after="0"/>
+              <w:ind w:firstLine="0"/>
+              <w:jc w:val="left"/>
+            </w:pPr>
+            <w:r>
+              <w:rPr>
+                <w:rFonts w:ascii="Times New Roman" w:hAnsi="Times New Roman" w:cs="Times New Roman" w:eastAsia="Times New Roman"/>
+                <w:b w:val="0"/>
+                <w:sz w:val="24"/>
+              </w:rPr>
+              <w:t>Прочитать сохранённые прогоны из хранилища</w:t>
+            </w:r>
+          </w:p>
+        </w:tc>
+      </w:tr>
+      <w:tr>
+        <w:tc>
+          <w:tcPr>
+            <w:tcW w:type="dxa" w:w="4844"/>
+          </w:tcPr>
+          <w:p>
+            <w:pPr>
+              <w:spacing w:line="240" w:lineRule="auto" w:before="0" w:after="0"/>
+              <w:ind w:firstLine="0"/>
+              <w:jc w:val="left"/>
+            </w:pPr>
+            <w:r>
+              <w:rPr>
+                <w:rFonts w:ascii="Times New Roman" w:hAnsi="Times New Roman" w:cs="Times New Roman" w:eastAsia="Times New Roman"/>
+                <w:b w:val="0"/>
+                <w:sz w:val="24"/>
+              </w:rPr>
+              <w:t>Тип</w:t>
+            </w:r>
+          </w:p>
+        </w:tc>
+        <w:tc>
+          <w:tcPr>
+            <w:tcW w:type="dxa" w:w="4844"/>
+          </w:tcPr>
+          <w:p>
+            <w:pPr>
+              <w:spacing w:line="240" w:lineRule="auto" w:before="0" w:after="0"/>
+              <w:ind w:firstLine="0"/>
+              <w:jc w:val="left"/>
+            </w:pPr>
+            <w:r>
+              <w:rPr>
+                <w:rFonts w:ascii="Times New Roman" w:hAnsi="Times New Roman" w:cs="Times New Roman" w:eastAsia="Times New Roman"/>
+                <w:b w:val="0"/>
+                <w:sz w:val="24"/>
+              </w:rPr>
+              <w:t>Системная</w:t>
+            </w:r>
+          </w:p>
+        </w:tc>
+      </w:tr>
+      <w:tr>
+        <w:tc>
+          <w:tcPr>
+            <w:tcW w:type="dxa" w:w="4844"/>
+          </w:tcPr>
+          <w:p>
+            <w:pPr>
+              <w:spacing w:line="240" w:lineRule="auto" w:before="0" w:after="0"/>
+              <w:ind w:firstLine="0"/>
+              <w:jc w:val="left"/>
+            </w:pPr>
+            <w:r>
+              <w:rPr>
+                <w:rFonts w:ascii="Times New Roman" w:hAnsi="Times New Roman" w:cs="Times New Roman" w:eastAsia="Times New Roman"/>
+                <w:b w:val="0"/>
+                <w:sz w:val="24"/>
+              </w:rPr>
+              <w:t>Ссылки</w:t>
+            </w:r>
+          </w:p>
+        </w:tc>
+        <w:tc>
+          <w:tcPr>
+            <w:tcW w:type="dxa" w:w="4844"/>
+          </w:tcPr>
+          <w:p>
+            <w:pPr>
+              <w:spacing w:line="240" w:lineRule="auto" w:before="0" w:after="0"/>
+              <w:ind w:firstLine="0"/>
+              <w:jc w:val="left"/>
+            </w:pPr>
+            <w:r>
+              <w:rPr>
+                <w:rFonts w:ascii="Times New Roman" w:hAnsi="Times New Roman" w:cs="Times New Roman" w:eastAsia="Times New Roman"/>
+                <w:b w:val="0"/>
+                <w:sz w:val="24"/>
+              </w:rPr>
+              <w:t>Вариант использования «Просмотреть историю прогонов»</w:t>
+            </w:r>
+          </w:p>
+        </w:tc>
+      </w:tr>
+      <w:tr>
+        <w:tc>
+          <w:tcPr>
+            <w:tcW w:type="dxa" w:w="4844"/>
+          </w:tcPr>
+          <w:p>
+            <w:pPr>
+              <w:spacing w:line="240" w:lineRule="auto" w:before="0" w:after="0"/>
+              <w:ind w:firstLine="0"/>
+              <w:jc w:val="left"/>
+            </w:pPr>
+            <w:r>
+              <w:rPr>
+                <w:rFonts w:ascii="Times New Roman" w:hAnsi="Times New Roman" w:cs="Times New Roman" w:eastAsia="Times New Roman"/>
+                <w:b w:val="0"/>
+                <w:sz w:val="24"/>
+              </w:rPr>
+              <w:t>Исключения</w:t>
+            </w:r>
+          </w:p>
+        </w:tc>
+        <w:tc>
+          <w:tcPr>
+            <w:tcW w:type="dxa" w:w="4844"/>
+          </w:tcPr>
+          <w:p>
+            <w:pPr>
+              <w:spacing w:line="240" w:lineRule="auto" w:before="0" w:after="0"/>
+              <w:ind w:firstLine="0"/>
+              <w:jc w:val="left"/>
+            </w:pPr>
+            <w:r>
+              <w:rPr>
+                <w:rFonts w:ascii="Times New Roman" w:hAnsi="Times New Roman" w:cs="Times New Roman" w:eastAsia="Times New Roman"/>
+                <w:b w:val="0"/>
+                <w:sz w:val="24"/>
+              </w:rPr>
+              <w:t>Хранилище недоступно — сообщение об ошибке</w:t>
+            </w:r>
+          </w:p>
+        </w:tc>
+      </w:tr>
+      <w:tr>
+        <w:tc>
+          <w:tcPr>
+            <w:tcW w:type="dxa" w:w="4844"/>
+          </w:tcPr>
+          <w:p>
+            <w:pPr>
+              <w:spacing w:line="240" w:lineRule="auto" w:before="0" w:after="0"/>
+              <w:ind w:firstLine="0"/>
+              <w:jc w:val="left"/>
+            </w:pPr>
+            <w:r>
+              <w:rPr>
+                <w:rFonts w:ascii="Times New Roman" w:hAnsi="Times New Roman" w:cs="Times New Roman" w:eastAsia="Times New Roman"/>
+                <w:b w:val="0"/>
+                <w:sz w:val="24"/>
+              </w:rPr>
+              <w:t>Предусловие</w:t>
+            </w:r>
+          </w:p>
+        </w:tc>
+        <w:tc>
+          <w:tcPr>
+            <w:tcW w:type="dxa" w:w="4844"/>
+          </w:tcPr>
+          <w:p>
+            <w:pPr>
+              <w:spacing w:line="240" w:lineRule="auto" w:before="0" w:after="0"/>
+              <w:ind w:firstLine="0"/>
+              <w:jc w:val="left"/>
+            </w:pPr>
+            <w:r>
+              <w:rPr>
+                <w:rFonts w:ascii="Times New Roman" w:hAnsi="Times New Roman" w:cs="Times New Roman" w:eastAsia="Times New Roman"/>
+                <w:b w:val="0"/>
+                <w:sz w:val="24"/>
+              </w:rPr>
+              <w:t>Имеются сохранённые прогоны</w:t>
+            </w:r>
+          </w:p>
+        </w:tc>
+      </w:tr>
+      <w:tr>
+        <w:tc>
+          <w:tcPr>
+            <w:tcW w:type="dxa" w:w="4844"/>
+          </w:tcPr>
+          <w:p>
+            <w:pPr>
+              <w:spacing w:line="240" w:lineRule="auto" w:before="0" w:after="0"/>
+              <w:ind w:firstLine="0"/>
+              <w:jc w:val="left"/>
+            </w:pPr>
+            <w:r>
+              <w:rPr>
+                <w:rFonts w:ascii="Times New Roman" w:hAnsi="Times New Roman" w:cs="Times New Roman" w:eastAsia="Times New Roman"/>
+                <w:b w:val="0"/>
+                <w:sz w:val="24"/>
+              </w:rPr>
+              <w:t>Постусловие</w:t>
+            </w:r>
+          </w:p>
+        </w:tc>
+        <w:tc>
+          <w:tcPr>
+            <w:tcW w:type="dxa" w:w="4844"/>
+          </w:tcPr>
+          <w:p>
+            <w:pPr>
+              <w:spacing w:line="240" w:lineRule="auto" w:before="0" w:after="0"/>
+              <w:ind w:firstLine="0"/>
+              <w:jc w:val="left"/>
+            </w:pPr>
+            <w:r>
+              <w:rPr>
+                <w:rFonts w:ascii="Times New Roman" w:hAnsi="Times New Roman" w:cs="Times New Roman" w:eastAsia="Times New Roman"/>
+                <w:b w:val="0"/>
+                <w:sz w:val="24"/>
+              </w:rPr>
+              <w:t>Список прогонов получен</w:t>
+            </w:r>
+          </w:p>
+        </w:tc>
+      </w:tr>
+    </w:tbl>
+    <w:p>
+      <w:pPr>
+        <w:spacing w:lineRule="auto" w:line="360" w:before="160" w:after="40"/>
+        <w:ind w:firstLine="0"/>
+        <w:jc w:val="left"/>
+      </w:pPr>
+      <w:r>
+        <w:rPr>
+          <w:rFonts w:ascii="Times New Roman" w:hAnsi="Times New Roman" w:cs="Times New Roman" w:eastAsia="Times New Roman"/>
+          <w:sz w:val="28"/>
+        </w:rPr>
+        <w:t>Таблица 20 – Описание системной операции «выбратьПрогон()»</w:t>
+      </w:r>
+    </w:p>
+    <w:tbl>
+      <w:tblPr>
+        <w:tblStyle w:val="TableGrid"/>
+        <w:tblW w:type="auto" w:w="0"/>
+        <w:jc w:val="left"/>
+        <w:tblLook w:firstColumn="1" w:firstRow="1" w:lastColumn="0" w:lastRow="0" w:noHBand="0" w:noVBand="1" w:val="04A0"/>
+      </w:tblPr>
+      <w:tblGrid>
+        <w:gridCol w:w="4844"/>
+        <w:gridCol w:w="4844"/>
+      </w:tblGrid>
+      <w:tr>
+        <w:tc>
+          <w:tcPr>
+            <w:tcW w:type="dxa" w:w="4844"/>
+          </w:tcPr>
+          <w:p>
+            <w:pPr>
+              <w:spacing w:line="240" w:lineRule="auto" w:before="0" w:after="0"/>
+              <w:ind w:firstLine="0"/>
+              <w:jc w:val="left"/>
+            </w:pPr>
+            <w:r>
+              <w:rPr>
+                <w:rFonts w:ascii="Times New Roman" w:hAnsi="Times New Roman" w:cs="Times New Roman" w:eastAsia="Times New Roman"/>
+                <w:b/>
+                <w:sz w:val="24"/>
+              </w:rPr>
+              <w:t>Раздел описания</w:t>
+            </w:r>
+          </w:p>
+        </w:tc>
+        <w:tc>
+          <w:tcPr>
+            <w:tcW w:type="dxa" w:w="4844"/>
+          </w:tcPr>
+          <w:p>
+            <w:pPr>
+              <w:spacing w:line="240" w:lineRule="auto" w:before="0" w:after="0"/>
+              <w:ind w:firstLine="0"/>
+              <w:jc w:val="left"/>
+            </w:pPr>
+            <w:r>
+              <w:rPr>
+                <w:rFonts w:ascii="Times New Roman" w:hAnsi="Times New Roman" w:cs="Times New Roman" w:eastAsia="Times New Roman"/>
+                <w:b/>
+                <w:sz w:val="24"/>
+              </w:rPr>
+              <w:t>Содержание</w:t>
+            </w:r>
+          </w:p>
+        </w:tc>
+      </w:tr>
+      <w:tr>
+        <w:tc>
+          <w:tcPr>
+            <w:tcW w:type="dxa" w:w="4844"/>
+          </w:tcPr>
+          <w:p>
+            <w:pPr>
+              <w:spacing w:line="240" w:lineRule="auto" w:before="0" w:after="0"/>
+              <w:ind w:firstLine="0"/>
+              <w:jc w:val="left"/>
+            </w:pPr>
+            <w:r>
+              <w:rPr>
+                <w:rFonts w:ascii="Times New Roman" w:hAnsi="Times New Roman" w:cs="Times New Roman" w:eastAsia="Times New Roman"/>
+                <w:b w:val="0"/>
+                <w:sz w:val="24"/>
+              </w:rPr>
+              <w:t>Имя</w:t>
+            </w:r>
+          </w:p>
+        </w:tc>
+        <w:tc>
+          <w:tcPr>
+            <w:tcW w:type="dxa" w:w="4844"/>
+          </w:tcPr>
+          <w:p>
+            <w:pPr>
+              <w:spacing w:line="240" w:lineRule="auto" w:before="0" w:after="0"/>
+              <w:ind w:firstLine="0"/>
+              <w:jc w:val="left"/>
+            </w:pPr>
+            <w:r>
+              <w:rPr>
+                <w:rFonts w:ascii="Times New Roman" w:hAnsi="Times New Roman" w:cs="Times New Roman" w:eastAsia="Times New Roman"/>
+                <w:b w:val="0"/>
+                <w:sz w:val="24"/>
+              </w:rPr>
+              <w:t>выбратьПрогон()</w:t>
+            </w:r>
+          </w:p>
+        </w:tc>
+      </w:tr>
+      <w:tr>
+        <w:tc>
+          <w:tcPr>
+            <w:tcW w:type="dxa" w:w="4844"/>
+          </w:tcPr>
+          <w:p>
+            <w:pPr>
+              <w:spacing w:line="240" w:lineRule="auto" w:before="0" w:after="0"/>
+              <w:ind w:firstLine="0"/>
+              <w:jc w:val="left"/>
+            </w:pPr>
+            <w:r>
+              <w:rPr>
+                <w:rFonts w:ascii="Times New Roman" w:hAnsi="Times New Roman" w:cs="Times New Roman" w:eastAsia="Times New Roman"/>
+                <w:b w:val="0"/>
+                <w:sz w:val="24"/>
+              </w:rPr>
+              <w:t>Обязанности</w:t>
+            </w:r>
+          </w:p>
+        </w:tc>
+        <w:tc>
+          <w:tcPr>
+            <w:tcW w:type="dxa" w:w="4844"/>
+          </w:tcPr>
+          <w:p>
+            <w:pPr>
+              <w:spacing w:line="240" w:lineRule="auto" w:before="0" w:after="0"/>
+              <w:ind w:firstLine="0"/>
+              <w:jc w:val="left"/>
+            </w:pPr>
+            <w:r>
+              <w:rPr>
+                <w:rFonts w:ascii="Times New Roman" w:hAnsi="Times New Roman" w:cs="Times New Roman" w:eastAsia="Times New Roman"/>
+                <w:b w:val="0"/>
+                <w:sz w:val="24"/>
+              </w:rPr>
+              <w:t>Принять выбранный пользователем прогон</w:t>
+            </w:r>
+          </w:p>
+        </w:tc>
+      </w:tr>
+      <w:tr>
+        <w:tc>
+          <w:tcPr>
+            <w:tcW w:type="dxa" w:w="4844"/>
+          </w:tcPr>
+          <w:p>
+            <w:pPr>
+              <w:spacing w:line="240" w:lineRule="auto" w:before="0" w:after="0"/>
+              <w:ind w:firstLine="0"/>
+              <w:jc w:val="left"/>
+            </w:pPr>
+            <w:r>
+              <w:rPr>
+                <w:rFonts w:ascii="Times New Roman" w:hAnsi="Times New Roman" w:cs="Times New Roman" w:eastAsia="Times New Roman"/>
+                <w:b w:val="0"/>
+                <w:sz w:val="24"/>
+              </w:rPr>
+              <w:t>Тип</w:t>
+            </w:r>
+          </w:p>
+        </w:tc>
+        <w:tc>
+          <w:tcPr>
+            <w:tcW w:type="dxa" w:w="4844"/>
+          </w:tcPr>
+          <w:p>
+            <w:pPr>
+              <w:spacing w:line="240" w:lineRule="auto" w:before="0" w:after="0"/>
+              <w:ind w:firstLine="0"/>
+              <w:jc w:val="left"/>
+            </w:pPr>
+            <w:r>
+              <w:rPr>
+                <w:rFonts w:ascii="Times New Roman" w:hAnsi="Times New Roman" w:cs="Times New Roman" w:eastAsia="Times New Roman"/>
+                <w:b w:val="0"/>
+                <w:sz w:val="24"/>
+              </w:rPr>
+              <w:t>Системная</w:t>
+            </w:r>
+          </w:p>
+        </w:tc>
+      </w:tr>
+      <w:tr>
+        <w:tc>
+          <w:tcPr>
+            <w:tcW w:type="dxa" w:w="4844"/>
+          </w:tcPr>
+          <w:p>
+            <w:pPr>
+              <w:spacing w:line="240" w:lineRule="auto" w:before="0" w:after="0"/>
+              <w:ind w:firstLine="0"/>
+              <w:jc w:val="left"/>
+            </w:pPr>
+            <w:r>
+              <w:rPr>
+                <w:rFonts w:ascii="Times New Roman" w:hAnsi="Times New Roman" w:cs="Times New Roman" w:eastAsia="Times New Roman"/>
+                <w:b w:val="0"/>
+                <w:sz w:val="24"/>
+              </w:rPr>
+              <w:t>Ссылки</w:t>
+            </w:r>
+          </w:p>
+        </w:tc>
+        <w:tc>
+          <w:tcPr>
+            <w:tcW w:type="dxa" w:w="4844"/>
+          </w:tcPr>
+          <w:p>
+            <w:pPr>
+              <w:spacing w:line="240" w:lineRule="auto" w:before="0" w:after="0"/>
+              <w:ind w:firstLine="0"/>
+              <w:jc w:val="left"/>
+            </w:pPr>
+            <w:r>
+              <w:rPr>
+                <w:rFonts w:ascii="Times New Roman" w:hAnsi="Times New Roman" w:cs="Times New Roman" w:eastAsia="Times New Roman"/>
+                <w:b w:val="0"/>
+                <w:sz w:val="24"/>
+              </w:rPr>
+              <w:t>Вариант использования «Просмотреть историю прогонов»</w:t>
+            </w:r>
+          </w:p>
+        </w:tc>
+      </w:tr>
+      <w:tr>
+        <w:tc>
+          <w:tcPr>
+            <w:tcW w:type="dxa" w:w="4844"/>
+          </w:tcPr>
+          <w:p>
+            <w:pPr>
+              <w:spacing w:line="240" w:lineRule="auto" w:before="0" w:after="0"/>
+              <w:ind w:firstLine="0"/>
+              <w:jc w:val="left"/>
+            </w:pPr>
+            <w:r>
+              <w:rPr>
+                <w:rFonts w:ascii="Times New Roman" w:hAnsi="Times New Roman" w:cs="Times New Roman" w:eastAsia="Times New Roman"/>
+                <w:b w:val="0"/>
+                <w:sz w:val="24"/>
+              </w:rPr>
+              <w:t>Исключения</w:t>
+            </w:r>
+          </w:p>
+        </w:tc>
+        <w:tc>
+          <w:tcPr>
+            <w:tcW w:type="dxa" w:w="4844"/>
+          </w:tcPr>
+          <w:p>
+            <w:pPr>
+              <w:spacing w:line="240" w:lineRule="auto" w:before="0" w:after="0"/>
+              <w:ind w:firstLine="0"/>
+              <w:jc w:val="left"/>
+            </w:pPr>
+            <w:r>
+              <w:rPr>
+                <w:rFonts w:ascii="Times New Roman" w:hAnsi="Times New Roman" w:cs="Times New Roman" w:eastAsia="Times New Roman"/>
+                <w:b w:val="0"/>
+                <w:sz w:val="24"/>
+              </w:rPr>
+              <w:t>Прогон не выбран — действие не выполняется</w:t>
+            </w:r>
+          </w:p>
+        </w:tc>
+      </w:tr>
+      <w:tr>
+        <w:tc>
+          <w:tcPr>
+            <w:tcW w:type="dxa" w:w="4844"/>
+          </w:tcPr>
+          <w:p>
+            <w:pPr>
+              <w:spacing w:line="240" w:lineRule="auto" w:before="0" w:after="0"/>
+              <w:ind w:firstLine="0"/>
+              <w:jc w:val="left"/>
+            </w:pPr>
+            <w:r>
+              <w:rPr>
+                <w:rFonts w:ascii="Times New Roman" w:hAnsi="Times New Roman" w:cs="Times New Roman" w:eastAsia="Times New Roman"/>
+                <w:b w:val="0"/>
+                <w:sz w:val="24"/>
+              </w:rPr>
+              <w:t>Предусловие</w:t>
+            </w:r>
+          </w:p>
+        </w:tc>
+        <w:tc>
+          <w:tcPr>
+            <w:tcW w:type="dxa" w:w="4844"/>
+          </w:tcPr>
+          <w:p>
+            <w:pPr>
+              <w:spacing w:line="240" w:lineRule="auto" w:before="0" w:after="0"/>
+              <w:ind w:firstLine="0"/>
+              <w:jc w:val="left"/>
+            </w:pPr>
+            <w:r>
+              <w:rPr>
+                <w:rFonts w:ascii="Times New Roman" w:hAnsi="Times New Roman" w:cs="Times New Roman" w:eastAsia="Times New Roman"/>
+                <w:b w:val="0"/>
+                <w:sz w:val="24"/>
+              </w:rPr>
+              <w:t>Список прогонов получен</w:t>
+            </w:r>
+          </w:p>
+        </w:tc>
+      </w:tr>
+      <w:tr>
+        <w:tc>
+          <w:tcPr>
+            <w:tcW w:type="dxa" w:w="4844"/>
+          </w:tcPr>
+          <w:p>
+            <w:pPr>
+              <w:spacing w:line="240" w:lineRule="auto" w:before="0" w:after="0"/>
+              <w:ind w:firstLine="0"/>
+              <w:jc w:val="left"/>
+            </w:pPr>
+            <w:r>
+              <w:rPr>
+                <w:rFonts w:ascii="Times New Roman" w:hAnsi="Times New Roman" w:cs="Times New Roman" w:eastAsia="Times New Roman"/>
+                <w:b w:val="0"/>
+                <w:sz w:val="24"/>
+              </w:rPr>
+              <w:t>Постусловие</w:t>
+            </w:r>
+          </w:p>
+        </w:tc>
+        <w:tc>
+          <w:tcPr>
+            <w:tcW w:type="dxa" w:w="4844"/>
+          </w:tcPr>
+          <w:p>
+            <w:pPr>
+              <w:spacing w:line="240" w:lineRule="auto" w:before="0" w:after="0"/>
+              <w:ind w:firstLine="0"/>
+              <w:jc w:val="left"/>
+            </w:pPr>
+            <w:r>
+              <w:rPr>
+                <w:rFonts w:ascii="Times New Roman" w:hAnsi="Times New Roman" w:cs="Times New Roman" w:eastAsia="Times New Roman"/>
+                <w:b w:val="0"/>
+                <w:sz w:val="24"/>
+              </w:rPr>
+              <w:t>Прогон выбран</w:t>
+            </w:r>
+          </w:p>
+        </w:tc>
+      </w:tr>
+    </w:tbl>
+    <w:p>
+      <w:pPr>
+        <w:spacing w:lineRule="auto" w:line="360" w:before="160" w:after="40"/>
+        <w:ind w:firstLine="0"/>
+        <w:jc w:val="left"/>
+      </w:pPr>
+      <w:r>
+        <w:rPr>
+          <w:rFonts w:ascii="Times New Roman" w:hAnsi="Times New Roman" w:cs="Times New Roman" w:eastAsia="Times New Roman"/>
+          <w:sz w:val="28"/>
+        </w:rPr>
+        <w:t>Таблица 21 – Описание системной операции «показатьРезультатыПрогона()»</w:t>
+      </w:r>
+    </w:p>
+    <w:tbl>
+      <w:tblPr>
+        <w:tblStyle w:val="TableGrid"/>
+        <w:tblW w:type="auto" w:w="0"/>
+        <w:jc w:val="left"/>
+        <w:tblLook w:firstColumn="1" w:firstRow="1" w:lastColumn="0" w:lastRow="0" w:noHBand="0" w:noVBand="1" w:val="04A0"/>
+      </w:tblPr>
+      <w:tblGrid>
+        <w:gridCol w:w="4844"/>
+        <w:gridCol w:w="4844"/>
+      </w:tblGrid>
+      <w:tr>
+        <w:tc>
+          <w:tcPr>
+            <w:tcW w:type="dxa" w:w="4844"/>
+          </w:tcPr>
+          <w:p>
+            <w:pPr>
+              <w:spacing w:line="240" w:lineRule="auto" w:before="0" w:after="0"/>
+              <w:ind w:firstLine="0"/>
+              <w:jc w:val="left"/>
+            </w:pPr>
+            <w:r>
+              <w:rPr>
+                <w:rFonts w:ascii="Times New Roman" w:hAnsi="Times New Roman" w:cs="Times New Roman" w:eastAsia="Times New Roman"/>
+                <w:b/>
+                <w:sz w:val="24"/>
+              </w:rPr>
+              <w:t>Раздел описания</w:t>
+            </w:r>
+          </w:p>
+        </w:tc>
+        <w:tc>
+          <w:tcPr>
+            <w:tcW w:type="dxa" w:w="4844"/>
+          </w:tcPr>
+          <w:p>
+            <w:pPr>
+              <w:spacing w:line="240" w:lineRule="auto" w:before="0" w:after="0"/>
+              <w:ind w:firstLine="0"/>
+              <w:jc w:val="left"/>
+            </w:pPr>
+            <w:r>
+              <w:rPr>
+                <w:rFonts w:ascii="Times New Roman" w:hAnsi="Times New Roman" w:cs="Times New Roman" w:eastAsia="Times New Roman"/>
+                <w:b/>
+                <w:sz w:val="24"/>
+              </w:rPr>
+              <w:t>Содержание</w:t>
+            </w:r>
+          </w:p>
+        </w:tc>
+      </w:tr>
+      <w:tr>
+        <w:tc>
+          <w:tcPr>
+            <w:tcW w:type="dxa" w:w="4844"/>
+          </w:tcPr>
+          <w:p>
+            <w:pPr>
+              <w:spacing w:line="240" w:lineRule="auto" w:before="0" w:after="0"/>
+              <w:ind w:firstLine="0"/>
+              <w:jc w:val="left"/>
+            </w:pPr>
+            <w:r>
+              <w:rPr>
+                <w:rFonts w:ascii="Times New Roman" w:hAnsi="Times New Roman" w:cs="Times New Roman" w:eastAsia="Times New Roman"/>
+                <w:b w:val="0"/>
+                <w:sz w:val="24"/>
+              </w:rPr>
+              <w:t>Имя</w:t>
+            </w:r>
+          </w:p>
+        </w:tc>
+        <w:tc>
+          <w:tcPr>
+            <w:tcW w:type="dxa" w:w="4844"/>
+          </w:tcPr>
+          <w:p>
+            <w:pPr>
+              <w:spacing w:line="240" w:lineRule="auto" w:before="0" w:after="0"/>
+              <w:ind w:firstLine="0"/>
+              <w:jc w:val="left"/>
+            </w:pPr>
+            <w:r>
+              <w:rPr>
+                <w:rFonts w:ascii="Times New Roman" w:hAnsi="Times New Roman" w:cs="Times New Roman" w:eastAsia="Times New Roman"/>
+                <w:b w:val="0"/>
+                <w:sz w:val="24"/>
+              </w:rPr>
+              <w:t>показатьРезультатыПрогона()</w:t>
+            </w:r>
+          </w:p>
+        </w:tc>
+      </w:tr>
+      <w:tr>
+        <w:tc>
+          <w:tcPr>
+            <w:tcW w:type="dxa" w:w="4844"/>
+          </w:tcPr>
+          <w:p>
+            <w:pPr>
+              <w:spacing w:line="240" w:lineRule="auto" w:before="0" w:after="0"/>
+              <w:ind w:firstLine="0"/>
+              <w:jc w:val="left"/>
+            </w:pPr>
+            <w:r>
+              <w:rPr>
+                <w:rFonts w:ascii="Times New Roman" w:hAnsi="Times New Roman" w:cs="Times New Roman" w:eastAsia="Times New Roman"/>
+                <w:b w:val="0"/>
+                <w:sz w:val="24"/>
+              </w:rPr>
+              <w:t>Обязанности</w:t>
+            </w:r>
+          </w:p>
+        </w:tc>
+        <w:tc>
+          <w:tcPr>
+            <w:tcW w:type="dxa" w:w="4844"/>
+          </w:tcPr>
+          <w:p>
+            <w:pPr>
+              <w:spacing w:line="240" w:lineRule="auto" w:before="0" w:after="0"/>
+              <w:ind w:firstLine="0"/>
+              <w:jc w:val="left"/>
+            </w:pPr>
+            <w:r>
+              <w:rPr>
+                <w:rFonts w:ascii="Times New Roman" w:hAnsi="Times New Roman" w:cs="Times New Roman" w:eastAsia="Times New Roman"/>
+                <w:b w:val="0"/>
+                <w:sz w:val="24"/>
+              </w:rPr>
+              <w:t>Отобразить результаты выбранного прогона</w:t>
+            </w:r>
+          </w:p>
+        </w:tc>
+      </w:tr>
+      <w:tr>
+        <w:tc>
+          <w:tcPr>
+            <w:tcW w:type="dxa" w:w="4844"/>
+          </w:tcPr>
+          <w:p>
+            <w:pPr>
+              <w:spacing w:line="240" w:lineRule="auto" w:before="0" w:after="0"/>
+              <w:ind w:firstLine="0"/>
+              <w:jc w:val="left"/>
+            </w:pPr>
+            <w:r>
+              <w:rPr>
+                <w:rFonts w:ascii="Times New Roman" w:hAnsi="Times New Roman" w:cs="Times New Roman" w:eastAsia="Times New Roman"/>
+                <w:b w:val="0"/>
+                <w:sz w:val="24"/>
+              </w:rPr>
+              <w:t>Тип</w:t>
+            </w:r>
+          </w:p>
+        </w:tc>
+        <w:tc>
+          <w:tcPr>
+            <w:tcW w:type="dxa" w:w="4844"/>
+          </w:tcPr>
+          <w:p>
+            <w:pPr>
+              <w:spacing w:line="240" w:lineRule="auto" w:before="0" w:after="0"/>
+              <w:ind w:firstLine="0"/>
+              <w:jc w:val="left"/>
+            </w:pPr>
+            <w:r>
+              <w:rPr>
+                <w:rFonts w:ascii="Times New Roman" w:hAnsi="Times New Roman" w:cs="Times New Roman" w:eastAsia="Times New Roman"/>
+                <w:b w:val="0"/>
+                <w:sz w:val="24"/>
+              </w:rPr>
+              <w:t>Системная</w:t>
+            </w:r>
+          </w:p>
+        </w:tc>
+      </w:tr>
+      <w:tr>
+        <w:tc>
+          <w:tcPr>
+            <w:tcW w:type="dxa" w:w="4844"/>
+          </w:tcPr>
+          <w:p>
+            <w:pPr>
+              <w:spacing w:line="240" w:lineRule="auto" w:before="0" w:after="0"/>
+              <w:ind w:firstLine="0"/>
+              <w:jc w:val="left"/>
+            </w:pPr>
+            <w:r>
+              <w:rPr>
+                <w:rFonts w:ascii="Times New Roman" w:hAnsi="Times New Roman" w:cs="Times New Roman" w:eastAsia="Times New Roman"/>
+                <w:b w:val="0"/>
+                <w:sz w:val="24"/>
+              </w:rPr>
+              <w:t>Ссылки</w:t>
+            </w:r>
+          </w:p>
+        </w:tc>
+        <w:tc>
+          <w:tcPr>
+            <w:tcW w:type="dxa" w:w="4844"/>
+          </w:tcPr>
+          <w:p>
+            <w:pPr>
+              <w:spacing w:line="240" w:lineRule="auto" w:before="0" w:after="0"/>
+              <w:ind w:firstLine="0"/>
+              <w:jc w:val="left"/>
+            </w:pPr>
+            <w:r>
+              <w:rPr>
+                <w:rFonts w:ascii="Times New Roman" w:hAnsi="Times New Roman" w:cs="Times New Roman" w:eastAsia="Times New Roman"/>
+                <w:b w:val="0"/>
+                <w:sz w:val="24"/>
+              </w:rPr>
+              <w:t>Вариант использования «Просмотреть историю прогонов»</w:t>
+            </w:r>
+          </w:p>
+        </w:tc>
+      </w:tr>
+      <w:tr>
+        <w:tc>
+          <w:tcPr>
+            <w:tcW w:type="dxa" w:w="4844"/>
+          </w:tcPr>
+          <w:p>
+            <w:pPr>
+              <w:spacing w:line="240" w:lineRule="auto" w:before="0" w:after="0"/>
+              <w:ind w:firstLine="0"/>
+              <w:jc w:val="left"/>
+            </w:pPr>
+            <w:r>
+              <w:rPr>
+                <w:rFonts w:ascii="Times New Roman" w:hAnsi="Times New Roman" w:cs="Times New Roman" w:eastAsia="Times New Roman"/>
+                <w:b w:val="0"/>
+                <w:sz w:val="24"/>
+              </w:rPr>
+              <w:t>Исключения</w:t>
+            </w:r>
+          </w:p>
+        </w:tc>
+        <w:tc>
+          <w:tcPr>
+            <w:tcW w:type="dxa" w:w="4844"/>
+          </w:tcPr>
+          <w:p>
+            <w:pPr>
+              <w:spacing w:line="240" w:lineRule="auto" w:before="0" w:after="0"/>
+              <w:ind w:firstLine="0"/>
+              <w:jc w:val="left"/>
+            </w:pPr>
+            <w:r>
+              <w:rPr>
+                <w:rFonts w:ascii="Times New Roman" w:hAnsi="Times New Roman" w:cs="Times New Roman" w:eastAsia="Times New Roman"/>
+                <w:b w:val="0"/>
+                <w:sz w:val="24"/>
+              </w:rPr>
+              <w:t>Данные прогона повреждены — сообщение об ошибке</w:t>
+            </w:r>
+          </w:p>
+        </w:tc>
+      </w:tr>
+      <w:tr>
+        <w:tc>
+          <w:tcPr>
+            <w:tcW w:type="dxa" w:w="4844"/>
+          </w:tcPr>
+          <w:p>
+            <w:pPr>
+              <w:spacing w:line="240" w:lineRule="auto" w:before="0" w:after="0"/>
+              <w:ind w:firstLine="0"/>
+              <w:jc w:val="left"/>
+            </w:pPr>
+            <w:r>
+              <w:rPr>
+                <w:rFonts w:ascii="Times New Roman" w:hAnsi="Times New Roman" w:cs="Times New Roman" w:eastAsia="Times New Roman"/>
+                <w:b w:val="0"/>
+                <w:sz w:val="24"/>
+              </w:rPr>
+              <w:t>Предусловие</w:t>
+            </w:r>
+          </w:p>
+        </w:tc>
+        <w:tc>
+          <w:tcPr>
+            <w:tcW w:type="dxa" w:w="4844"/>
+          </w:tcPr>
+          <w:p>
+            <w:pPr>
+              <w:spacing w:line="240" w:lineRule="auto" w:before="0" w:after="0"/>
+              <w:ind w:firstLine="0"/>
+              <w:jc w:val="left"/>
+            </w:pPr>
+            <w:r>
+              <w:rPr>
+                <w:rFonts w:ascii="Times New Roman" w:hAnsi="Times New Roman" w:cs="Times New Roman" w:eastAsia="Times New Roman"/>
+                <w:b w:val="0"/>
+                <w:sz w:val="24"/>
+              </w:rPr>
+              <w:t>Прогон выбран</w:t>
+            </w:r>
+          </w:p>
+        </w:tc>
+      </w:tr>
+      <w:tr>
+        <w:tc>
+          <w:tcPr>
+            <w:tcW w:type="dxa" w:w="4844"/>
+          </w:tcPr>
+          <w:p>
+            <w:pPr>
+              <w:spacing w:line="240" w:lineRule="auto" w:before="0" w:after="0"/>
+              <w:ind w:firstLine="0"/>
+              <w:jc w:val="left"/>
+            </w:pPr>
+            <w:r>
+              <w:rPr>
+                <w:rFonts w:ascii="Times New Roman" w:hAnsi="Times New Roman" w:cs="Times New Roman" w:eastAsia="Times New Roman"/>
+                <w:b w:val="0"/>
+                <w:sz w:val="24"/>
+              </w:rPr>
+              <w:t>Постусловие</w:t>
+            </w:r>
+          </w:p>
+        </w:tc>
+        <w:tc>
+          <w:tcPr>
+            <w:tcW w:type="dxa" w:w="4844"/>
+          </w:tcPr>
+          <w:p>
+            <w:pPr>
+              <w:spacing w:line="240" w:lineRule="auto" w:before="0" w:after="0"/>
+              <w:ind w:firstLine="0"/>
+              <w:jc w:val="left"/>
+            </w:pPr>
+            <w:r>
+              <w:rPr>
+                <w:rFonts w:ascii="Times New Roman" w:hAnsi="Times New Roman" w:cs="Times New Roman" w:eastAsia="Times New Roman"/>
+                <w:b w:val="0"/>
+                <w:sz w:val="24"/>
+              </w:rPr>
+              <w:t>Результаты прогона отображены</w:t>
+            </w:r>
+          </w:p>
+        </w:tc>
+      </w:tr>
+    </w:tbl>
+    <w:p>
+      <w:pPr>
+        <w:spacing w:lineRule="auto" w:line="360" w:before="240" w:after="120"/>
+        <w:ind w:firstLine="0"/>
+        <w:jc w:val="left"/>
+      </w:pPr>
+      <w:r>
+        <w:rPr>
+          <w:rFonts w:ascii="Times New Roman" w:hAnsi="Times New Roman" w:cs="Times New Roman" w:eastAsia="Times New Roman"/>
+          <w:b/>
+          <w:sz w:val="28"/>
+        </w:rPr>
+        <w:t>1.4.4 Построение диаграммы деятельностей варианта использования</w:t>
+      </w:r>
+    </w:p>
+    <w:p>
+      <w:pPr>
+        <w:spacing w:lineRule="auto" w:line="360" w:before="0" w:after="0"/>
+        <w:ind w:firstLine="425"/>
+        <w:jc w:val="both"/>
+      </w:pPr>
+      <w:r>
+        <w:rPr>
+          <w:rFonts w:ascii="Times New Roman" w:hAnsi="Times New Roman" w:cs="Times New Roman" w:eastAsia="Times New Roman"/>
+          <w:b w:val="0"/>
+          <w:sz w:val="28"/>
+        </w:rPr>
+        <w:t>Диаграмма деятельностей уточняет выбранный вариант использования, представляя его как обобщённый алгоритм. Альтернативные пути обозначают ромбом с указанием условия и подписями ветвей «да» и «нет»; повторяющуюся для каждого элемента деятельность помечают символом «*». Для уточнения выбран основной вариант использования «сгенерировать тесты».</w:t>
+      </w:r>
+    </w:p>
+    <w:p>
+      <w:pPr>
+        <w:spacing w:lineRule="auto" w:line="360" w:before="0" w:after="0"/>
+        <w:ind w:firstLine="425"/>
+        <w:jc w:val="both"/>
+      </w:pPr>
+      <w:r>
+        <w:rPr>
+          <w:rFonts w:ascii="Times New Roman" w:hAnsi="Times New Roman" w:cs="Times New Roman" w:eastAsia="Times New Roman"/>
+          <w:b w:val="0"/>
+          <w:sz w:val="28"/>
+        </w:rPr>
+        <w:t>Пользователь задаёт файл модели, каталог сохранения и уровень тестирования. При отсутствии параметров выдаётся сообщение об ошибке. Далее система разбирает модель и проверяет её корректность; для корректной модели определяется вид каждой сущности. Для каждой сущности проверяется наличие заданных операций: при их отсутствии сущность пропускается, иначе в зависимости от способа ведения данных формируются проверки для карточки либо для таблицы. После обработки всех сущностей проект тестов сохраняется. Диаграмма деятельностей приведена на рисунке 7.</w:t>
+      </w:r>
+    </w:p>
+    <w:p>
+      <w:pPr>
+        <w:spacing w:before="120" w:after="0"/>
+        <w:ind w:firstLine="0"/>
+        <w:jc w:val="center"/>
+      </w:pPr>
+      <w:r>
+        <w:drawing>
+          <wp:inline xmlns:a="http://schemas.openxmlformats.org/drawingml/2006/main" xmlns:pic="http://schemas.openxmlformats.org/drawingml/2006/picture">
+            <wp:extent cx="3096000" cy="6155433"/>
+            <wp:docPr id="7" name="Picture 7"/>
+            <wp:cNvGraphicFramePr>
+              <a:graphicFrameLocks noChangeAspect="1"/>
+            </wp:cNvGraphicFramePr>
+            <a:graphic>
+              <a:graphicData uri="http://schemas.openxmlformats.org/drawingml/2006/picture">
+                <pic:pic>
+                  <pic:nvPicPr>
+                    <pic:cNvPr id="0" name="act.png"/>
+                    <pic:cNvPicPr/>
+                  </pic:nvPicPr>
+                  <pic:blipFill>
+                    <a:blip r:embed="rId15"/>
+                    <a:stretch>
+                      <a:fillRect/>
+                    </a:stretch>
+                  </pic:blipFill>
+                  <pic:spPr>
+                    <a:xfrm>
+                      <a:off x="0" y="0"/>
+                      <a:ext cx="3096000" cy="6155433"/>
+                    </a:xfrm>
+                    <a:prstGeom prst="rect"/>
+                  </pic:spPr>
+                </pic:pic>
+              </a:graphicData>
+            </a:graphic>
+          </wp:inline>
+        </w:drawing>
+      </w:r>
+    </w:p>
+    <w:p>
+      <w:pPr>
+        <w:spacing w:lineRule="auto" w:line="360" w:before="0" w:after="120"/>
+        <w:ind w:firstLine="425"/>
+        <w:jc w:val="both"/>
+      </w:pPr>
+      <w:r>
+        <w:rPr>
+          <w:rFonts w:ascii="Times New Roman" w:hAnsi="Times New Roman" w:cs="Times New Roman" w:eastAsia="Times New Roman"/>
+          <w:sz w:val="28"/>
+        </w:rPr>
+        <w:t>Рисунок 7 – Диаграмма деятельностей варианта использования «сгенерировать тесты»</w:t>
       </w:r>
     </w:p>
     <w:sectPr>
